--- a/app/contracts/contrato_acogida.docx
+++ b/app/contracts/contrato_acogida.docx
@@ -16,10 +16,23 @@
     </w:p>
     <w:p>
       <w:pPr>
+        <w:widowControl w:val="0"/>
+        <w:pBdr>
+          <w:top w:val="nil"/>
+          <w:left w:val="nil"/>
+          <w:bottom w:val="nil"/>
+          <w:right w:val="nil"/>
+          <w:between w:val="nil"/>
+        </w:pBdr>
+      </w:pPr>
+    </w:p>
+    <w:p>
+      <w:pPr>
         <w:jc w:val="center"/>
         <w:rPr>
           <w:rFonts w:ascii="Times New Roman" w:eastAsia="Times New Roman" w:hAnsi="Times New Roman" w:cs="Times New Roman"/>
           <w:b/>
+          <w:bCs/>
           <w:sz w:val="30"/>
           <w:szCs w:val="30"/>
           <w:u w:val="single"/>
@@ -29,21 +42,12 @@
         <w:rPr>
           <w:rFonts w:ascii="Times New Roman" w:eastAsia="Times New Roman" w:hAnsi="Times New Roman" w:cs="Times New Roman"/>
           <w:b/>
+          <w:bCs/>
           <w:sz w:val="30"/>
           <w:szCs w:val="30"/>
           <w:u w:val="single"/>
         </w:rPr>
-        <w:t xml:space="preserve">CONTRATO DE ACOGIDA </w:t>
-      </w:r>
-      <w:r>
-        <w:rPr>
-          <w:rFonts w:ascii="Times New Roman" w:eastAsia="Times New Roman" w:hAnsi="Times New Roman" w:cs="Times New Roman"/>
-          <w:b/>
-          <w:sz w:val="30"/>
-          <w:szCs w:val="30"/>
-          <w:u w:val="single"/>
-        </w:rPr>
-        <w:t>DE LA MASCOTA</w:t>
+        <w:t>CONTRATO DE ACOGIDA DE LA MASCOTA</w:t>
       </w:r>
     </w:p>
     <w:p/>
@@ -55,6 +59,7 @@
         <w:rPr>
           <w:rFonts w:ascii="Times New Roman" w:eastAsia="Times New Roman" w:hAnsi="Times New Roman" w:cs="Times New Roman"/>
           <w:b/>
+          <w:bCs/>
           <w:sz w:val="24"/>
           <w:szCs w:val="24"/>
         </w:rPr>
@@ -95,6 +100,7 @@
         <w:rPr>
           <w:rFonts w:ascii="Times New Roman" w:eastAsia="Times New Roman" w:hAnsi="Times New Roman" w:cs="Times New Roman"/>
           <w:b/>
+          <w:bCs/>
           <w:sz w:val="20"/>
           <w:szCs w:val="20"/>
         </w:rPr>
@@ -103,38 +109,92 @@
         <w:rPr>
           <w:rFonts w:ascii="Times New Roman" w:eastAsia="Times New Roman" w:hAnsi="Times New Roman" w:cs="Times New Roman"/>
           <w:b/>
+          <w:bCs/>
           <w:sz w:val="20"/>
           <w:szCs w:val="20"/>
         </w:rPr>
-        <w:t>Dña. Andrea María Quintana García con D.N.I 70905660-H, en representación de la Asociación Protectora de Animales y Plantas “Siempre Fiel”, con CIF G37511995 con domicilio en María Auxiliadora, nº 2, 37004, Salamanca, con</w:t>
-      </w:r>
-      <w:r>
-        <w:rPr>
-          <w:rFonts w:ascii="Times New Roman" w:eastAsia="Times New Roman" w:hAnsi="Times New Roman" w:cs="Times New Roman"/>
-          <w:b/>
+        <w:t xml:space="preserve">Dña. Andrea María Quintana García con D.N.I 70905660-H, en representación de la Asociación Protectora de Animales y Plantas “Siempre Fiel”, con CIF G37511995 con domicilio en María Auxiliadora, </w:t>
+      </w:r>
+      <w:proofErr w:type="spellStart"/>
+      <w:r>
+        <w:rPr>
+          <w:rFonts w:ascii="Times New Roman" w:eastAsia="Times New Roman" w:hAnsi="Times New Roman" w:cs="Times New Roman"/>
+          <w:b/>
+          <w:bCs/>
           <w:sz w:val="20"/>
           <w:szCs w:val="20"/>
         </w:rPr>
-        <w:t xml:space="preserve"> teléfono 606543844 / 622643844 / 644 24 63 36.</w:t>
-      </w:r>
-    </w:p>
-    <w:p>
-      <w:pPr>
-        <w:jc w:val="both"/>
-        <w:rPr>
-          <w:rFonts w:ascii="Times New Roman" w:eastAsia="Times New Roman" w:hAnsi="Times New Roman" w:cs="Times New Roman"/>
-          <w:b/>
+        <w:t>nº</w:t>
+      </w:r>
+      <w:proofErr w:type="spellEnd"/>
+      <w:r>
+        <w:rPr>
+          <w:rFonts w:ascii="Times New Roman" w:eastAsia="Times New Roman" w:hAnsi="Times New Roman" w:cs="Times New Roman"/>
+          <w:b/>
+          <w:bCs/>
           <w:sz w:val="20"/>
           <w:szCs w:val="20"/>
         </w:rPr>
-      </w:pPr>
-      <w:r>
-        <w:rPr>
-          <w:rFonts w:ascii="Times New Roman" w:eastAsia="Times New Roman" w:hAnsi="Times New Roman" w:cs="Times New Roman"/>
-          <w:b/>
+        <w:t xml:space="preserve"> 2, 37004, Salamanca, con teléfono OFICIAL </w:t>
+      </w:r>
+      <w:r>
+        <w:rPr>
+          <w:rFonts w:ascii="Times New Roman" w:eastAsia="Times New Roman" w:hAnsi="Times New Roman" w:cs="Times New Roman"/>
+          <w:b/>
+          <w:bCs/>
+          <w:color w:val="FF0000"/>
+          <w:u w:val="single"/>
+        </w:rPr>
+        <w:t>606543844</w:t>
+      </w:r>
+      <w:r>
+        <w:rPr>
+          <w:rFonts w:ascii="Times New Roman" w:eastAsia="Times New Roman" w:hAnsi="Times New Roman" w:cs="Times New Roman"/>
+          <w:b/>
+          <w:bCs/>
           <w:sz w:val="20"/>
           <w:szCs w:val="20"/>
         </w:rPr>
+        <w:t xml:space="preserve"> y de URGENCIAS </w:t>
+      </w:r>
+      <w:r>
+        <w:rPr>
+          <w:rFonts w:ascii="Times New Roman" w:eastAsia="Times New Roman" w:hAnsi="Times New Roman" w:cs="Times New Roman"/>
+          <w:b/>
+          <w:bCs/>
+          <w:color w:val="FF0000"/>
+          <w:u w:val="single"/>
+        </w:rPr>
+        <w:t>722744137</w:t>
+      </w:r>
+      <w:r>
+        <w:rPr>
+          <w:rFonts w:ascii="Times New Roman" w:eastAsia="Times New Roman" w:hAnsi="Times New Roman" w:cs="Times New Roman"/>
+          <w:b/>
+          <w:bCs/>
+        </w:rPr>
+        <w:t xml:space="preserve"> </w:t>
+      </w:r>
+    </w:p>
+    <w:p>
+      <w:pPr>
+        <w:jc w:val="both"/>
+        <w:rPr>
+          <w:rFonts w:ascii="Times New Roman" w:eastAsia="Times New Roman" w:hAnsi="Times New Roman" w:cs="Times New Roman"/>
+          <w:b/>
+          <w:bCs/>
+          <w:sz w:val="20"/>
+          <w:szCs w:val="20"/>
+        </w:rPr>
+      </w:pPr>
+      <w:r>
+        <w:rPr>
+          <w:rFonts w:ascii="Times New Roman" w:eastAsia="Times New Roman" w:hAnsi="Times New Roman" w:cs="Times New Roman"/>
+          <w:b/>
+          <w:bCs/>
+          <w:sz w:val="20"/>
+          <w:szCs w:val="20"/>
+        </w:rPr>
         <w:t xml:space="preserve"> </w:t>
       </w:r>
     </w:p>
@@ -162,6 +222,7 @@
     </w:p>
     <w:tbl>
       <w:tblPr>
+        <w:tblStyle w:val="a3"/>
         <w:tblW w:w="9030" w:type="dxa"/>
         <w:tblInd w:w="-15" w:type="dxa"/>
         <w:tblBorders>
@@ -206,6 +267,7 @@
               <w:widowControl w:val="0"/>
               <w:rPr>
                 <w:b/>
+                <w:bCs/>
                 <w:sz w:val="20"/>
                 <w:szCs w:val="20"/>
               </w:rPr>
@@ -214,19 +276,11 @@
               <w:rPr>
                 <w:rFonts w:ascii="Times New Roman" w:eastAsia="Times New Roman" w:hAnsi="Times New Roman" w:cs="Times New Roman"/>
                 <w:b/>
+                <w:bCs/>
                 <w:sz w:val="20"/>
                 <w:szCs w:val="20"/>
               </w:rPr>
-              <w:t>NOMBRE Y APELLIDOS:</w:t>
-            </w:r>
-            <w:r>
-              <w:rPr>
-                <w:rFonts w:ascii="Times New Roman" w:eastAsia="Times New Roman" w:hAnsi="Times New Roman" w:cs="Times New Roman"/>
-                <w:b/>
-                <w:sz w:val="20"/>
-                <w:szCs w:val="20"/>
-              </w:rPr>
-              <w:t xml:space="preserve"> </w:t>
+              <w:t xml:space="preserve">NOMBRE Y APELLIDOS: </w:t>
             </w:r>
           </w:p>
         </w:tc>
@@ -259,6 +313,7 @@
               <w:rPr>
                 <w:rFonts w:ascii="Times New Roman" w:eastAsia="Times New Roman" w:hAnsi="Times New Roman" w:cs="Times New Roman"/>
                 <w:b/>
+                <w:bCs/>
                 <w:sz w:val="20"/>
                 <w:szCs w:val="20"/>
               </w:rPr>
@@ -267,6 +322,7 @@
               <w:rPr>
                 <w:rFonts w:ascii="Times New Roman" w:eastAsia="Times New Roman" w:hAnsi="Times New Roman" w:cs="Times New Roman"/>
                 <w:b/>
+                <w:bCs/>
                 <w:sz w:val="20"/>
                 <w:szCs w:val="20"/>
               </w:rPr>
@@ -298,6 +354,7 @@
               <w:rPr>
                 <w:rFonts w:ascii="Times New Roman" w:eastAsia="Times New Roman" w:hAnsi="Times New Roman" w:cs="Times New Roman"/>
                 <w:b/>
+                <w:bCs/>
                 <w:sz w:val="20"/>
                 <w:szCs w:val="20"/>
               </w:rPr>
@@ -306,28 +363,11 @@
               <w:rPr>
                 <w:rFonts w:ascii="Times New Roman" w:eastAsia="Times New Roman" w:hAnsi="Times New Roman" w:cs="Times New Roman"/>
                 <w:b/>
+                <w:bCs/>
                 <w:sz w:val="20"/>
-                <w:szCs w:val="14"/>
+                <w:szCs w:val="20"/>
               </w:rPr>
-              <w:t>CORREO ELECTRÓNICO:</w:t>
-            </w:r>
-            <w:r>
-              <w:rPr>
-                <w:rFonts w:ascii="Times New Roman" w:eastAsia="Times New Roman" w:hAnsi="Times New Roman" w:cs="Times New Roman"/>
-                <w:b/>
-                <w:sz w:val="20"/>
-                <w:szCs w:val="16"/>
-              </w:rPr>
-              <w:t xml:space="preserve"> </w:t>
-            </w:r>
-            <w:r>
-              <w:rPr>
-                <w:rFonts w:ascii="Times New Roman" w:eastAsia="Times New Roman" w:hAnsi="Times New Roman" w:cs="Times New Roman"/>
-                <w:b/>
-                <w:sz w:val="20"/>
-                <w:szCs w:val="16"/>
-              </w:rPr>
-              <w:t xml:space="preserve"> </w:t>
+              <w:t xml:space="preserve">CORREO ELECTRÓNICO:  </w:t>
             </w:r>
           </w:p>
         </w:tc>
@@ -361,6 +401,7 @@
               <w:rPr>
                 <w:rFonts w:ascii="Times New Roman" w:eastAsia="Times New Roman" w:hAnsi="Times New Roman" w:cs="Times New Roman"/>
                 <w:b/>
+                <w:bCs/>
                 <w:sz w:val="20"/>
                 <w:szCs w:val="20"/>
               </w:rPr>
@@ -369,6 +410,7 @@
               <w:rPr>
                 <w:rFonts w:ascii="Times New Roman" w:eastAsia="Times New Roman" w:hAnsi="Times New Roman" w:cs="Times New Roman"/>
                 <w:b/>
+                <w:bCs/>
                 <w:sz w:val="20"/>
                 <w:szCs w:val="20"/>
               </w:rPr>
@@ -405,6 +447,7 @@
               <w:rPr>
                 <w:rFonts w:ascii="Times New Roman" w:eastAsia="Times New Roman" w:hAnsi="Times New Roman" w:cs="Times New Roman"/>
                 <w:b/>
+                <w:bCs/>
                 <w:sz w:val="20"/>
                 <w:szCs w:val="20"/>
               </w:rPr>
@@ -413,6 +456,7 @@
               <w:rPr>
                 <w:rFonts w:ascii="Times New Roman" w:eastAsia="Times New Roman" w:hAnsi="Times New Roman" w:cs="Times New Roman"/>
                 <w:b/>
+                <w:bCs/>
                 <w:sz w:val="20"/>
                 <w:szCs w:val="20"/>
               </w:rPr>
@@ -450,19 +494,11 @@
               <w:rPr>
                 <w:rFonts w:ascii="Times New Roman" w:eastAsia="Times New Roman" w:hAnsi="Times New Roman" w:cs="Times New Roman"/>
                 <w:b/>
+                <w:bCs/>
                 <w:sz w:val="20"/>
                 <w:szCs w:val="20"/>
               </w:rPr>
-              <w:t>P</w:t>
-            </w:r>
-            <w:r>
-              <w:rPr>
-                <w:rFonts w:ascii="Times New Roman" w:eastAsia="Times New Roman" w:hAnsi="Times New Roman" w:cs="Times New Roman"/>
-                <w:b/>
-                <w:sz w:val="20"/>
-                <w:szCs w:val="20"/>
-              </w:rPr>
-              <w:t xml:space="preserve">ROVINCIA: </w:t>
+              <w:t xml:space="preserve">PROVINCIA: </w:t>
             </w:r>
           </w:p>
         </w:tc>
@@ -495,6 +531,7 @@
               <w:rPr>
                 <w:rFonts w:ascii="Times New Roman" w:eastAsia="Times New Roman" w:hAnsi="Times New Roman" w:cs="Times New Roman"/>
                 <w:b/>
+                <w:bCs/>
                 <w:sz w:val="20"/>
                 <w:szCs w:val="20"/>
               </w:rPr>
@@ -503,6 +540,7 @@
               <w:rPr>
                 <w:rFonts w:ascii="Times New Roman" w:eastAsia="Times New Roman" w:hAnsi="Times New Roman" w:cs="Times New Roman"/>
                 <w:b/>
+                <w:bCs/>
                 <w:sz w:val="20"/>
                 <w:szCs w:val="20"/>
               </w:rPr>
@@ -534,6 +572,7 @@
               <w:rPr>
                 <w:rFonts w:ascii="Times New Roman" w:eastAsia="Times New Roman" w:hAnsi="Times New Roman" w:cs="Times New Roman"/>
                 <w:b/>
+                <w:bCs/>
                 <w:sz w:val="20"/>
                 <w:szCs w:val="20"/>
               </w:rPr>
@@ -542,6 +581,7 @@
               <w:rPr>
                 <w:rFonts w:ascii="Times New Roman" w:eastAsia="Times New Roman" w:hAnsi="Times New Roman" w:cs="Times New Roman"/>
                 <w:b/>
+                <w:bCs/>
                 <w:sz w:val="20"/>
                 <w:szCs w:val="20"/>
               </w:rPr>
@@ -574,6 +614,7 @@
         <w:rPr>
           <w:rFonts w:ascii="Times New Roman" w:eastAsia="Times New Roman" w:hAnsi="Times New Roman" w:cs="Times New Roman"/>
           <w:b/>
+          <w:bCs/>
         </w:rPr>
         <w:t>CONTRATO</w:t>
       </w:r>
@@ -599,6 +640,7 @@
         <w:rPr>
           <w:rFonts w:ascii="Times New Roman" w:eastAsia="Times New Roman" w:hAnsi="Times New Roman" w:cs="Times New Roman"/>
           <w:b/>
+          <w:bCs/>
           <w:sz w:val="24"/>
           <w:szCs w:val="24"/>
         </w:rPr>
@@ -613,6 +655,7 @@
         <w:rPr>
           <w:rFonts w:ascii="Times New Roman" w:eastAsia="Times New Roman" w:hAnsi="Times New Roman" w:cs="Times New Roman"/>
           <w:b/>
+          <w:bCs/>
         </w:rPr>
         <w:t xml:space="preserve">  </w:t>
       </w:r>
@@ -620,6 +663,7 @@
         <w:rPr>
           <w:rFonts w:ascii="Times New Roman" w:eastAsia="Times New Roman" w:hAnsi="Times New Roman" w:cs="Times New Roman"/>
           <w:b/>
+          <w:bCs/>
           <w:sz w:val="24"/>
           <w:szCs w:val="24"/>
         </w:rPr>
@@ -646,6 +690,7 @@
         <w:rPr>
           <w:rFonts w:ascii="Times New Roman" w:eastAsia="Times New Roman" w:hAnsi="Times New Roman" w:cs="Times New Roman"/>
           <w:b/>
+          <w:bCs/>
         </w:rPr>
         <w:t xml:space="preserve">recibo en régimen de acogida </w:t>
       </w:r>
@@ -653,18 +698,13 @@
         <w:rPr>
           <w:rFonts w:ascii="Times New Roman" w:eastAsia="Times New Roman" w:hAnsi="Times New Roman" w:cs="Times New Roman"/>
         </w:rPr>
-        <w:t xml:space="preserve">a la mascota indicada de la Asociación </w:t>
-      </w:r>
-      <w:r>
-        <w:rPr>
-          <w:rFonts w:ascii="Times New Roman" w:eastAsia="Times New Roman" w:hAnsi="Times New Roman" w:cs="Times New Roman"/>
-        </w:rPr>
-        <w:t xml:space="preserve">Siempre </w:t>
-      </w:r>
-      <w:r>
-        <w:rPr>
-          <w:rFonts w:ascii="Times New Roman" w:eastAsia="Times New Roman" w:hAnsi="Times New Roman" w:cs="Times New Roman"/>
-          <w:b/>
+        <w:t xml:space="preserve">a la mascota indicada de la Asociación Siempre </w:t>
+      </w:r>
+      <w:r>
+        <w:rPr>
+          <w:rFonts w:ascii="Times New Roman" w:eastAsia="Times New Roman" w:hAnsi="Times New Roman" w:cs="Times New Roman"/>
+          <w:b/>
+          <w:bCs/>
         </w:rPr>
         <w:t>Fiel</w:t>
       </w:r>
@@ -678,6 +718,7 @@
         <w:rPr>
           <w:rFonts w:ascii="Times New Roman" w:eastAsia="Times New Roman" w:hAnsi="Times New Roman" w:cs="Times New Roman"/>
           <w:b/>
+          <w:bCs/>
         </w:rPr>
         <w:t xml:space="preserve">comprometo </w:t>
       </w:r>
@@ -701,7 +742,7 @@
     </w:p>
     <w:tbl>
       <w:tblPr>
-        <w:tblStyle w:val="a"/>
+        <w:tblStyle w:val="a4"/>
         <w:tblW w:w="9030" w:type="dxa"/>
         <w:tblInd w:w="0" w:type="dxa"/>
         <w:tblBorders>
@@ -743,6 +784,7 @@
               <w:rPr>
                 <w:rFonts w:ascii="Times New Roman" w:eastAsia="Times New Roman" w:hAnsi="Times New Roman" w:cs="Times New Roman"/>
                 <w:b/>
+                <w:bCs/>
                 <w:sz w:val="20"/>
                 <w:szCs w:val="20"/>
               </w:rPr>
@@ -751,6 +793,7 @@
               <w:rPr>
                 <w:rFonts w:ascii="Times New Roman" w:eastAsia="Times New Roman" w:hAnsi="Times New Roman" w:cs="Times New Roman"/>
                 <w:b/>
+                <w:bCs/>
                 <w:sz w:val="20"/>
                 <w:szCs w:val="20"/>
               </w:rPr>
@@ -776,6 +819,7 @@
               <w:rPr>
                 <w:rFonts w:ascii="Times New Roman" w:eastAsia="Times New Roman" w:hAnsi="Times New Roman" w:cs="Times New Roman"/>
                 <w:b/>
+                <w:bCs/>
                 <w:sz w:val="20"/>
                 <w:szCs w:val="20"/>
               </w:rPr>
@@ -784,6 +828,7 @@
               <w:rPr>
                 <w:rFonts w:ascii="Times New Roman" w:eastAsia="Times New Roman" w:hAnsi="Times New Roman" w:cs="Times New Roman"/>
                 <w:b/>
+                <w:bCs/>
                 <w:sz w:val="20"/>
                 <w:szCs w:val="20"/>
               </w:rPr>
@@ -815,6 +860,7 @@
               <w:rPr>
                 <w:rFonts w:ascii="Times New Roman" w:eastAsia="Times New Roman" w:hAnsi="Times New Roman" w:cs="Times New Roman"/>
                 <w:b/>
+                <w:bCs/>
                 <w:sz w:val="20"/>
                 <w:szCs w:val="20"/>
               </w:rPr>
@@ -823,6 +869,7 @@
               <w:rPr>
                 <w:rFonts w:ascii="Times New Roman" w:eastAsia="Times New Roman" w:hAnsi="Times New Roman" w:cs="Times New Roman"/>
                 <w:b/>
+                <w:bCs/>
                 <w:sz w:val="20"/>
                 <w:szCs w:val="20"/>
               </w:rPr>
@@ -848,18 +895,32 @@
               <w:rPr>
                 <w:rFonts w:ascii="Times New Roman" w:eastAsia="Times New Roman" w:hAnsi="Times New Roman" w:cs="Times New Roman"/>
                 <w:b/>
+                <w:bCs/>
                 <w:sz w:val="20"/>
                 <w:szCs w:val="20"/>
               </w:rPr>
             </w:pPr>
+            <w:proofErr w:type="spellStart"/>
             <w:r>
               <w:rPr>
                 <w:rFonts w:ascii="Times New Roman" w:eastAsia="Times New Roman" w:hAnsi="Times New Roman" w:cs="Times New Roman"/>
                 <w:b/>
+                <w:bCs/>
                 <w:sz w:val="20"/>
                 <w:szCs w:val="20"/>
               </w:rPr>
-              <w:t xml:space="preserve">Nº PASAPORTE: </w:t>
+              <w:t>Nº</w:t>
+            </w:r>
+            <w:proofErr w:type="spellEnd"/>
+            <w:r>
+              <w:rPr>
+                <w:rFonts w:ascii="Times New Roman" w:eastAsia="Times New Roman" w:hAnsi="Times New Roman" w:cs="Times New Roman"/>
+                <w:b/>
+                <w:bCs/>
+                <w:sz w:val="20"/>
+                <w:szCs w:val="20"/>
+              </w:rPr>
+              <w:t xml:space="preserve"> PASAPORTE: </w:t>
             </w:r>
           </w:p>
         </w:tc>
@@ -886,6 +947,7 @@
               <w:rPr>
                 <w:rFonts w:ascii="Times New Roman" w:eastAsia="Times New Roman" w:hAnsi="Times New Roman" w:cs="Times New Roman"/>
                 <w:b/>
+                <w:bCs/>
                 <w:sz w:val="20"/>
                 <w:szCs w:val="20"/>
               </w:rPr>
@@ -894,6 +956,7 @@
               <w:rPr>
                 <w:rFonts w:ascii="Times New Roman" w:eastAsia="Times New Roman" w:hAnsi="Times New Roman" w:cs="Times New Roman"/>
                 <w:b/>
+                <w:bCs/>
                 <w:sz w:val="20"/>
                 <w:szCs w:val="20"/>
               </w:rPr>
@@ -919,6 +982,7 @@
               <w:rPr>
                 <w:rFonts w:ascii="Times New Roman" w:eastAsia="Times New Roman" w:hAnsi="Times New Roman" w:cs="Times New Roman"/>
                 <w:b/>
+                <w:bCs/>
                 <w:sz w:val="20"/>
                 <w:szCs w:val="20"/>
               </w:rPr>
@@ -927,19 +991,11 @@
               <w:rPr>
                 <w:rFonts w:ascii="Times New Roman" w:eastAsia="Times New Roman" w:hAnsi="Times New Roman" w:cs="Times New Roman"/>
                 <w:b/>
+                <w:bCs/>
                 <w:sz w:val="20"/>
                 <w:szCs w:val="20"/>
               </w:rPr>
-              <w:t>SEXO:</w:t>
-            </w:r>
-            <w:r>
-              <w:rPr>
-                <w:rFonts w:ascii="Times New Roman" w:eastAsia="Times New Roman" w:hAnsi="Times New Roman" w:cs="Times New Roman"/>
-                <w:b/>
-                <w:sz w:val="20"/>
-                <w:szCs w:val="20"/>
-              </w:rPr>
-              <w:t xml:space="preserve"> </w:t>
+              <w:t xml:space="preserve">SEXO: </w:t>
             </w:r>
           </w:p>
         </w:tc>
@@ -961,18 +1017,32 @@
               <w:rPr>
                 <w:rFonts w:ascii="Times New Roman" w:eastAsia="Times New Roman" w:hAnsi="Times New Roman" w:cs="Times New Roman"/>
                 <w:b/>
+                <w:bCs/>
                 <w:sz w:val="20"/>
                 <w:szCs w:val="20"/>
               </w:rPr>
             </w:pPr>
+            <w:proofErr w:type="gramStart"/>
             <w:r>
               <w:rPr>
                 <w:rFonts w:ascii="Times New Roman" w:eastAsia="Times New Roman" w:hAnsi="Times New Roman" w:cs="Times New Roman"/>
                 <w:b/>
+                <w:bCs/>
                 <w:sz w:val="20"/>
                 <w:szCs w:val="20"/>
               </w:rPr>
-              <w:t xml:space="preserve">F.NACIMIENTO: </w:t>
+              <w:t>F.NACIMIENTO</w:t>
+            </w:r>
+            <w:proofErr w:type="gramEnd"/>
+            <w:r>
+              <w:rPr>
+                <w:rFonts w:ascii="Times New Roman" w:eastAsia="Times New Roman" w:hAnsi="Times New Roman" w:cs="Times New Roman"/>
+                <w:b/>
+                <w:bCs/>
+                <w:sz w:val="20"/>
+                <w:szCs w:val="20"/>
+              </w:rPr>
+              <w:t xml:space="preserve">: </w:t>
             </w:r>
           </w:p>
         </w:tc>
@@ -999,6 +1069,7 @@
               <w:rPr>
                 <w:rFonts w:ascii="Times New Roman" w:eastAsia="Times New Roman" w:hAnsi="Times New Roman" w:cs="Times New Roman"/>
                 <w:b/>
+                <w:bCs/>
                 <w:sz w:val="20"/>
                 <w:szCs w:val="20"/>
               </w:rPr>
@@ -1007,6 +1078,7 @@
               <w:rPr>
                 <w:rFonts w:ascii="Times New Roman" w:eastAsia="Times New Roman" w:hAnsi="Times New Roman" w:cs="Times New Roman"/>
                 <w:b/>
+                <w:bCs/>
                 <w:sz w:val="20"/>
                 <w:szCs w:val="20"/>
               </w:rPr>
@@ -1032,6 +1104,7 @@
               <w:rPr>
                 <w:rFonts w:ascii="Times New Roman" w:eastAsia="Times New Roman" w:hAnsi="Times New Roman" w:cs="Times New Roman"/>
                 <w:b/>
+                <w:bCs/>
                 <w:sz w:val="20"/>
                 <w:szCs w:val="20"/>
               </w:rPr>
@@ -1040,6 +1113,7 @@
               <w:rPr>
                 <w:rFonts w:ascii="Times New Roman" w:eastAsia="Times New Roman" w:hAnsi="Times New Roman" w:cs="Times New Roman"/>
                 <w:b/>
+                <w:bCs/>
                 <w:sz w:val="20"/>
                 <w:szCs w:val="20"/>
               </w:rPr>
@@ -1066,6 +1140,7 @@
               <w:rPr>
                 <w:rFonts w:ascii="Times New Roman" w:eastAsia="Times New Roman" w:hAnsi="Times New Roman" w:cs="Times New Roman"/>
                 <w:b/>
+                <w:bCs/>
                 <w:sz w:val="20"/>
                 <w:szCs w:val="20"/>
               </w:rPr>
@@ -1074,6 +1149,7 @@
               <w:rPr>
                 <w:rFonts w:ascii="Times New Roman" w:eastAsia="Times New Roman" w:hAnsi="Times New Roman" w:cs="Times New Roman"/>
                 <w:b/>
+                <w:bCs/>
                 <w:sz w:val="20"/>
                 <w:szCs w:val="20"/>
               </w:rPr>
@@ -1085,317 +1161,165 @@
     </w:tbl>
     <w:p>
       <w:pPr>
-        <w:rPr>
-          <w:rFonts w:ascii="Times New Roman" w:eastAsia="Times New Roman" w:hAnsi="Times New Roman" w:cs="Times New Roman"/>
-        </w:rPr>
-      </w:pPr>
-    </w:p>
-    <w:p>
-      <w:pPr>
-        <w:rPr>
-          <w:rFonts w:ascii="Times New Roman" w:eastAsia="Times New Roman" w:hAnsi="Times New Roman" w:cs="Times New Roman"/>
-        </w:rPr>
-      </w:pPr>
-    </w:p>
-    <w:p>
-      <w:pPr>
-        <w:rPr>
-          <w:rFonts w:ascii="Times New Roman" w:eastAsia="Times New Roman" w:hAnsi="Times New Roman" w:cs="Times New Roman"/>
-        </w:rPr>
-      </w:pPr>
-    </w:p>
-    <w:p>
-      <w:pPr>
-        <w:rPr>
-          <w:rFonts w:ascii="Times New Roman" w:eastAsia="Times New Roman" w:hAnsi="Times New Roman" w:cs="Times New Roman"/>
-        </w:rPr>
-      </w:pPr>
-    </w:p>
-    <w:p>
-      <w:pPr>
-        <w:rPr>
-          <w:rFonts w:ascii="Times New Roman" w:eastAsia="Times New Roman" w:hAnsi="Times New Roman" w:cs="Times New Roman"/>
-        </w:rPr>
-      </w:pPr>
-      <w:r>
-        <w:rPr>
-          <w:noProof/>
-          <w:lang w:val="es-ES"/>
-        </w:rPr>
-        <w:drawing>
-          <wp:anchor distT="0" distB="0" distL="0" distR="0" simplePos="0" relativeHeight="251659264" behindDoc="1" locked="0" layoutInCell="1" hidden="0" allowOverlap="1" wp14:anchorId="0C860006" wp14:editId="0BBB9BC2">
-            <wp:simplePos x="0" y="0"/>
-            <wp:positionH relativeFrom="column">
-              <wp:posOffset>333375</wp:posOffset>
-            </wp:positionH>
-            <wp:positionV relativeFrom="paragraph">
-              <wp:posOffset>22860</wp:posOffset>
-            </wp:positionV>
-            <wp:extent cx="828675" cy="600075"/>
-            <wp:effectExtent l="0" t="0" r="0" b="0"/>
-            <wp:wrapNone/>
-            <wp:docPr id="16" name="image7.png"/>
-            <wp:cNvGraphicFramePr/>
-            <a:graphic xmlns:a="http://schemas.openxmlformats.org/drawingml/2006/main">
-              <a:graphicData uri="http://schemas.openxmlformats.org/drawingml/2006/picture">
-                <pic:pic xmlns:pic="http://schemas.openxmlformats.org/drawingml/2006/picture">
-                  <pic:nvPicPr>
-                    <pic:cNvPr id="0" name="image7.png"/>
-                    <pic:cNvPicPr preferRelativeResize="0"/>
-                  </pic:nvPicPr>
-                  <pic:blipFill>
-                    <a:blip r:embed="rId8"/>
-                    <a:srcRect/>
-                    <a:stretch>
-                      <a:fillRect/>
-                    </a:stretch>
-                  </pic:blipFill>
-                  <pic:spPr>
-                    <a:xfrm>
-                      <a:off x="0" y="0"/>
-                      <a:ext cx="828675" cy="600075"/>
-                    </a:xfrm>
-                    <a:prstGeom prst="rect">
-                      <a:avLst/>
-                    </a:prstGeom>
-                    <a:ln/>
-                  </pic:spPr>
-                </pic:pic>
-              </a:graphicData>
-            </a:graphic>
-          </wp:anchor>
-        </w:drawing>
-      </w:r>
-      <w:r>
-        <w:rPr>
-          <w:noProof/>
-          <w:lang w:val="es-ES"/>
-        </w:rPr>
-        <w:drawing>
-          <wp:anchor distT="0" distB="0" distL="0" distR="0" simplePos="0" relativeHeight="251658240" behindDoc="1" locked="0" layoutInCell="1" hidden="0" allowOverlap="1" wp14:anchorId="37531015" wp14:editId="089CCEB9">
-            <wp:simplePos x="0" y="0"/>
-            <wp:positionH relativeFrom="column">
-              <wp:posOffset>133350</wp:posOffset>
-            </wp:positionH>
-            <wp:positionV relativeFrom="paragraph">
-              <wp:posOffset>-60960</wp:posOffset>
-            </wp:positionV>
-            <wp:extent cx="1228725" cy="990600"/>
-            <wp:effectExtent l="0" t="0" r="0" b="0"/>
-            <wp:wrapTight wrapText="bothSides">
-              <wp:wrapPolygon edited="0">
-                <wp:start x="7033" y="2492"/>
-                <wp:lineTo x="6698" y="4985"/>
-                <wp:lineTo x="6698" y="16200"/>
-                <wp:lineTo x="15405" y="16200"/>
-                <wp:lineTo x="16074" y="9138"/>
-                <wp:lineTo x="13060" y="5400"/>
-                <wp:lineTo x="9712" y="2492"/>
-                <wp:lineTo x="7033" y="2492"/>
-              </wp:wrapPolygon>
-            </wp:wrapTight>
-            <wp:docPr id="17" name="image3.png"/>
-            <wp:cNvGraphicFramePr/>
-            <a:graphic xmlns:a="http://schemas.openxmlformats.org/drawingml/2006/main">
-              <a:graphicData uri="http://schemas.openxmlformats.org/drawingml/2006/picture">
-                <pic:pic xmlns:pic="http://schemas.openxmlformats.org/drawingml/2006/picture">
-                  <pic:nvPicPr>
-                    <pic:cNvPr id="0" name="image3.png"/>
-                    <pic:cNvPicPr preferRelativeResize="0"/>
-                  </pic:nvPicPr>
-                  <pic:blipFill>
-                    <a:blip r:embed="rId9"/>
-                    <a:srcRect/>
-                    <a:stretch>
-                      <a:fillRect/>
-                    </a:stretch>
-                  </pic:blipFill>
-                  <pic:spPr>
-                    <a:xfrm>
-                      <a:off x="0" y="0"/>
-                      <a:ext cx="1228725" cy="990600"/>
-                    </a:xfrm>
-                    <a:prstGeom prst="rect">
-                      <a:avLst/>
-                    </a:prstGeom>
-                    <a:ln/>
-                  </pic:spPr>
-                </pic:pic>
-              </a:graphicData>
-            </a:graphic>
-          </wp:anchor>
-        </w:drawing>
-      </w:r>
-    </w:p>
-    <w:p>
-      <w:pPr>
-        <w:rPr>
-          <w:rFonts w:ascii="Times New Roman" w:eastAsia="Times New Roman" w:hAnsi="Times New Roman" w:cs="Times New Roman"/>
-        </w:rPr>
-      </w:pPr>
-    </w:p>
-    <w:p>
-      <w:pPr>
-        <w:rPr>
-          <w:rFonts w:ascii="Times New Roman" w:eastAsia="Times New Roman" w:hAnsi="Times New Roman" w:cs="Times New Roman"/>
-        </w:rPr>
-      </w:pPr>
-    </w:p>
-    <w:p>
-      <w:pPr>
-        <w:rPr>
-          <w:rFonts w:ascii="Times New Roman" w:eastAsia="Times New Roman" w:hAnsi="Times New Roman" w:cs="Times New Roman"/>
-        </w:rPr>
-      </w:pPr>
-    </w:p>
-    <w:p>
-      <w:pPr>
-        <w:pStyle w:val="NormalWeb"/>
-        <w:spacing w:before="313" w:beforeAutospacing="0" w:after="0" w:afterAutospacing="0"/>
+        <w:pBdr>
+          <w:top w:val="nil"/>
+          <w:left w:val="nil"/>
+          <w:bottom w:val="nil"/>
+          <w:right w:val="nil"/>
+          <w:between w:val="nil"/>
+        </w:pBdr>
+        <w:spacing w:before="313" w:line="240" w:lineRule="auto"/>
+        <w:ind w:right="-41"/>
+        <w:jc w:val="both"/>
+        <w:rPr>
+          <w:rFonts w:ascii="Times New Roman" w:eastAsia="Times New Roman" w:hAnsi="Times New Roman" w:cs="Times New Roman"/>
+          <w:color w:val="000000"/>
+          <w:sz w:val="24"/>
+          <w:szCs w:val="24"/>
+        </w:rPr>
+      </w:pPr>
+      <w:r>
+        <w:rPr>
+          <w:rFonts w:ascii="Times New Roman" w:eastAsia="Times New Roman" w:hAnsi="Times New Roman" w:cs="Times New Roman"/>
+          <w:b/>
+          <w:bCs/>
+          <w:color w:val="000000"/>
+        </w:rPr>
+        <w:t>1ª</w:t>
+      </w:r>
+      <w:r>
+        <w:rPr>
+          <w:rFonts w:ascii="Times New Roman" w:eastAsia="Times New Roman" w:hAnsi="Times New Roman" w:cs="Times New Roman"/>
+          <w:color w:val="000000"/>
+        </w:rPr>
+        <w:t xml:space="preserve">- La persona que acoge se compromete a </w:t>
+      </w:r>
+      <w:r>
+        <w:rPr>
+          <w:rFonts w:ascii="Times New Roman" w:eastAsia="Times New Roman" w:hAnsi="Times New Roman" w:cs="Times New Roman"/>
+          <w:b/>
+          <w:bCs/>
+          <w:color w:val="000000"/>
+        </w:rPr>
+        <w:t>cumplir la legislación sobre protección animal</w:t>
+      </w:r>
+      <w:r>
+        <w:rPr>
+          <w:rFonts w:ascii="Times New Roman" w:eastAsia="Times New Roman" w:hAnsi="Times New Roman" w:cs="Times New Roman"/>
+          <w:color w:val="000000"/>
+        </w:rPr>
+        <w:t xml:space="preserve">, tanto estatal como de la Comunidad Autónoma en la que resida, proporcionando al mismo todos los cuidados precisos, tanto una alimentación adecuada, tratamientos veterinarios (cubiertos por la protectora a no ser que dicho animal esté </w:t>
+      </w:r>
+      <w:r>
+        <w:rPr>
+          <w:rFonts w:ascii="Times New Roman" w:eastAsia="Times New Roman" w:hAnsi="Times New Roman" w:cs="Times New Roman"/>
+          <w:b/>
+          <w:bCs/>
+          <w:color w:val="000000"/>
+        </w:rPr>
+        <w:t xml:space="preserve">RESERVADO </w:t>
+      </w:r>
+      <w:r>
+        <w:rPr>
+          <w:rFonts w:ascii="Times New Roman" w:eastAsia="Times New Roman" w:hAnsi="Times New Roman" w:cs="Times New Roman"/>
+          <w:color w:val="000000"/>
+        </w:rPr>
+        <w:t xml:space="preserve">por posible adopción dentro de dicho régimen vigente, en el cual la persona que lo ha reservado </w:t>
+      </w:r>
+      <w:r>
+        <w:rPr>
+          <w:rFonts w:ascii="Times New Roman" w:eastAsia="Times New Roman" w:hAnsi="Times New Roman" w:cs="Times New Roman"/>
+          <w:b/>
+          <w:bCs/>
+          <w:color w:val="000000"/>
+        </w:rPr>
+        <w:t>deberá de hacerse cargo de los gastos de dicho animal</w:t>
+      </w:r>
+      <w:r>
+        <w:rPr>
+          <w:rFonts w:ascii="Times New Roman" w:eastAsia="Times New Roman" w:hAnsi="Times New Roman" w:cs="Times New Roman"/>
+          <w:color w:val="000000"/>
+        </w:rPr>
+        <w:t>) como todos los cuidados necesarios, de conformidad con la ley </w:t>
+      </w:r>
+    </w:p>
+    <w:p>
+      <w:pPr>
+        <w:pBdr>
+          <w:top w:val="nil"/>
+          <w:left w:val="nil"/>
+          <w:bottom w:val="nil"/>
+          <w:right w:val="nil"/>
+          <w:between w:val="nil"/>
+        </w:pBdr>
+        <w:spacing w:before="13" w:line="240" w:lineRule="auto"/>
         <w:ind w:right="-41" w:firstLine="15"/>
-        <w:jc w:val="both"/>
-      </w:pPr>
-      <w:r>
-        <w:rPr>
-          <w:b/>
-          <w:bCs/>
+        <w:rPr>
+          <w:rFonts w:ascii="Times New Roman" w:eastAsia="Times New Roman" w:hAnsi="Times New Roman" w:cs="Times New Roman"/>
           <w:color w:val="000000"/>
-          <w:sz w:val="22"/>
-          <w:szCs w:val="22"/>
-        </w:rPr>
-        <w:lastRenderedPageBreak/>
-        <w:t>1ª</w:t>
-      </w:r>
-      <w:r>
-        <w:rPr>
-          <w:color w:val="000000"/>
-          <w:sz w:val="22"/>
-          <w:szCs w:val="22"/>
-        </w:rPr>
-        <w:t xml:space="preserve">- La persona que acoge se compromete a </w:t>
-      </w:r>
-      <w:r>
-        <w:rPr>
-          <w:b/>
-          <w:bCs/>
-          <w:color w:val="000000"/>
-          <w:sz w:val="22"/>
-          <w:szCs w:val="22"/>
-        </w:rPr>
-        <w:t>cumplir la legislación sobre protección animal</w:t>
-      </w:r>
-      <w:r>
-        <w:rPr>
-          <w:color w:val="000000"/>
-          <w:sz w:val="22"/>
-          <w:szCs w:val="22"/>
-        </w:rPr>
-        <w:t xml:space="preserve">, tanto estatal como de la Comunidad Autónoma en la que resida, proporcionando al mismo todos los cuidados precisos, tanto una alimentación adecuada, tratamientos veterinarios (cubiertos por la protectora a no ser que dicho animal esté </w:t>
-      </w:r>
-      <w:r>
-        <w:rPr>
-          <w:b/>
-          <w:bCs/>
-          <w:color w:val="000000"/>
-          <w:sz w:val="22"/>
-          <w:szCs w:val="22"/>
-        </w:rPr>
-        <w:t xml:space="preserve">RESERVADO </w:t>
-      </w:r>
-      <w:r>
-        <w:rPr>
-          <w:color w:val="000000"/>
-          <w:sz w:val="22"/>
-          <w:szCs w:val="22"/>
-        </w:rPr>
-        <w:t xml:space="preserve">por posible adopción dentro de dicho régimen vigente, en el cual la persona que lo ha reservado </w:t>
-      </w:r>
-      <w:r>
-        <w:rPr>
-          <w:b/>
-          <w:bCs/>
-          <w:color w:val="000000"/>
-          <w:sz w:val="22"/>
-          <w:szCs w:val="22"/>
-        </w:rPr>
-        <w:t>deberá de hacerse cargo de los gastos de dicho animal</w:t>
-      </w:r>
-      <w:r>
-        <w:rPr>
-          <w:color w:val="000000"/>
-          <w:sz w:val="22"/>
-          <w:szCs w:val="22"/>
-        </w:rPr>
-        <w:t>) como todos los cuidados necesarios, de conformidad con la ley </w:t>
-      </w:r>
-    </w:p>
-    <w:p>
-      <w:pPr>
-        <w:pStyle w:val="NormalWeb"/>
-        <w:spacing w:before="13" w:beforeAutospacing="0" w:after="0" w:afterAutospacing="0"/>
-        <w:ind w:right="-41" w:firstLine="15"/>
-        <w:rPr>
-          <w:color w:val="1155CC"/>
-          <w:sz w:val="22"/>
-          <w:szCs w:val="22"/>
-        </w:rPr>
-      </w:pPr>
-      <w:hyperlink r:id="rId10" w:history="1">
+          <w:sz w:val="24"/>
+          <w:szCs w:val="24"/>
+        </w:rPr>
+      </w:pPr>
+      <w:hyperlink r:id="rId9">
         <w:r>
           <w:rPr>
-            <w:rStyle w:val="Hipervnculo"/>
+            <w:rFonts w:ascii="Times New Roman" w:eastAsia="Times New Roman" w:hAnsi="Times New Roman" w:cs="Times New Roman"/>
             <w:color w:val="1155CC"/>
-            <w:sz w:val="22"/>
-            <w:szCs w:val="22"/>
+            <w:u w:val="single"/>
           </w:rPr>
           <w:t>https://www.boe.es/eli/es-cl/l/1997/04/24/5/con</w:t>
         </w:r>
       </w:hyperlink>
       <w:r>
         <w:rPr>
+          <w:rFonts w:ascii="Times New Roman" w:eastAsia="Times New Roman" w:hAnsi="Times New Roman" w:cs="Times New Roman"/>
           <w:color w:val="1155CC"/>
-          <w:sz w:val="22"/>
-          <w:szCs w:val="22"/>
         </w:rPr>
         <w:t>. </w:t>
       </w:r>
     </w:p>
     <w:p>
       <w:pPr>
-        <w:pStyle w:val="NormalWeb"/>
-        <w:spacing w:before="13" w:beforeAutospacing="0" w:after="0" w:afterAutospacing="0"/>
+        <w:pBdr>
+          <w:top w:val="nil"/>
+          <w:left w:val="nil"/>
+          <w:bottom w:val="nil"/>
+          <w:right w:val="nil"/>
+          <w:between w:val="nil"/>
+        </w:pBdr>
+        <w:spacing w:before="13" w:line="240" w:lineRule="auto"/>
         <w:ind w:right="-41" w:firstLine="15"/>
-      </w:pPr>
-    </w:p>
-    <w:p>
-      <w:pPr>
-        <w:pStyle w:val="NormalWeb"/>
-        <w:spacing w:before="13" w:beforeAutospacing="0" w:after="0" w:afterAutospacing="0"/>
-        <w:ind w:right="-41" w:firstLine="15"/>
-      </w:pPr>
-      <w:r>
-        <w:rPr>
+        <w:rPr>
+          <w:rFonts w:ascii="Times New Roman" w:eastAsia="Times New Roman" w:hAnsi="Times New Roman" w:cs="Times New Roman"/>
           <w:color w:val="000000"/>
-          <w:sz w:val="22"/>
-          <w:szCs w:val="22"/>
-        </w:rPr>
-        <w:t xml:space="preserve">Si la persona quiere ayudar con alguna colaboración en su mantenimiento, soporte alimenticio adecuado, </w:t>
-      </w:r>
-      <w:r>
-        <w:rPr>
+          <w:sz w:val="24"/>
+          <w:szCs w:val="24"/>
+        </w:rPr>
+      </w:pPr>
+      <w:r>
+        <w:rPr>
+          <w:rFonts w:ascii="Times New Roman" w:eastAsia="Times New Roman" w:hAnsi="Times New Roman" w:cs="Times New Roman"/>
           <w:color w:val="000000"/>
-          <w:sz w:val="22"/>
-          <w:szCs w:val="22"/>
-        </w:rPr>
-        <w:t>materiales, asistencia</w:t>
-      </w:r>
-      <w:r>
-        <w:rPr>
+        </w:rPr>
+        <w:lastRenderedPageBreak/>
+        <w:t xml:space="preserve">Si la persona quiere ayudar con alguna colaboración en su mantenimiento, soporte alimenticio adecuado, materiales, asistencia veterinaria, </w:t>
+      </w:r>
+      <w:proofErr w:type="spellStart"/>
+      <w:r>
+        <w:rPr>
+          <w:rFonts w:ascii="Times New Roman" w:eastAsia="Times New Roman" w:hAnsi="Times New Roman" w:cs="Times New Roman"/>
           <w:color w:val="000000"/>
-          <w:sz w:val="22"/>
-          <w:szCs w:val="22"/>
-        </w:rPr>
-        <w:t xml:space="preserve"> veterinaria, etc… puede hacerlo de forma altruista como donación a la protectora (no se admiten requerimientos económicos después de cualquier tipo de donación voluntaria por parte del titular de la acogida o personas que convivan con ésta).</w:t>
+        </w:rPr>
+        <w:t>etc</w:t>
+      </w:r>
+      <w:proofErr w:type="spellEnd"/>
+      <w:r>
+        <w:rPr>
+          <w:rFonts w:ascii="Times New Roman" w:eastAsia="Times New Roman" w:hAnsi="Times New Roman" w:cs="Times New Roman"/>
+          <w:color w:val="000000"/>
+        </w:rPr>
+        <w:t>… puede hacerlo de forma altruista como donación a la protectora (no se admiten requerimientos económicos después de cualquier tipo de donación voluntaria por parte del titular de la acogida o personas que convivan con ésta).</w:t>
       </w:r>
     </w:p>
     <w:p>
@@ -1407,6 +1331,7 @@
         <w:rPr>
           <w:rFonts w:ascii="Times New Roman" w:eastAsia="Times New Roman" w:hAnsi="Times New Roman" w:cs="Times New Roman"/>
           <w:b/>
+          <w:bCs/>
         </w:rPr>
       </w:pPr>
     </w:p>
@@ -1419,21 +1344,16 @@
         <w:rPr>
           <w:rFonts w:ascii="Times New Roman" w:eastAsia="Times New Roman" w:hAnsi="Times New Roman" w:cs="Times New Roman"/>
           <w:b/>
-        </w:rPr>
-      </w:pPr>
-      <w:r>
-        <w:rPr>
-          <w:rFonts w:ascii="Times New Roman" w:eastAsia="Times New Roman" w:hAnsi="Times New Roman" w:cs="Times New Roman"/>
-          <w:b/>
-        </w:rPr>
-        <w:t>2</w:t>
-      </w:r>
-      <w:r>
-        <w:rPr>
-          <w:rFonts w:ascii="Times New Roman" w:eastAsia="Times New Roman" w:hAnsi="Times New Roman" w:cs="Times New Roman"/>
-          <w:b/>
-        </w:rPr>
-        <w:t xml:space="preserve">ª- </w:t>
+          <w:bCs/>
+        </w:rPr>
+      </w:pPr>
+      <w:r>
+        <w:rPr>
+          <w:rFonts w:ascii="Times New Roman" w:eastAsia="Times New Roman" w:hAnsi="Times New Roman" w:cs="Times New Roman"/>
+          <w:b/>
+          <w:bCs/>
+        </w:rPr>
+        <w:t xml:space="preserve">2ª- </w:t>
       </w:r>
       <w:r>
         <w:rPr>
@@ -1445,6 +1365,7 @@
         <w:rPr>
           <w:rFonts w:ascii="Times New Roman" w:eastAsia="Times New Roman" w:hAnsi="Times New Roman" w:cs="Times New Roman"/>
           <w:b/>
+          <w:bCs/>
         </w:rPr>
         <w:t xml:space="preserve">ANIMAL ACOGIDO SEA MENOR DE 3 MESES </w:t>
       </w:r>
@@ -1458,6 +1379,7 @@
         <w:rPr>
           <w:rFonts w:ascii="Times New Roman" w:eastAsia="Times New Roman" w:hAnsi="Times New Roman" w:cs="Times New Roman"/>
           <w:b/>
+          <w:bCs/>
         </w:rPr>
         <w:t xml:space="preserve">no esté aún identificado </w:t>
       </w:r>
@@ -1471,22 +1393,9 @@
         <w:rPr>
           <w:rFonts w:ascii="Times New Roman" w:eastAsia="Times New Roman" w:hAnsi="Times New Roman" w:cs="Times New Roman"/>
           <w:b/>
-        </w:rPr>
-        <w:t>sigue perteneciendo legalmente a la protectora; si se diera el caso de sustracción de propiedad del animal será autom</w:t>
-      </w:r>
-      <w:r>
-        <w:rPr>
-          <w:rFonts w:ascii="Times New Roman" w:eastAsia="Times New Roman" w:hAnsi="Times New Roman" w:cs="Times New Roman"/>
-          <w:b/>
-        </w:rPr>
-        <w:t>áticamente interpuesta DENUNCIA</w:t>
-      </w:r>
-      <w:r>
-        <w:rPr>
-          <w:rFonts w:ascii="Times New Roman" w:eastAsia="Times New Roman" w:hAnsi="Times New Roman" w:cs="Times New Roman"/>
-          <w:b/>
-        </w:rPr>
-        <w:t xml:space="preserve"> POR ROBO ante la autoridad competente.</w:t>
+          <w:bCs/>
+        </w:rPr>
+        <w:t>sigue perteneciendo legalmente a la protectora; si se diera el caso de sustracción de propiedad del animal será automáticamente interpuesta DENUNCIA POR ROBO ante la autoridad competente.</w:t>
       </w:r>
     </w:p>
     <w:p>
@@ -1509,21 +1418,16 @@
         <w:rPr>
           <w:rFonts w:ascii="Times New Roman" w:eastAsia="Times New Roman" w:hAnsi="Times New Roman" w:cs="Times New Roman"/>
           <w:b/>
-        </w:rPr>
-      </w:pPr>
-      <w:r>
-        <w:rPr>
-          <w:rFonts w:ascii="Times New Roman" w:eastAsia="Times New Roman" w:hAnsi="Times New Roman" w:cs="Times New Roman"/>
-          <w:b/>
-        </w:rPr>
-        <w:t>3</w:t>
-      </w:r>
-      <w:r>
-        <w:rPr>
-          <w:rFonts w:ascii="Times New Roman" w:eastAsia="Times New Roman" w:hAnsi="Times New Roman" w:cs="Times New Roman"/>
-          <w:b/>
-        </w:rPr>
-        <w:t>ª- SI USTED ACOGE A UN CACHORRO</w:t>
+          <w:bCs/>
+        </w:rPr>
+      </w:pPr>
+      <w:r>
+        <w:rPr>
+          <w:rFonts w:ascii="Times New Roman" w:eastAsia="Times New Roman" w:hAnsi="Times New Roman" w:cs="Times New Roman"/>
+          <w:b/>
+          <w:bCs/>
+        </w:rPr>
+        <w:t>3ª- SI USTED ACOGE A UN CACHORRO</w:t>
       </w:r>
       <w:r>
         <w:rPr>
@@ -1535,6 +1439,7 @@
         <w:rPr>
           <w:rFonts w:ascii="Times New Roman" w:eastAsia="Times New Roman" w:hAnsi="Times New Roman" w:cs="Times New Roman"/>
           <w:b/>
+          <w:bCs/>
         </w:rPr>
         <w:t xml:space="preserve">PROHIBIDO SACARLO AL EXTERIOR DEL DOMICILIO </w:t>
       </w:r>
@@ -1548,6 +1453,7 @@
         <w:rPr>
           <w:rFonts w:ascii="Times New Roman" w:eastAsia="Times New Roman" w:hAnsi="Times New Roman" w:cs="Times New Roman"/>
           <w:b/>
+          <w:bCs/>
         </w:rPr>
         <w:t>PROTOCOLO DE VACUNACIONES.</w:t>
       </w:r>
@@ -1561,6 +1467,7 @@
         <w:rPr>
           <w:rFonts w:ascii="Times New Roman" w:eastAsia="Times New Roman" w:hAnsi="Times New Roman" w:cs="Times New Roman"/>
           <w:b/>
+          <w:bCs/>
         </w:rPr>
       </w:pPr>
     </w:p>
@@ -1578,24 +1485,17 @@
         <w:rPr>
           <w:rFonts w:ascii="Times New Roman" w:eastAsia="Times New Roman" w:hAnsi="Times New Roman" w:cs="Times New Roman"/>
           <w:b/>
+          <w:bCs/>
           <w:sz w:val="20"/>
           <w:szCs w:val="20"/>
         </w:rPr>
-        <w:t>4</w:t>
-      </w:r>
-      <w:r>
-        <w:rPr>
-          <w:rFonts w:ascii="Times New Roman" w:eastAsia="Times New Roman" w:hAnsi="Times New Roman" w:cs="Times New Roman"/>
-          <w:b/>
-          <w:sz w:val="20"/>
-          <w:szCs w:val="20"/>
-        </w:rPr>
-        <w:t xml:space="preserve">ª- </w:t>
-      </w:r>
-      <w:r>
-        <w:rPr>
-          <w:rFonts w:ascii="Times New Roman" w:eastAsia="Times New Roman" w:hAnsi="Times New Roman" w:cs="Times New Roman"/>
-          <w:b/>
+        <w:t xml:space="preserve">4ª- </w:t>
+      </w:r>
+      <w:r>
+        <w:rPr>
+          <w:rFonts w:ascii="Times New Roman" w:eastAsia="Times New Roman" w:hAnsi="Times New Roman" w:cs="Times New Roman"/>
+          <w:b/>
+          <w:bCs/>
         </w:rPr>
         <w:t xml:space="preserve">ESTÁ </w:t>
       </w:r>
@@ -1603,6 +1503,7 @@
         <w:rPr>
           <w:rFonts w:ascii="Times New Roman" w:eastAsia="Times New Roman" w:hAnsi="Times New Roman" w:cs="Times New Roman"/>
           <w:b/>
+          <w:bCs/>
           <w:shd w:val="clear" w:color="auto" w:fill="FF9900"/>
         </w:rPr>
         <w:t>PROHIBIDA</w:t>
@@ -1618,6 +1519,7 @@
         <w:rPr>
           <w:rFonts w:ascii="Times New Roman" w:eastAsia="Times New Roman" w:hAnsi="Times New Roman" w:cs="Times New Roman"/>
           <w:b/>
+          <w:bCs/>
           <w:shd w:val="clear" w:color="auto" w:fill="FF9900"/>
         </w:rPr>
         <w:t xml:space="preserve">LA SUELTA DEL ANIMAL FUERA DE SU DOMICILIO, TAMPOCO </w:t>
@@ -1626,6 +1528,7 @@
         <w:rPr>
           <w:rFonts w:ascii="Times New Roman" w:eastAsia="Times New Roman" w:hAnsi="Times New Roman" w:cs="Times New Roman"/>
           <w:b/>
+          <w:bCs/>
           <w:shd w:val="clear" w:color="auto" w:fill="FF9900"/>
         </w:rPr>
         <w:t>EN PARQUES</w:t>
@@ -1634,79 +1537,51 @@
         <w:rPr>
           <w:rFonts w:ascii="Times New Roman" w:eastAsia="Times New Roman" w:hAnsi="Times New Roman" w:cs="Times New Roman"/>
           <w:b/>
+          <w:bCs/>
           <w:shd w:val="clear" w:color="auto" w:fill="FF9900"/>
         </w:rPr>
-        <w:t xml:space="preserve"> HOMO</w:t>
-      </w:r>
-      <w:r>
-        <w:rPr>
-          <w:rFonts w:ascii="Times New Roman" w:eastAsia="Times New Roman" w:hAnsi="Times New Roman" w:cs="Times New Roman"/>
-          <w:b/>
+        <w:t xml:space="preserve"> HOMOLOGADOS PARA PERROS (</w:t>
+      </w:r>
+      <w:r>
+        <w:rPr>
+          <w:rFonts w:ascii="Times New Roman" w:eastAsia="Times New Roman" w:hAnsi="Times New Roman" w:cs="Times New Roman"/>
+          <w:b/>
+          <w:bCs/>
           <w:shd w:val="clear" w:color="auto" w:fill="FF9900"/>
         </w:rPr>
-        <w:t>LOGADOS PARA PERROS (</w:t>
-      </w:r>
-      <w:proofErr w:type="spellStart"/>
-      <w:r>
-        <w:rPr>
-          <w:rFonts w:ascii="Times New Roman" w:eastAsia="Times New Roman" w:hAnsi="Times New Roman" w:cs="Times New Roman"/>
-          <w:b/>
-          <w:shd w:val="clear" w:color="auto" w:fill="FF9900"/>
-        </w:rPr>
-        <w:t>pipicanes</w:t>
-      </w:r>
-      <w:proofErr w:type="spellEnd"/>
-      <w:r>
-        <w:rPr>
-          <w:rFonts w:ascii="Times New Roman" w:eastAsia="Times New Roman" w:hAnsi="Times New Roman" w:cs="Times New Roman"/>
-          <w:b/>
-          <w:shd w:val="clear" w:color="auto" w:fill="FF9900"/>
-        </w:rPr>
-        <w:t>).</w:t>
-      </w:r>
-      <w:r>
-        <w:rPr>
-          <w:rFonts w:ascii="Times New Roman" w:eastAsia="Times New Roman" w:hAnsi="Times New Roman" w:cs="Times New Roman"/>
-          <w:b/>
-        </w:rPr>
-        <w:t xml:space="preserve"> S</w:t>
-      </w:r>
-      <w:r>
-        <w:rPr>
-          <w:rFonts w:ascii="Times New Roman" w:eastAsia="Times New Roman" w:hAnsi="Times New Roman" w:cs="Times New Roman"/>
-          <w:b/>
-        </w:rPr>
-        <w:t>iempre tendrá que ir atado con el correaje bien ajustado y sus elementos correctamente puestos que se le hayan aportado y en casos excepcionales y con el consentimiento de los responsables de</w:t>
-      </w:r>
-      <w:r>
-        <w:rPr>
-          <w:rFonts w:ascii="Times New Roman" w:eastAsia="Times New Roman" w:hAnsi="Times New Roman" w:cs="Times New Roman"/>
-          <w:b/>
-        </w:rPr>
-        <w:t xml:space="preserve">l animal correa larga en </w:t>
-      </w:r>
-      <w:proofErr w:type="spellStart"/>
-      <w:r>
-        <w:rPr>
-          <w:rFonts w:ascii="Times New Roman" w:eastAsia="Times New Roman" w:hAnsi="Times New Roman" w:cs="Times New Roman"/>
-          <w:b/>
-        </w:rPr>
-        <w:t>pipican</w:t>
-      </w:r>
-      <w:r>
-        <w:rPr>
-          <w:rFonts w:ascii="Times New Roman" w:eastAsia="Times New Roman" w:hAnsi="Times New Roman" w:cs="Times New Roman"/>
-          <w:b/>
-        </w:rPr>
-        <w:t>es</w:t>
-      </w:r>
-      <w:proofErr w:type="spellEnd"/>
-      <w:r>
-        <w:rPr>
-          <w:rFonts w:ascii="Times New Roman" w:eastAsia="Times New Roman" w:hAnsi="Times New Roman" w:cs="Times New Roman"/>
-          <w:b/>
-        </w:rPr>
-        <w:t xml:space="preserve"> espaciosos o campo, sabiendo previamente el uso de la correa larga siempre anclada al arnés.</w:t>
+        <w:t xml:space="preserve">pipicanes) </w:t>
+      </w:r>
+      <w:r>
+        <w:rPr>
+          <w:rFonts w:ascii="Times New Roman" w:eastAsia="Times New Roman" w:hAnsi="Times New Roman" w:cs="Times New Roman"/>
+          <w:b/>
+          <w:bCs/>
+        </w:rPr>
+        <w:t>siempre</w:t>
+      </w:r>
+      <w:r>
+        <w:rPr>
+          <w:rFonts w:ascii="Times New Roman" w:eastAsia="Times New Roman" w:hAnsi="Times New Roman" w:cs="Times New Roman"/>
+          <w:b/>
+          <w:bCs/>
+        </w:rPr>
+        <w:t xml:space="preserve"> tendrá que ir atado con el correaje bien ajustado y sus elementos correctamente puestos que se le hayan aportado y en casos excepcionales y con el consentimiento de los responsables del animal correa larga en pipica</w:t>
+      </w:r>
+      <w:r>
+        <w:rPr>
+          <w:rFonts w:ascii="Times New Roman" w:eastAsia="Times New Roman" w:hAnsi="Times New Roman" w:cs="Times New Roman"/>
+          <w:b/>
+          <w:bCs/>
+        </w:rPr>
+        <w:t>n</w:t>
+      </w:r>
+      <w:r>
+        <w:rPr>
+          <w:rFonts w:ascii="Times New Roman" w:eastAsia="Times New Roman" w:hAnsi="Times New Roman" w:cs="Times New Roman"/>
+          <w:b/>
+          <w:bCs/>
+        </w:rPr>
+        <w:t>es espaciosos o campo, sabiendo previamente el uso de la correa larga siempre anclada al arnés.</w:t>
       </w:r>
       <w:r>
         <w:rPr>
@@ -1717,10 +1592,9 @@
       <w:r>
         <w:rPr>
           <w:noProof/>
-          <w:lang w:val="es-ES"/>
         </w:rPr>
         <w:drawing>
-          <wp:anchor distT="114300" distB="114300" distL="114300" distR="114300" simplePos="0" relativeHeight="251660288" behindDoc="0" locked="0" layoutInCell="1" hidden="0" allowOverlap="1" wp14:anchorId="02B34190" wp14:editId="31E6E730">
+          <wp:anchor distT="114300" distB="114300" distL="114300" distR="114300" simplePos="0" relativeHeight="251658240" behindDoc="0" locked="0" layoutInCell="1" hidden="0" allowOverlap="1" wp14:anchorId="682DFBF9" wp14:editId="472865CF">
             <wp:simplePos x="0" y="0"/>
             <wp:positionH relativeFrom="column">
               <wp:posOffset>4095750</wp:posOffset>
@@ -1731,17 +1605,17 @@
             <wp:extent cx="1584552" cy="1304925"/>
             <wp:effectExtent l="0" t="0" r="0" b="0"/>
             <wp:wrapSquare wrapText="bothSides" distT="114300" distB="114300" distL="114300" distR="114300"/>
-            <wp:docPr id="25" name="image2.jpg" descr="Correaje Triple&#10;&#10;"/>
+            <wp:docPr id="31" name="image3.jpg" descr="Correaje Triple&#10;&#10;"/>
             <wp:cNvGraphicFramePr/>
             <a:graphic xmlns:a="http://schemas.openxmlformats.org/drawingml/2006/main">
               <a:graphicData uri="http://schemas.openxmlformats.org/drawingml/2006/picture">
                 <pic:pic xmlns:pic="http://schemas.openxmlformats.org/drawingml/2006/picture">
                   <pic:nvPicPr>
-                    <pic:cNvPr id="0" name="image2.jpg" descr="Correaje Triple&#10;&#10;"/>
+                    <pic:cNvPr id="0" name="image3.jpg" descr="Correaje Triple&#10;&#10;"/>
                     <pic:cNvPicPr preferRelativeResize="0"/>
                   </pic:nvPicPr>
                   <pic:blipFill>
-                    <a:blip r:embed="rId11"/>
+                    <a:blip r:embed="rId10"/>
                     <a:srcRect/>
                     <a:stretch>
                       <a:fillRect/>
@@ -1770,7 +1644,7 @@
           <w:ilvl w:val="0"/>
           <w:numId w:val="1"/>
         </w:numPr>
-        <w:ind w:left="283" w:firstLine="0"/>
+        <w:ind w:left="283" w:firstLine="283"/>
         <w:jc w:val="both"/>
         <w:rPr>
           <w:rFonts w:ascii="Times New Roman" w:eastAsia="Times New Roman" w:hAnsi="Times New Roman" w:cs="Times New Roman"/>
@@ -1780,6 +1654,7 @@
         <w:rPr>
           <w:rFonts w:ascii="Times New Roman" w:eastAsia="Times New Roman" w:hAnsi="Times New Roman" w:cs="Times New Roman"/>
           <w:b/>
+          <w:bCs/>
         </w:rPr>
         <w:t xml:space="preserve">CORREAJE GALGO/PODENCO O ESCAPISTA </w:t>
       </w:r>
@@ -1793,6 +1668,7 @@
         <w:rPr>
           <w:rFonts w:ascii="Times New Roman" w:eastAsia="Times New Roman" w:hAnsi="Times New Roman" w:cs="Times New Roman"/>
           <w:b/>
+          <w:bCs/>
         </w:rPr>
         <w:t xml:space="preserve"> 3 PUNTAS</w:t>
       </w:r>
@@ -1814,7 +1690,7 @@
         <w:rPr>
           <w:rFonts w:ascii="Times New Roman" w:eastAsia="Times New Roman" w:hAnsi="Times New Roman" w:cs="Times New Roman"/>
         </w:rPr>
-        <w:t xml:space="preserve"> y correa doble anclada al collar y arnés siempre los elementos ajustarlos </w:t>
+        <w:t xml:space="preserve"> y correa doble anclada al collar y arnés siempre los elementos ajustarlos antes de salir a la calle.                      </w:t>
       </w:r>
     </w:p>
     <w:p>
@@ -1827,39 +1703,23 @@
       </w:pPr>
       <w:r>
         <w:rPr>
-          <w:rFonts w:ascii="Times New Roman" w:eastAsia="Times New Roman" w:hAnsi="Times New Roman" w:cs="Times New Roman"/>
-        </w:rPr>
-        <w:t xml:space="preserve">             antes de salir a la calle.                      </w:t>
-      </w:r>
-    </w:p>
-    <w:p>
-      <w:pPr>
-        <w:ind w:firstLine="283"/>
-        <w:jc w:val="both"/>
-        <w:rPr>
-          <w:rFonts w:ascii="Times New Roman" w:eastAsia="Times New Roman" w:hAnsi="Times New Roman" w:cs="Times New Roman"/>
-        </w:rPr>
-      </w:pPr>
-      <w:r>
-        <w:rPr>
           <w:noProof/>
-          <w:lang w:val="es-ES"/>
         </w:rPr>
         <mc:AlternateContent>
-          <mc:Choice Requires="wps">
+          <mc:Choice Requires="wpg">
             <w:drawing>
-              <wp:anchor distT="114300" distB="114300" distL="114300" distR="114300" simplePos="0" relativeHeight="251661312" behindDoc="0" locked="0" layoutInCell="1" hidden="0" allowOverlap="1" wp14:anchorId="023FE6EC" wp14:editId="688AA4FA">
+              <wp:anchor distT="114300" distB="114300" distL="114300" distR="114300" simplePos="0" relativeHeight="251659264" behindDoc="0" locked="0" layoutInCell="1" hidden="0" allowOverlap="1" wp14:anchorId="73D694AE" wp14:editId="0A12D94A">
                 <wp:simplePos x="0" y="0"/>
                 <wp:positionH relativeFrom="column">
-                  <wp:posOffset>4067175</wp:posOffset>
+                  <wp:posOffset>4062413</wp:posOffset>
                 </wp:positionH>
                 <wp:positionV relativeFrom="paragraph">
-                  <wp:posOffset>91440</wp:posOffset>
+                  <wp:posOffset>86680</wp:posOffset>
                 </wp:positionV>
-                <wp:extent cx="2269490" cy="409575"/>
+                <wp:extent cx="2279015" cy="419100"/>
                 <wp:effectExtent l="0" t="0" r="0" b="0"/>
                 <wp:wrapNone/>
-                <wp:docPr id="15" name="Rectángulo 15"/>
+                <wp:docPr id="28" name="Rectángulo 28"/>
                 <wp:cNvGraphicFramePr/>
                 <a:graphic xmlns:a="http://schemas.openxmlformats.org/drawingml/2006/main">
                   <a:graphicData uri="http://schemas.microsoft.com/office/word/2010/wordprocessingShape">
@@ -1867,7 +1727,7 @@
                       <wps:cNvSpPr/>
                       <wps:spPr>
                         <a:xfrm>
-                          <a:off x="0" y="0"/>
+                          <a:off x="4211255" y="3575213"/>
                           <a:ext cx="2269490" cy="409575"/>
                         </a:xfrm>
                         <a:prstGeom prst="rect">
@@ -1902,222 +1762,61 @@
                     </wps:wsp>
                   </a:graphicData>
                 </a:graphic>
-                <wp14:sizeRelH relativeFrom="margin">
-                  <wp14:pctWidth>0</wp14:pctWidth>
-                </wp14:sizeRelH>
-                <wp14:sizeRelV relativeFrom="margin">
-                  <wp14:pctHeight>0</wp14:pctHeight>
-                </wp14:sizeRelV>
               </wp:anchor>
             </w:drawing>
           </mc:Choice>
-          <mc:Fallback>
-            <w:pict>
-              <v:rect w14:anchorId="023FE6EC" id="Rectángulo 15" o:spid="_x0000_s1026" style="position:absolute;left:0;text-align:left;margin-left:320.25pt;margin-top:7.2pt;width:178.7pt;height:32.25pt;z-index:251661312;visibility:visible;mso-wrap-style:square;mso-width-percent:0;mso-height-percent:0;mso-wrap-distance-left:9pt;mso-wrap-distance-top:9pt;mso-wrap-distance-right:9pt;mso-wrap-distance-bottom:9pt;mso-position-horizontal:absolute;mso-position-horizontal-relative:text;mso-position-vertical:absolute;mso-position-vertical-relative:text;mso-width-percent:0;mso-height-percent:0;mso-width-relative:margin;mso-height-relative:margin;v-text-anchor:top" o:gfxdata="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" filled="f" stroked="f">
-                <v:textbox inset="2.53958mm,2.53958mm,2.53958mm,2.53958mm">
-                  <w:txbxContent>
-                    <w:p>
-                      <w:pPr>
-                        <w:spacing w:line="240" w:lineRule="auto"/>
-                        <w:textDirection w:val="btLr"/>
-                      </w:pPr>
-                      <w:r>
-                        <w:rPr>
-                          <w:b/>
-                          <w:color w:val="000000"/>
-                          <w:sz w:val="28"/>
-                        </w:rPr>
-                        <w:t>ARNÉS TRIPLE</w:t>
-                      </w:r>
-                    </w:p>
-                  </w:txbxContent>
-                </v:textbox>
-              </v:rect>
-            </w:pict>
+          <mc:Fallback xmlns:cr="http://schemas.microsoft.com/office/comments/2020/reactions" xmlns="http://schemas.microsoft.com/office/tasks/2019/documenttasks" xmlns:dgm="http://schemas.openxmlformats.org/drawingml/2006/diagram" xmlns:lc="http://schemas.openxmlformats.org/drawingml/2006/lockedCanvas" xmlns:c="http://schemas.openxmlformats.org/drawingml/2006/chart" xmlns:pic="http://schemas.openxmlformats.org/drawingml/2006/picture" xmlns:a="http://schemas.openxmlformats.org/drawingml/2006/main" xmlns:sl="http://schemas.openxmlformats.org/schemaLibrary/2006/main">
+            <w:drawing>
+              <wp:anchor allowOverlap="1" behindDoc="0" distB="114300" distT="114300" distL="114300" distR="114300" hidden="0" layoutInCell="1" locked="0" relativeHeight="0" simplePos="0">
+                <wp:simplePos x="0" y="0"/>
+                <wp:positionH relativeFrom="column">
+                  <wp:posOffset>4062413</wp:posOffset>
+                </wp:positionH>
+                <wp:positionV relativeFrom="paragraph">
+                  <wp:posOffset>86680</wp:posOffset>
+                </wp:positionV>
+                <wp:extent cx="2279015" cy="419100"/>
+                <wp:effectExtent b="0" l="0" r="0" t="0"/>
+                <wp:wrapNone/>
+                <wp:docPr id="28" name="image5.png"/>
+                <a:graphic>
+                  <a:graphicData uri="http://schemas.openxmlformats.org/drawingml/2006/picture">
+                    <pic:pic>
+                      <pic:nvPicPr>
+                        <pic:cNvPr id="0" name="image5.png"/>
+                        <pic:cNvPicPr preferRelativeResize="0"/>
+                      </pic:nvPicPr>
+                      <pic:blipFill>
+                        <a:blip r:embed="rId11"/>
+                        <a:srcRect/>
+                        <a:stretch>
+                          <a:fillRect/>
+                        </a:stretch>
+                      </pic:blipFill>
+                      <pic:spPr>
+                        <a:xfrm>
+                          <a:off x="0" y="0"/>
+                          <a:ext cx="2279015" cy="419100"/>
+                        </a:xfrm>
+                        <a:prstGeom prst="rect"/>
+                        <a:ln/>
+                      </pic:spPr>
+                    </pic:pic>
+                  </a:graphicData>
+                </a:graphic>
+              </wp:anchor>
+            </w:drawing>
           </mc:Fallback>
         </mc:AlternateContent>
       </w:r>
     </w:p>
     <w:p>
       <w:pPr>
-        <w:ind w:firstLine="283"/>
         <w:jc w:val="both"/>
         <w:rPr>
           <w:rFonts w:ascii="Times New Roman" w:eastAsia="Times New Roman" w:hAnsi="Times New Roman" w:cs="Times New Roman"/>
         </w:rPr>
       </w:pPr>
-    </w:p>
-    <w:p>
-      <w:pPr>
-        <w:ind w:firstLine="283"/>
-        <w:jc w:val="both"/>
-        <w:rPr>
-          <w:rFonts w:ascii="Times New Roman" w:eastAsia="Times New Roman" w:hAnsi="Times New Roman" w:cs="Times New Roman"/>
-        </w:rPr>
-      </w:pPr>
-    </w:p>
-    <w:p>
-      <w:pPr>
-        <w:ind w:firstLine="283"/>
-        <w:jc w:val="both"/>
-        <w:rPr>
-          <w:rFonts w:ascii="Times New Roman" w:eastAsia="Times New Roman" w:hAnsi="Times New Roman" w:cs="Times New Roman"/>
-        </w:rPr>
-      </w:pPr>
-    </w:p>
-    <w:p>
-      <w:pPr>
-        <w:ind w:firstLine="283"/>
-        <w:jc w:val="both"/>
-        <w:rPr>
-          <w:rFonts w:ascii="Times New Roman" w:eastAsia="Times New Roman" w:hAnsi="Times New Roman" w:cs="Times New Roman"/>
-        </w:rPr>
-      </w:pPr>
-    </w:p>
-    <w:p>
-      <w:pPr>
-        <w:ind w:firstLine="283"/>
-        <w:jc w:val="both"/>
-        <w:rPr>
-          <w:rFonts w:ascii="Times New Roman" w:eastAsia="Times New Roman" w:hAnsi="Times New Roman" w:cs="Times New Roman"/>
-        </w:rPr>
-      </w:pPr>
-    </w:p>
-    <w:p>
-      <w:pPr>
-        <w:ind w:firstLine="283"/>
-        <w:jc w:val="both"/>
-        <w:rPr>
-          <w:rFonts w:ascii="Times New Roman" w:eastAsia="Times New Roman" w:hAnsi="Times New Roman" w:cs="Times New Roman"/>
-        </w:rPr>
-      </w:pPr>
-    </w:p>
-    <w:p>
-      <w:pPr>
-        <w:ind w:firstLine="283"/>
-        <w:jc w:val="both"/>
-        <w:rPr>
-          <w:rFonts w:ascii="Times New Roman" w:eastAsia="Times New Roman" w:hAnsi="Times New Roman" w:cs="Times New Roman"/>
-        </w:rPr>
-      </w:pPr>
-      <w:r>
-        <w:rPr>
-          <w:noProof/>
-          <w:lang w:val="es-ES"/>
-        </w:rPr>
-        <w:drawing>
-          <wp:anchor distT="0" distB="0" distL="0" distR="0" simplePos="0" relativeHeight="251683840" behindDoc="1" locked="0" layoutInCell="1" hidden="0" allowOverlap="1" wp14:anchorId="29E80256" wp14:editId="44AE5CDB">
-            <wp:simplePos x="0" y="0"/>
-            <wp:positionH relativeFrom="column">
-              <wp:posOffset>209550</wp:posOffset>
-            </wp:positionH>
-            <wp:positionV relativeFrom="paragraph">
-              <wp:posOffset>-40640</wp:posOffset>
-            </wp:positionV>
-            <wp:extent cx="1228725" cy="990600"/>
-            <wp:effectExtent l="0" t="0" r="0" b="0"/>
-            <wp:wrapTight wrapText="bothSides">
-              <wp:wrapPolygon edited="0">
-                <wp:start x="7033" y="2492"/>
-                <wp:lineTo x="6698" y="4985"/>
-                <wp:lineTo x="6698" y="16200"/>
-                <wp:lineTo x="15405" y="16200"/>
-                <wp:lineTo x="16074" y="9138"/>
-                <wp:lineTo x="13060" y="5400"/>
-                <wp:lineTo x="9712" y="2492"/>
-                <wp:lineTo x="7033" y="2492"/>
-              </wp:wrapPolygon>
-            </wp:wrapTight>
-            <wp:docPr id="7" name="image3.png"/>
-            <wp:cNvGraphicFramePr/>
-            <a:graphic xmlns:a="http://schemas.openxmlformats.org/drawingml/2006/main">
-              <a:graphicData uri="http://schemas.openxmlformats.org/drawingml/2006/picture">
-                <pic:pic xmlns:pic="http://schemas.openxmlformats.org/drawingml/2006/picture">
-                  <pic:nvPicPr>
-                    <pic:cNvPr id="0" name="image3.png"/>
-                    <pic:cNvPicPr preferRelativeResize="0"/>
-                  </pic:nvPicPr>
-                  <pic:blipFill>
-                    <a:blip r:embed="rId9"/>
-                    <a:srcRect/>
-                    <a:stretch>
-                      <a:fillRect/>
-                    </a:stretch>
-                  </pic:blipFill>
-                  <pic:spPr>
-                    <a:xfrm>
-                      <a:off x="0" y="0"/>
-                      <a:ext cx="1228725" cy="990600"/>
-                    </a:xfrm>
-                    <a:prstGeom prst="rect">
-                      <a:avLst/>
-                    </a:prstGeom>
-                    <a:ln/>
-                  </pic:spPr>
-                </pic:pic>
-              </a:graphicData>
-            </a:graphic>
-          </wp:anchor>
-        </w:drawing>
-      </w:r>
-    </w:p>
-    <w:p>
-      <w:pPr>
-        <w:ind w:firstLine="283"/>
-        <w:jc w:val="both"/>
-        <w:rPr>
-          <w:rFonts w:ascii="Times New Roman" w:eastAsia="Times New Roman" w:hAnsi="Times New Roman" w:cs="Times New Roman"/>
-        </w:rPr>
-      </w:pPr>
-      <w:r>
-        <w:rPr>
-          <w:noProof/>
-          <w:lang w:val="es-ES"/>
-        </w:rPr>
-        <w:drawing>
-          <wp:anchor distT="0" distB="0" distL="0" distR="0" simplePos="0" relativeHeight="251685888" behindDoc="1" locked="0" layoutInCell="1" hidden="0" allowOverlap="1" wp14:anchorId="702D1F90" wp14:editId="0E20C7A2">
-            <wp:simplePos x="0" y="0"/>
-            <wp:positionH relativeFrom="column">
-              <wp:posOffset>400050</wp:posOffset>
-            </wp:positionH>
-            <wp:positionV relativeFrom="paragraph">
-              <wp:posOffset>46355</wp:posOffset>
-            </wp:positionV>
-            <wp:extent cx="828675" cy="600075"/>
-            <wp:effectExtent l="0" t="0" r="0" b="0"/>
-            <wp:wrapNone/>
-            <wp:docPr id="8" name="image7.png"/>
-            <wp:cNvGraphicFramePr/>
-            <a:graphic xmlns:a="http://schemas.openxmlformats.org/drawingml/2006/main">
-              <a:graphicData uri="http://schemas.openxmlformats.org/drawingml/2006/picture">
-                <pic:pic xmlns:pic="http://schemas.openxmlformats.org/drawingml/2006/picture">
-                  <pic:nvPicPr>
-                    <pic:cNvPr id="0" name="image7.png"/>
-                    <pic:cNvPicPr preferRelativeResize="0"/>
-                  </pic:nvPicPr>
-                  <pic:blipFill>
-                    <a:blip r:embed="rId8"/>
-                    <a:srcRect/>
-                    <a:stretch>
-                      <a:fillRect/>
-                    </a:stretch>
-                  </pic:blipFill>
-                  <pic:spPr>
-                    <a:xfrm>
-                      <a:off x="0" y="0"/>
-                      <a:ext cx="828675" cy="600075"/>
-                    </a:xfrm>
-                    <a:prstGeom prst="rect">
-                      <a:avLst/>
-                    </a:prstGeom>
-                    <a:ln/>
-                  </pic:spPr>
-                </pic:pic>
-              </a:graphicData>
-            </a:graphic>
-          </wp:anchor>
-        </w:drawing>
-      </w:r>
     </w:p>
     <w:p>
       <w:pPr>
@@ -2153,8 +1852,8 @@
         <w:rPr>
           <w:rFonts w:ascii="Times New Roman" w:eastAsia="Times New Roman" w:hAnsi="Times New Roman" w:cs="Times New Roman"/>
           <w:b/>
-        </w:rPr>
-        <w:lastRenderedPageBreak/>
+          <w:bCs/>
+        </w:rPr>
         <w:t>CORREAJE PERROS NO GALGOS/ PODENCOS O ESCAPISTA</w:t>
       </w:r>
       <w:r>
@@ -2167,6 +1866,7 @@
         <w:rPr>
           <w:rFonts w:ascii="Times New Roman" w:eastAsia="Times New Roman" w:hAnsi="Times New Roman" w:cs="Times New Roman"/>
           <w:b/>
+          <w:bCs/>
         </w:rPr>
         <w:t>2 PUNTAS</w:t>
       </w:r>
@@ -2204,10 +1904,9 @@
       <w:r>
         <w:rPr>
           <w:noProof/>
-          <w:lang w:val="es-ES"/>
         </w:rPr>
         <w:drawing>
-          <wp:anchor distT="0" distB="0" distL="0" distR="0" simplePos="0" relativeHeight="251662336" behindDoc="1" locked="0" layoutInCell="1" hidden="0" allowOverlap="1" wp14:anchorId="1A97501F" wp14:editId="39E96691">
+          <wp:anchor distT="0" distB="0" distL="0" distR="0" simplePos="0" relativeHeight="251660288" behindDoc="1" locked="0" layoutInCell="1" hidden="0" allowOverlap="1" wp14:anchorId="1026ABF3" wp14:editId="369F485E">
             <wp:simplePos x="0" y="0"/>
             <wp:positionH relativeFrom="column">
               <wp:posOffset>4169100</wp:posOffset>
@@ -2218,7 +1917,7 @@
             <wp:extent cx="1558800" cy="1277301"/>
             <wp:effectExtent l="0" t="0" r="0" b="0"/>
             <wp:wrapNone/>
-            <wp:docPr id="24" name="image1.jpg" descr="ARNÉS 2 PUNTAS "/>
+            <wp:docPr id="30" name="image1.jpg" descr="ARNÉS 2 PUNTAS "/>
             <wp:cNvGraphicFramePr/>
             <a:graphic xmlns:a="http://schemas.openxmlformats.org/drawingml/2006/main">
               <a:graphicData uri="http://schemas.openxmlformats.org/drawingml/2006/picture">
@@ -2293,24 +1992,37 @@
       </w:pPr>
       <w:r>
         <w:rPr>
+          <w:rFonts w:ascii="Times New Roman" w:eastAsia="Times New Roman" w:hAnsi="Times New Roman" w:cs="Times New Roman"/>
+          <w:b/>
+          <w:bCs/>
+        </w:rPr>
+        <w:t xml:space="preserve">Sanción económica de 100€ por suelta </w:t>
+      </w:r>
+      <w:r>
+        <w:rPr>
+          <w:rFonts w:ascii="Times New Roman" w:eastAsia="Times New Roman" w:hAnsi="Times New Roman" w:cs="Times New Roman"/>
+        </w:rPr>
+        <w:t xml:space="preserve">además de la sanción administrativa que la ordenanza municipal que tiene estipulada y por nuestra parte incumplimiento de contrato.        </w:t>
+      </w:r>
+      <w:r>
+        <w:rPr>
           <w:noProof/>
-          <w:lang w:val="es-ES"/>
         </w:rPr>
         <mc:AlternateContent>
-          <mc:Choice Requires="wps">
+          <mc:Choice Requires="wpg">
             <w:drawing>
-              <wp:anchor distT="114300" distB="114300" distL="114300" distR="114300" simplePos="0" relativeHeight="251663360" behindDoc="0" locked="0" layoutInCell="1" hidden="0" allowOverlap="1" wp14:anchorId="4A109015" wp14:editId="78745370">
+              <wp:anchor distT="114300" distB="114300" distL="114300" distR="114300" simplePos="0" relativeHeight="251661312" behindDoc="0" locked="0" layoutInCell="1" hidden="0" allowOverlap="1" wp14:anchorId="17A815BE" wp14:editId="2656DA77">
                 <wp:simplePos x="0" y="0"/>
                 <wp:positionH relativeFrom="column">
-                  <wp:posOffset>4171950</wp:posOffset>
+                  <wp:posOffset>4167188</wp:posOffset>
                 </wp:positionH>
                 <wp:positionV relativeFrom="paragraph">
-                  <wp:posOffset>687070</wp:posOffset>
+                  <wp:posOffset>682308</wp:posOffset>
                 </wp:positionV>
-                <wp:extent cx="1905000" cy="638175"/>
+                <wp:extent cx="1914525" cy="647700"/>
                 <wp:effectExtent l="0" t="0" r="0" b="0"/>
                 <wp:wrapNone/>
-                <wp:docPr id="14" name="Rectángulo 14"/>
+                <wp:docPr id="27" name="Rectángulo 27"/>
                 <wp:cNvGraphicFramePr/>
                 <a:graphic xmlns:a="http://schemas.openxmlformats.org/drawingml/2006/main">
                   <a:graphicData uri="http://schemas.microsoft.com/office/word/2010/wordprocessingShape">
@@ -2318,7 +2030,7 @@
                       <wps:cNvSpPr/>
                       <wps:spPr>
                         <a:xfrm>
-                          <a:off x="0" y="0"/>
+                          <a:off x="4393500" y="3460913"/>
                           <a:ext cx="1905000" cy="638175"/>
                         </a:xfrm>
                         <a:prstGeom prst="rect">
@@ -2354,54 +2066,52 @@
                     </wps:wsp>
                   </a:graphicData>
                 </a:graphic>
-                <wp14:sizeRelH relativeFrom="margin">
-                  <wp14:pctWidth>0</wp14:pctWidth>
-                </wp14:sizeRelH>
-                <wp14:sizeRelV relativeFrom="margin">
-                  <wp14:pctHeight>0</wp14:pctHeight>
-                </wp14:sizeRelV>
               </wp:anchor>
             </w:drawing>
           </mc:Choice>
-          <mc:Fallback>
-            <w:pict>
-              <v:rect w14:anchorId="4A109015" id="Rectángulo 14" o:spid="_x0000_s1027" style="position:absolute;left:0;text-align:left;margin-left:328.5pt;margin-top:54.1pt;width:150pt;height:50.25pt;z-index:251663360;visibility:visible;mso-wrap-style:square;mso-width-percent:0;mso-height-percent:0;mso-wrap-distance-left:9pt;mso-wrap-distance-top:9pt;mso-wrap-distance-right:9pt;mso-wrap-distance-bottom:9pt;mso-position-horizontal:absolute;mso-position-horizontal-relative:text;mso-position-vertical:absolute;mso-position-vertical-relative:text;mso-width-percent:0;mso-height-percent:0;mso-width-relative:margin;mso-height-relative:margin;v-text-anchor:top" o:gfxdata="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" filled="f" stroked="f">
-                <v:textbox inset="2.53958mm,2.53958mm,2.53958mm,2.53958mm">
-                  <w:txbxContent>
-                    <w:p>
-                      <w:pPr>
-                        <w:spacing w:line="240" w:lineRule="auto"/>
-                        <w:textDirection w:val="btLr"/>
-                      </w:pPr>
-                      <w:r>
-                        <w:rPr>
-                          <w:rFonts w:ascii="Times New Roman" w:eastAsia="Times New Roman" w:hAnsi="Times New Roman" w:cs="Times New Roman"/>
-                          <w:b/>
-                          <w:color w:val="000000"/>
-                          <w:sz w:val="28"/>
-                        </w:rPr>
-                        <w:t>ARNES 2 PUNTAS</w:t>
-                      </w:r>
-                    </w:p>
-                  </w:txbxContent>
-                </v:textbox>
-              </v:rect>
-            </w:pict>
+          <mc:Fallback xmlns:cr="http://schemas.microsoft.com/office/comments/2020/reactions" xmlns="http://schemas.microsoft.com/office/tasks/2019/documenttasks" xmlns:dgm="http://schemas.openxmlformats.org/drawingml/2006/diagram" xmlns:lc="http://schemas.openxmlformats.org/drawingml/2006/lockedCanvas" xmlns:c="http://schemas.openxmlformats.org/drawingml/2006/chart" xmlns:pic="http://schemas.openxmlformats.org/drawingml/2006/picture" xmlns:a="http://schemas.openxmlformats.org/drawingml/2006/main" xmlns:sl="http://schemas.openxmlformats.org/schemaLibrary/2006/main">
+            <w:drawing>
+              <wp:anchor allowOverlap="1" behindDoc="0" distB="114300" distT="114300" distL="114300" distR="114300" hidden="0" layoutInCell="1" locked="0" relativeHeight="0" simplePos="0">
+                <wp:simplePos x="0" y="0"/>
+                <wp:positionH relativeFrom="column">
+                  <wp:posOffset>4167188</wp:posOffset>
+                </wp:positionH>
+                <wp:positionV relativeFrom="paragraph">
+                  <wp:posOffset>682308</wp:posOffset>
+                </wp:positionV>
+                <wp:extent cx="1914525" cy="647700"/>
+                <wp:effectExtent b="0" l="0" r="0" t="0"/>
+                <wp:wrapNone/>
+                <wp:docPr id="27" name="image4.png"/>
+                <a:graphic>
+                  <a:graphicData uri="http://schemas.openxmlformats.org/drawingml/2006/picture">
+                    <pic:pic>
+                      <pic:nvPicPr>
+                        <pic:cNvPr id="0" name="image4.png"/>
+                        <pic:cNvPicPr preferRelativeResize="0"/>
+                      </pic:nvPicPr>
+                      <pic:blipFill>
+                        <a:blip r:embed="rId11"/>
+                        <a:srcRect/>
+                        <a:stretch>
+                          <a:fillRect/>
+                        </a:stretch>
+                      </pic:blipFill>
+                      <pic:spPr>
+                        <a:xfrm>
+                          <a:off x="0" y="0"/>
+                          <a:ext cx="1914525" cy="647700"/>
+                        </a:xfrm>
+                        <a:prstGeom prst="rect"/>
+                        <a:ln/>
+                      </pic:spPr>
+                    </pic:pic>
+                  </a:graphicData>
+                </a:graphic>
+              </wp:anchor>
+            </w:drawing>
           </mc:Fallback>
         </mc:AlternateContent>
-      </w:r>
-      <w:r>
-        <w:rPr>
-          <w:rFonts w:ascii="Times New Roman" w:eastAsia="Times New Roman" w:hAnsi="Times New Roman" w:cs="Times New Roman"/>
-          <w:b/>
-        </w:rPr>
-        <w:t xml:space="preserve">Sanción económica de 100€ por suelta </w:t>
-      </w:r>
-      <w:r>
-        <w:rPr>
-          <w:rFonts w:ascii="Times New Roman" w:eastAsia="Times New Roman" w:hAnsi="Times New Roman" w:cs="Times New Roman"/>
-        </w:rPr>
-        <w:t xml:space="preserve">además de la sanción administrativa que la ordenanza municipal que tiene estipulada y por nuestra parte incumplimiento de contrato.        </w:t>
       </w:r>
     </w:p>
     <w:p>
@@ -2420,37 +2130,16 @@
         <w:rPr>
           <w:rFonts w:ascii="Times New Roman" w:eastAsia="Times New Roman" w:hAnsi="Times New Roman" w:cs="Times New Roman"/>
           <w:b/>
-        </w:rPr>
-        <w:t xml:space="preserve">Retirada de custodia del animal en </w:t>
-      </w:r>
-      <w:r>
-        <w:rPr>
-          <w:rFonts w:ascii="Times New Roman" w:eastAsia="Times New Roman" w:hAnsi="Times New Roman" w:cs="Times New Roman"/>
-          <w:b/>
-        </w:rPr>
-        <w:t>acogida, buscando</w:t>
-      </w:r>
-      <w:r>
-        <w:rPr>
-          <w:rFonts w:ascii="Times New Roman" w:eastAsia="Times New Roman" w:hAnsi="Times New Roman" w:cs="Times New Roman"/>
-        </w:rPr>
-        <w:t xml:space="preserve"> </w:t>
-      </w:r>
-      <w:r>
-        <w:rPr>
-          <w:rFonts w:ascii="Times New Roman" w:eastAsia="Times New Roman" w:hAnsi="Times New Roman" w:cs="Times New Roman"/>
-        </w:rPr>
-        <w:t>una acogida que sea responsable.</w:t>
-      </w:r>
-    </w:p>
-    <w:p>
-      <w:pPr>
-        <w:ind w:right="2935"/>
-        <w:jc w:val="both"/>
-        <w:rPr>
-          <w:rFonts w:ascii="Times New Roman" w:eastAsia="Times New Roman" w:hAnsi="Times New Roman" w:cs="Times New Roman"/>
-        </w:rPr>
-      </w:pPr>
+          <w:bCs/>
+        </w:rPr>
+        <w:t>Retirada de custodia del animal en acogida, buscando</w:t>
+      </w:r>
+      <w:r>
+        <w:rPr>
+          <w:rFonts w:ascii="Times New Roman" w:eastAsia="Times New Roman" w:hAnsi="Times New Roman" w:cs="Times New Roman"/>
+        </w:rPr>
+        <w:t xml:space="preserve"> una acogida que sea responsable.</w:t>
+      </w:r>
     </w:p>
     <w:p>
       <w:pPr>
@@ -2459,21 +2148,16 @@
         <w:rPr>
           <w:rFonts w:ascii="Times New Roman" w:eastAsia="Times New Roman" w:hAnsi="Times New Roman" w:cs="Times New Roman"/>
           <w:b/>
-        </w:rPr>
-      </w:pPr>
-      <w:r>
-        <w:rPr>
-          <w:rFonts w:ascii="Times New Roman" w:eastAsia="Times New Roman" w:hAnsi="Times New Roman" w:cs="Times New Roman"/>
-          <w:b/>
-        </w:rPr>
-        <w:t>5ª-</w:t>
-      </w:r>
-      <w:r>
-        <w:rPr>
-          <w:rFonts w:ascii="Times New Roman" w:eastAsia="Times New Roman" w:hAnsi="Times New Roman" w:cs="Times New Roman"/>
-          <w:b/>
-        </w:rPr>
-        <w:t xml:space="preserve"> </w:t>
+          <w:bCs/>
+        </w:rPr>
+      </w:pPr>
+      <w:r>
+        <w:rPr>
+          <w:rFonts w:ascii="Times New Roman" w:eastAsia="Times New Roman" w:hAnsi="Times New Roman" w:cs="Times New Roman"/>
+          <w:b/>
+          <w:bCs/>
+        </w:rPr>
+        <w:t xml:space="preserve">5ª- </w:t>
       </w:r>
       <w:r>
         <w:rPr>
@@ -2497,30 +2181,14 @@
           <w:b/>
           <w:bCs/>
           <w:color w:val="000000"/>
-          <w:u w:val="single"/>
-        </w:rPr>
-        <w:t>.</w:t>
-      </w:r>
-      <w:r>
-        <w:rPr>
-          <w:b/>
-          <w:bCs/>
-          <w:color w:val="000000"/>
-        </w:rPr>
-        <w:t xml:space="preserve"> P</w:t>
-      </w:r>
-      <w:r>
-        <w:rPr>
-          <w:b/>
-          <w:bCs/>
-          <w:color w:val="000000"/>
-        </w:rPr>
-        <w:t xml:space="preserve">or ello ha de prevenir TODO TIPO DE SITUACIONES QUE PUEDAN EXPONER LA SEGURIDAD DEL ANIMAL Y LA SUYA PROPIA. </w:t>
-      </w:r>
-      <w:r>
-        <w:rPr>
-          <w:rFonts w:ascii="Times New Roman" w:eastAsia="Times New Roman" w:hAnsi="Times New Roman" w:cs="Times New Roman"/>
-          <w:b/>
+        </w:rPr>
+        <w:t xml:space="preserve"> por ello ha de prevenir TODO TIPO DE SITUACIONES QUE PUEDAN EXPONER LA SEGURIDAD DEL ANIMAL Y LA SUYA PROPIA. </w:t>
+      </w:r>
+      <w:r>
+        <w:rPr>
+          <w:rFonts w:ascii="Times New Roman" w:eastAsia="Times New Roman" w:hAnsi="Times New Roman" w:cs="Times New Roman"/>
+          <w:b/>
+          <w:bCs/>
         </w:rPr>
         <w:t xml:space="preserve"> </w:t>
       </w:r>
@@ -2536,16 +2204,36 @@
     </w:p>
     <w:p>
       <w:pPr>
+        <w:ind w:right="-182"/>
         <w:jc w:val="both"/>
         <w:rPr>
           <w:rFonts w:ascii="Times New Roman" w:eastAsia="Times New Roman" w:hAnsi="Times New Roman" w:cs="Times New Roman"/>
-          <w:b/>
-        </w:rPr>
-      </w:pPr>
-      <w:r>
-        <w:rPr>
-          <w:rFonts w:ascii="Times New Roman" w:eastAsia="Times New Roman" w:hAnsi="Times New Roman" w:cs="Times New Roman"/>
-          <w:b/>
+        </w:rPr>
+      </w:pPr>
+    </w:p>
+    <w:p>
+      <w:pPr>
+        <w:ind w:right="-182"/>
+        <w:jc w:val="both"/>
+        <w:rPr>
+          <w:rFonts w:ascii="Times New Roman" w:eastAsia="Times New Roman" w:hAnsi="Times New Roman" w:cs="Times New Roman"/>
+        </w:rPr>
+      </w:pPr>
+    </w:p>
+    <w:p>
+      <w:pPr>
+        <w:jc w:val="both"/>
+        <w:rPr>
+          <w:rFonts w:ascii="Times New Roman" w:eastAsia="Times New Roman" w:hAnsi="Times New Roman" w:cs="Times New Roman"/>
+          <w:b/>
+          <w:bCs/>
+        </w:rPr>
+      </w:pPr>
+      <w:r>
+        <w:rPr>
+          <w:rFonts w:ascii="Times New Roman" w:eastAsia="Times New Roman" w:hAnsi="Times New Roman" w:cs="Times New Roman"/>
+          <w:b/>
+          <w:bCs/>
         </w:rPr>
         <w:t xml:space="preserve">6ª- </w:t>
       </w:r>
@@ -2573,6 +2261,7 @@
         <w:rPr>
           <w:rFonts w:ascii="Times New Roman" w:eastAsia="Times New Roman" w:hAnsi="Times New Roman" w:cs="Times New Roman"/>
           <w:b/>
+          <w:bCs/>
         </w:rPr>
         <w:t xml:space="preserve">sin supervisión. </w:t>
       </w:r>
@@ -2583,6 +2272,7 @@
         <w:rPr>
           <w:rFonts w:ascii="Times New Roman" w:eastAsia="Times New Roman" w:hAnsi="Times New Roman" w:cs="Times New Roman"/>
           <w:b/>
+          <w:bCs/>
         </w:rPr>
       </w:pPr>
     </w:p>
@@ -2592,12 +2282,14 @@
         <w:rPr>
           <w:rFonts w:ascii="Times New Roman" w:eastAsia="Times New Roman" w:hAnsi="Times New Roman" w:cs="Times New Roman"/>
           <w:b/>
-        </w:rPr>
-      </w:pPr>
-      <w:r>
-        <w:rPr>
-          <w:rFonts w:ascii="Times New Roman" w:eastAsia="Times New Roman" w:hAnsi="Times New Roman" w:cs="Times New Roman"/>
-          <w:b/>
+          <w:bCs/>
+        </w:rPr>
+      </w:pPr>
+      <w:r>
+        <w:rPr>
+          <w:rFonts w:ascii="Times New Roman" w:eastAsia="Times New Roman" w:hAnsi="Times New Roman" w:cs="Times New Roman"/>
+          <w:b/>
+          <w:bCs/>
         </w:rPr>
         <w:t xml:space="preserve">7ª- </w:t>
       </w:r>
@@ -2611,6 +2303,7 @@
         <w:rPr>
           <w:rFonts w:ascii="Times New Roman" w:eastAsia="Times New Roman" w:hAnsi="Times New Roman" w:cs="Times New Roman"/>
           <w:b/>
+          <w:bCs/>
         </w:rPr>
         <w:t xml:space="preserve">solo atado en zona pública, dentro de su domicilio, patio, jardín, etc. </w:t>
       </w:r>
@@ -2621,6 +2314,7 @@
         <w:rPr>
           <w:rFonts w:ascii="Times New Roman" w:eastAsia="Times New Roman" w:hAnsi="Times New Roman" w:cs="Times New Roman"/>
           <w:b/>
+          <w:bCs/>
         </w:rPr>
       </w:pPr>
     </w:p>
@@ -2630,12 +2324,14 @@
         <w:rPr>
           <w:rFonts w:ascii="Times New Roman" w:eastAsia="Times New Roman" w:hAnsi="Times New Roman" w:cs="Times New Roman"/>
           <w:b/>
-        </w:rPr>
-      </w:pPr>
-      <w:r>
-        <w:rPr>
-          <w:rFonts w:ascii="Times New Roman" w:eastAsia="Times New Roman" w:hAnsi="Times New Roman" w:cs="Times New Roman"/>
-          <w:b/>
+          <w:bCs/>
+        </w:rPr>
+      </w:pPr>
+      <w:r>
+        <w:rPr>
+          <w:rFonts w:ascii="Times New Roman" w:eastAsia="Times New Roman" w:hAnsi="Times New Roman" w:cs="Times New Roman"/>
+          <w:b/>
+          <w:bCs/>
         </w:rPr>
         <w:t xml:space="preserve">8ª- </w:t>
       </w:r>
@@ -2649,6 +2345,7 @@
         <w:rPr>
           <w:rFonts w:ascii="Times New Roman" w:eastAsia="Times New Roman" w:hAnsi="Times New Roman" w:cs="Times New Roman"/>
           <w:b/>
+          <w:bCs/>
         </w:rPr>
         <w:t xml:space="preserve">SIN PREVIO AVISO A LA ASOCIACIÓN. </w:t>
       </w:r>
@@ -2672,6 +2369,7 @@
         <w:rPr>
           <w:rFonts w:ascii="Times New Roman" w:eastAsia="Times New Roman" w:hAnsi="Times New Roman" w:cs="Times New Roman"/>
           <w:b/>
+          <w:bCs/>
         </w:rPr>
         <w:t xml:space="preserve">9ª- La persona que acoge devolverá al animal </w:t>
       </w:r>
@@ -2685,6 +2383,7 @@
         <w:rPr>
           <w:rFonts w:ascii="Times New Roman" w:eastAsia="Times New Roman" w:hAnsi="Times New Roman" w:cs="Times New Roman"/>
           <w:b/>
+          <w:bCs/>
         </w:rPr>
         <w:t>Respetará</w:t>
       </w:r>
@@ -2698,6 +2397,7 @@
         <w:rPr>
           <w:rFonts w:ascii="Times New Roman" w:eastAsia="Times New Roman" w:hAnsi="Times New Roman" w:cs="Times New Roman"/>
           <w:b/>
+          <w:bCs/>
         </w:rPr>
         <w:t xml:space="preserve">sigue perteneciendo </w:t>
       </w:r>
@@ -2727,6 +2427,7 @@
         <w:rPr>
           <w:rFonts w:ascii="Times New Roman" w:eastAsia="Times New Roman" w:hAnsi="Times New Roman" w:cs="Times New Roman"/>
           <w:b/>
+          <w:bCs/>
         </w:rPr>
         <w:t xml:space="preserve">10ª- </w:t>
       </w:r>
@@ -2756,6 +2457,7 @@
         <w:rPr>
           <w:rFonts w:ascii="Times New Roman" w:eastAsia="Times New Roman" w:hAnsi="Times New Roman" w:cs="Times New Roman"/>
           <w:b/>
+          <w:bCs/>
         </w:rPr>
         <w:t xml:space="preserve">11ª- </w:t>
       </w:r>
@@ -2769,6 +2471,7 @@
         <w:rPr>
           <w:rFonts w:ascii="Times New Roman" w:eastAsia="Times New Roman" w:hAnsi="Times New Roman" w:cs="Times New Roman"/>
           <w:b/>
+          <w:bCs/>
         </w:rPr>
         <w:t xml:space="preserve">no tiene forma de contactar por los medios acreditados </w:t>
       </w:r>
@@ -2782,6 +2485,7 @@
         <w:rPr>
           <w:rFonts w:ascii="Times New Roman" w:eastAsia="Times New Roman" w:hAnsi="Times New Roman" w:cs="Times New Roman"/>
           <w:b/>
+          <w:bCs/>
         </w:rPr>
         <w:t xml:space="preserve">ANIMAL PERDIDO o ROBADO </w:t>
       </w:r>
@@ -2805,67 +2509,101 @@
         <w:jc w:val="both"/>
         <w:rPr>
           <w:rFonts w:ascii="Times New Roman" w:eastAsia="Times New Roman" w:hAnsi="Times New Roman" w:cs="Times New Roman"/>
-        </w:rPr>
-      </w:pPr>
-      <w:r>
-        <w:rPr>
-          <w:noProof/>
-          <w:lang w:val="es-ES"/>
-        </w:rPr>
-        <w:drawing>
-          <wp:anchor distT="0" distB="0" distL="0" distR="0" simplePos="0" relativeHeight="251694080" behindDoc="1" locked="0" layoutInCell="1" hidden="0" allowOverlap="1" wp14:anchorId="21B1D96A" wp14:editId="3EEE765F">
-            <wp:simplePos x="0" y="0"/>
-            <wp:positionH relativeFrom="column">
-              <wp:posOffset>257175</wp:posOffset>
-            </wp:positionH>
-            <wp:positionV relativeFrom="paragraph">
-              <wp:posOffset>143510</wp:posOffset>
-            </wp:positionV>
-            <wp:extent cx="1228725" cy="990600"/>
-            <wp:effectExtent l="0" t="0" r="0" b="0"/>
-            <wp:wrapTight wrapText="bothSides">
-              <wp:wrapPolygon edited="0">
-                <wp:start x="7033" y="2492"/>
-                <wp:lineTo x="6698" y="4985"/>
-                <wp:lineTo x="6698" y="16200"/>
-                <wp:lineTo x="15405" y="16200"/>
-                <wp:lineTo x="16074" y="9138"/>
-                <wp:lineTo x="13060" y="5400"/>
-                <wp:lineTo x="9712" y="2492"/>
-                <wp:lineTo x="7033" y="2492"/>
-              </wp:wrapPolygon>
-            </wp:wrapTight>
-            <wp:docPr id="12" name="image3.png"/>
-            <wp:cNvGraphicFramePr/>
-            <a:graphic xmlns:a="http://schemas.openxmlformats.org/drawingml/2006/main">
-              <a:graphicData uri="http://schemas.openxmlformats.org/drawingml/2006/picture">
-                <pic:pic xmlns:pic="http://schemas.openxmlformats.org/drawingml/2006/picture">
-                  <pic:nvPicPr>
-                    <pic:cNvPr id="0" name="image3.png"/>
-                    <pic:cNvPicPr preferRelativeResize="0"/>
-                  </pic:nvPicPr>
-                  <pic:blipFill>
-                    <a:blip r:embed="rId9"/>
-                    <a:srcRect/>
-                    <a:stretch>
-                      <a:fillRect/>
-                    </a:stretch>
-                  </pic:blipFill>
-                  <pic:spPr>
-                    <a:xfrm>
-                      <a:off x="0" y="0"/>
-                      <a:ext cx="1228725" cy="990600"/>
-                    </a:xfrm>
-                    <a:prstGeom prst="rect">
-                      <a:avLst/>
-                    </a:prstGeom>
-                    <a:ln/>
-                  </pic:spPr>
-                </pic:pic>
-              </a:graphicData>
-            </a:graphic>
-          </wp:anchor>
-        </w:drawing>
+          <w:b/>
+          <w:bCs/>
+        </w:rPr>
+      </w:pPr>
+      <w:r>
+        <w:rPr>
+          <w:rFonts w:ascii="Times New Roman" w:eastAsia="Times New Roman" w:hAnsi="Times New Roman" w:cs="Times New Roman"/>
+          <w:b/>
+          <w:bCs/>
+        </w:rPr>
+        <w:t xml:space="preserve">12ª- </w:t>
+      </w:r>
+      <w:r>
+        <w:rPr>
+          <w:rFonts w:ascii="Times New Roman" w:eastAsia="Times New Roman" w:hAnsi="Times New Roman" w:cs="Times New Roman"/>
+        </w:rPr>
+        <w:t xml:space="preserve">La persona que acoge, </w:t>
+      </w:r>
+      <w:r>
+        <w:rPr>
+          <w:rFonts w:ascii="Times New Roman" w:eastAsia="Times New Roman" w:hAnsi="Times New Roman" w:cs="Times New Roman"/>
+          <w:b/>
+          <w:bCs/>
+        </w:rPr>
+        <w:t xml:space="preserve">en caso de accidente </w:t>
+      </w:r>
+      <w:r>
+        <w:rPr>
+          <w:rFonts w:ascii="Times New Roman" w:eastAsia="Times New Roman" w:hAnsi="Times New Roman" w:cs="Times New Roman"/>
+        </w:rPr>
+        <w:t xml:space="preserve">- </w:t>
+      </w:r>
+      <w:r>
+        <w:rPr>
+          <w:rFonts w:ascii="Times New Roman" w:eastAsia="Times New Roman" w:hAnsi="Times New Roman" w:cs="Times New Roman"/>
+          <w:b/>
+          <w:bCs/>
+        </w:rPr>
+        <w:t xml:space="preserve">urgencia </w:t>
+      </w:r>
+      <w:r>
+        <w:rPr>
+          <w:rFonts w:ascii="Times New Roman" w:eastAsia="Times New Roman" w:hAnsi="Times New Roman" w:cs="Times New Roman"/>
+        </w:rPr>
+        <w:t xml:space="preserve">que ponga en riesgo la vida del animal de máxima necesidad </w:t>
+      </w:r>
+      <w:r>
+        <w:rPr>
+          <w:rFonts w:ascii="Times New Roman" w:eastAsia="Times New Roman" w:hAnsi="Times New Roman" w:cs="Times New Roman"/>
+          <w:b/>
+          <w:bCs/>
+        </w:rPr>
+        <w:t>lo llevará al primer veterinario cercano</w:t>
+      </w:r>
+      <w:r>
+        <w:rPr>
+          <w:rFonts w:ascii="Times New Roman" w:eastAsia="Times New Roman" w:hAnsi="Times New Roman" w:cs="Times New Roman"/>
+        </w:rPr>
+        <w:t xml:space="preserve">, prima salvar su vida, e </w:t>
+      </w:r>
+      <w:r>
+        <w:rPr>
+          <w:rFonts w:ascii="Times New Roman" w:eastAsia="Times New Roman" w:hAnsi="Times New Roman" w:cs="Times New Roman"/>
+          <w:b/>
+          <w:bCs/>
+        </w:rPr>
+        <w:t>inmediatamente llamará a la Asociación sea la hora que sea</w:t>
+      </w:r>
+      <w:r>
+        <w:rPr>
+          <w:rFonts w:ascii="Times New Roman" w:eastAsia="Times New Roman" w:hAnsi="Times New Roman" w:cs="Times New Roman"/>
+        </w:rPr>
+        <w:t xml:space="preserve">. Si la causa del accidente es por </w:t>
+      </w:r>
+      <w:r>
+        <w:rPr>
+          <w:rFonts w:ascii="Times New Roman" w:eastAsia="Times New Roman" w:hAnsi="Times New Roman" w:cs="Times New Roman"/>
+          <w:b/>
+          <w:bCs/>
+        </w:rPr>
+        <w:t>imprudencia de la propia acogida asumirá los gastos veterinarios de dicho animal</w:t>
+      </w:r>
+      <w:r>
+        <w:rPr>
+          <w:rFonts w:ascii="Times New Roman" w:eastAsia="Times New Roman" w:hAnsi="Times New Roman" w:cs="Times New Roman"/>
+        </w:rPr>
+        <w:t xml:space="preserve">. Por ello, hay que ser responsables. Igualmente, si el animal se extravía, roban o fallece, se </w:t>
+      </w:r>
+      <w:r>
+        <w:rPr>
+          <w:rFonts w:ascii="Times New Roman" w:eastAsia="Times New Roman" w:hAnsi="Times New Roman" w:cs="Times New Roman"/>
+          <w:b/>
+          <w:bCs/>
+        </w:rPr>
+        <w:t>REQUERIRÁN COSTAS E INDEMNIZACIÓN.</w:t>
       </w:r>
     </w:p>
     <w:p>
@@ -2873,203 +2611,8 @@
         <w:jc w:val="both"/>
         <w:rPr>
           <w:rFonts w:ascii="Times New Roman" w:eastAsia="Times New Roman" w:hAnsi="Times New Roman" w:cs="Times New Roman"/>
-        </w:rPr>
-      </w:pPr>
-      <w:r>
-        <w:rPr>
-          <w:noProof/>
-          <w:lang w:val="es-ES"/>
-        </w:rPr>
-        <w:drawing>
-          <wp:anchor distT="0" distB="0" distL="0" distR="0" simplePos="0" relativeHeight="251687936" behindDoc="1" locked="0" layoutInCell="1" hidden="0" allowOverlap="1" wp14:anchorId="5D40038F" wp14:editId="7BD5781C">
-            <wp:simplePos x="0" y="0"/>
-            <wp:positionH relativeFrom="column">
-              <wp:posOffset>419100</wp:posOffset>
-            </wp:positionH>
-            <wp:positionV relativeFrom="paragraph">
-              <wp:posOffset>125095</wp:posOffset>
-            </wp:positionV>
-            <wp:extent cx="828675" cy="600075"/>
-            <wp:effectExtent l="0" t="0" r="0" b="0"/>
-            <wp:wrapNone/>
-            <wp:docPr id="9" name="image7.png"/>
-            <wp:cNvGraphicFramePr/>
-            <a:graphic xmlns:a="http://schemas.openxmlformats.org/drawingml/2006/main">
-              <a:graphicData uri="http://schemas.openxmlformats.org/drawingml/2006/picture">
-                <pic:pic xmlns:pic="http://schemas.openxmlformats.org/drawingml/2006/picture">
-                  <pic:nvPicPr>
-                    <pic:cNvPr id="0" name="image7.png"/>
-                    <pic:cNvPicPr preferRelativeResize="0"/>
-                  </pic:nvPicPr>
-                  <pic:blipFill>
-                    <a:blip r:embed="rId8"/>
-                    <a:srcRect/>
-                    <a:stretch>
-                      <a:fillRect/>
-                    </a:stretch>
-                  </pic:blipFill>
-                  <pic:spPr>
-                    <a:xfrm>
-                      <a:off x="0" y="0"/>
-                      <a:ext cx="828675" cy="600075"/>
-                    </a:xfrm>
-                    <a:prstGeom prst="rect">
-                      <a:avLst/>
-                    </a:prstGeom>
-                    <a:ln/>
-                  </pic:spPr>
-                </pic:pic>
-              </a:graphicData>
-            </a:graphic>
-          </wp:anchor>
-        </w:drawing>
-      </w:r>
-    </w:p>
-    <w:p>
-      <w:pPr>
-        <w:jc w:val="both"/>
-        <w:rPr>
-          <w:rFonts w:ascii="Times New Roman" w:eastAsia="Times New Roman" w:hAnsi="Times New Roman" w:cs="Times New Roman"/>
-        </w:rPr>
-      </w:pPr>
-    </w:p>
-    <w:p>
-      <w:pPr>
-        <w:jc w:val="both"/>
-        <w:rPr>
-          <w:rFonts w:ascii="Times New Roman" w:eastAsia="Times New Roman" w:hAnsi="Times New Roman" w:cs="Times New Roman"/>
-        </w:rPr>
-      </w:pPr>
-    </w:p>
-    <w:p>
-      <w:pPr>
-        <w:jc w:val="both"/>
-        <w:rPr>
-          <w:rFonts w:ascii="Times New Roman" w:eastAsia="Times New Roman" w:hAnsi="Times New Roman" w:cs="Times New Roman"/>
-        </w:rPr>
-      </w:pPr>
-    </w:p>
-    <w:p>
-      <w:pPr>
-        <w:jc w:val="both"/>
-        <w:rPr>
-          <w:rFonts w:ascii="Times New Roman" w:eastAsia="Times New Roman" w:hAnsi="Times New Roman" w:cs="Times New Roman"/>
-        </w:rPr>
-      </w:pPr>
-    </w:p>
-    <w:p>
-      <w:pPr>
-        <w:jc w:val="both"/>
-        <w:rPr>
-          <w:rFonts w:ascii="Times New Roman" w:eastAsia="Times New Roman" w:hAnsi="Times New Roman" w:cs="Times New Roman"/>
-          <w:b/>
-        </w:rPr>
-      </w:pPr>
-      <w:r>
-        <w:rPr>
-          <w:rFonts w:ascii="Times New Roman" w:eastAsia="Times New Roman" w:hAnsi="Times New Roman" w:cs="Times New Roman"/>
-          <w:b/>
-        </w:rPr>
-        <w:lastRenderedPageBreak/>
-        <w:t xml:space="preserve">12ª- </w:t>
-      </w:r>
-      <w:r>
-        <w:rPr>
-          <w:rFonts w:ascii="Times New Roman" w:eastAsia="Times New Roman" w:hAnsi="Times New Roman" w:cs="Times New Roman"/>
-        </w:rPr>
-        <w:t xml:space="preserve">La persona que acoge, </w:t>
-      </w:r>
-      <w:r>
-        <w:rPr>
-          <w:rFonts w:ascii="Times New Roman" w:eastAsia="Times New Roman" w:hAnsi="Times New Roman" w:cs="Times New Roman"/>
-          <w:b/>
-        </w:rPr>
-        <w:t xml:space="preserve">en caso de accidente </w:t>
-      </w:r>
-      <w:r>
-        <w:rPr>
-          <w:rFonts w:ascii="Times New Roman" w:eastAsia="Times New Roman" w:hAnsi="Times New Roman" w:cs="Times New Roman"/>
-        </w:rPr>
-        <w:t xml:space="preserve">- </w:t>
-      </w:r>
-      <w:r>
-        <w:rPr>
-          <w:rFonts w:ascii="Times New Roman" w:eastAsia="Times New Roman" w:hAnsi="Times New Roman" w:cs="Times New Roman"/>
-          <w:b/>
-        </w:rPr>
-        <w:t xml:space="preserve">urgencia </w:t>
-      </w:r>
-      <w:r>
-        <w:rPr>
-          <w:rFonts w:ascii="Times New Roman" w:eastAsia="Times New Roman" w:hAnsi="Times New Roman" w:cs="Times New Roman"/>
-        </w:rPr>
-        <w:t xml:space="preserve">que ponga en riesgo la vida del animal de máxima necesidad </w:t>
-      </w:r>
-      <w:r>
-        <w:rPr>
-          <w:rFonts w:ascii="Times New Roman" w:eastAsia="Times New Roman" w:hAnsi="Times New Roman" w:cs="Times New Roman"/>
-          <w:b/>
-        </w:rPr>
-        <w:t>lo llevará al primer veterinario cercano</w:t>
-      </w:r>
-      <w:r>
-        <w:rPr>
-          <w:rFonts w:ascii="Times New Roman" w:eastAsia="Times New Roman" w:hAnsi="Times New Roman" w:cs="Times New Roman"/>
-        </w:rPr>
-        <w:t xml:space="preserve">, prima salvar su vida, e </w:t>
-      </w:r>
-      <w:r>
-        <w:rPr>
-          <w:rFonts w:ascii="Times New Roman" w:eastAsia="Times New Roman" w:hAnsi="Times New Roman" w:cs="Times New Roman"/>
-          <w:b/>
-        </w:rPr>
-        <w:t>inmediatamente llamará a la Asociación sea la hora que sea</w:t>
-      </w:r>
-      <w:r>
-        <w:rPr>
-          <w:rFonts w:ascii="Times New Roman" w:eastAsia="Times New Roman" w:hAnsi="Times New Roman" w:cs="Times New Roman"/>
-        </w:rPr>
-        <w:t xml:space="preserve">. Si la causa del accidente es por </w:t>
-      </w:r>
-      <w:r>
-        <w:rPr>
-          <w:rFonts w:ascii="Times New Roman" w:eastAsia="Times New Roman" w:hAnsi="Times New Roman" w:cs="Times New Roman"/>
-          <w:b/>
-        </w:rPr>
-        <w:t>imprudencia de la propia acogida asumirá los gastos veterinarios de dicho animal</w:t>
-      </w:r>
-      <w:r>
-        <w:rPr>
-          <w:rFonts w:ascii="Times New Roman" w:eastAsia="Times New Roman" w:hAnsi="Times New Roman" w:cs="Times New Roman"/>
-        </w:rPr>
-        <w:t xml:space="preserve">. Por ello, hay que ser responsables. </w:t>
-      </w:r>
-      <w:r>
-        <w:rPr>
-          <w:rFonts w:ascii="Times New Roman" w:eastAsia="Times New Roman" w:hAnsi="Times New Roman" w:cs="Times New Roman"/>
-        </w:rPr>
-        <w:t>Igualmente,</w:t>
-      </w:r>
-      <w:r>
-        <w:rPr>
-          <w:rFonts w:ascii="Times New Roman" w:eastAsia="Times New Roman" w:hAnsi="Times New Roman" w:cs="Times New Roman"/>
-        </w:rPr>
-        <w:t xml:space="preserve"> si el animal se extravía, roban o fallece, se </w:t>
-      </w:r>
-      <w:r>
-        <w:rPr>
-          <w:rFonts w:ascii="Times New Roman" w:eastAsia="Times New Roman" w:hAnsi="Times New Roman" w:cs="Times New Roman"/>
-          <w:b/>
-        </w:rPr>
-        <w:t>REQUERIRÁN COSTAS E INDEMNIZACIÓN.</w:t>
-      </w:r>
-    </w:p>
-    <w:p>
-      <w:pPr>
-        <w:jc w:val="both"/>
-        <w:rPr>
-          <w:rFonts w:ascii="Times New Roman" w:eastAsia="Times New Roman" w:hAnsi="Times New Roman" w:cs="Times New Roman"/>
-          <w:b/>
+          <w:b/>
+          <w:bCs/>
         </w:rPr>
       </w:pPr>
     </w:p>
@@ -3085,6 +2628,7 @@
         <w:rPr>
           <w:rFonts w:ascii="Times New Roman" w:eastAsia="Times New Roman" w:hAnsi="Times New Roman" w:cs="Times New Roman"/>
           <w:b/>
+          <w:bCs/>
         </w:rPr>
         <w:t xml:space="preserve">13ª- </w:t>
       </w:r>
@@ -3098,6 +2642,7 @@
         <w:rPr>
           <w:rFonts w:ascii="Times New Roman" w:eastAsia="Times New Roman" w:hAnsi="Times New Roman" w:cs="Times New Roman"/>
           <w:b/>
+          <w:bCs/>
         </w:rPr>
         <w:t xml:space="preserve">RESERVA </w:t>
       </w:r>
@@ -3122,18 +2667,13 @@
         <w:rPr>
           <w:rFonts w:ascii="Times New Roman" w:eastAsia="Times New Roman" w:hAnsi="Times New Roman" w:cs="Times New Roman"/>
         </w:rPr>
-        <w:t>Además,</w:t>
-      </w:r>
-      <w:r>
-        <w:rPr>
-          <w:rFonts w:ascii="Times New Roman" w:eastAsia="Times New Roman" w:hAnsi="Times New Roman" w:cs="Times New Roman"/>
-        </w:rPr>
-        <w:t xml:space="preserve"> está informada de las condiciones de adopción, que incluyen la </w:t>
-      </w:r>
-      <w:r>
-        <w:rPr>
-          <w:rFonts w:ascii="Times New Roman" w:eastAsia="Times New Roman" w:hAnsi="Times New Roman" w:cs="Times New Roman"/>
-          <w:b/>
+        <w:t xml:space="preserve">Además, está informada de las condiciones de adopción, que incluyen la </w:t>
+      </w:r>
+      <w:r>
+        <w:rPr>
+          <w:rFonts w:ascii="Times New Roman" w:eastAsia="Times New Roman" w:hAnsi="Times New Roman" w:cs="Times New Roman"/>
+          <w:b/>
+          <w:bCs/>
         </w:rPr>
         <w:t xml:space="preserve">esterilización obligatoria </w:t>
       </w:r>
@@ -3147,6 +2687,7 @@
         <w:rPr>
           <w:rFonts w:ascii="Times New Roman" w:eastAsia="Times New Roman" w:hAnsi="Times New Roman" w:cs="Times New Roman"/>
           <w:b/>
+          <w:bCs/>
         </w:rPr>
         <w:t xml:space="preserve">se esterilizará entre los 6-8 meses de edad </w:t>
       </w:r>
@@ -3176,6 +2717,7 @@
         <w:rPr>
           <w:rFonts w:ascii="Times New Roman" w:eastAsia="Times New Roman" w:hAnsi="Times New Roman" w:cs="Times New Roman"/>
           <w:b/>
+          <w:bCs/>
         </w:rPr>
       </w:pPr>
       <w:r>
@@ -3188,22 +2730,9 @@
         <w:rPr>
           <w:rFonts w:ascii="Times New Roman" w:eastAsia="Times New Roman" w:hAnsi="Times New Roman" w:cs="Times New Roman"/>
           <w:b/>
-        </w:rPr>
-        <w:t>lo esterilizará el futur</w:t>
-      </w:r>
-      <w:r>
-        <w:rPr>
-          <w:rFonts w:ascii="Times New Roman" w:eastAsia="Times New Roman" w:hAnsi="Times New Roman" w:cs="Times New Roman"/>
-          <w:b/>
-        </w:rPr>
-        <w:t>o adoptante</w:t>
-      </w:r>
-      <w:r>
-        <w:rPr>
-          <w:rFonts w:ascii="Times New Roman" w:eastAsia="Times New Roman" w:hAnsi="Times New Roman" w:cs="Times New Roman"/>
-          <w:b/>
-        </w:rPr>
-        <w:t xml:space="preserve"> a partir de 1 mes a partir de la firma del contrato de adopción ya sea con su propio veterinario o mediante el convenio con el veterinario de la protectora. </w:t>
+          <w:bCs/>
+        </w:rPr>
+        <w:t xml:space="preserve">lo esterilizará el futuro adoptante a partir de 1 mes a partir de la firma del contrato de adopción ya sea con su propio veterinario o mediante el convenio con el veterinario de la protectora. </w:t>
       </w:r>
     </w:p>
     <w:p>
@@ -3225,6 +2754,7 @@
         <w:rPr>
           <w:rFonts w:ascii="Times New Roman" w:eastAsia="Times New Roman" w:hAnsi="Times New Roman" w:cs="Times New Roman"/>
           <w:b/>
+          <w:bCs/>
         </w:rPr>
         <w:t xml:space="preserve">pago de una cuota </w:t>
       </w:r>
@@ -3253,99 +2783,9 @@
         <w:rPr>
           <w:rFonts w:ascii="Times New Roman" w:eastAsia="Times New Roman" w:hAnsi="Times New Roman" w:cs="Times New Roman"/>
           <w:b/>
-          <w:shd w:val="clear" w:color="auto" w:fill="FF9900"/>
-        </w:rPr>
-      </w:pPr>
-      <w:r>
-        <w:rPr>
-          <w:rFonts w:ascii="Times New Roman" w:eastAsia="Times New Roman" w:hAnsi="Times New Roman" w:cs="Times New Roman"/>
-          <w:b/>
-        </w:rPr>
-        <w:t xml:space="preserve">14ª- </w:t>
-      </w:r>
-      <w:r>
-        <w:rPr>
-          <w:rFonts w:ascii="Times New Roman" w:eastAsia="Times New Roman" w:hAnsi="Times New Roman" w:cs="Times New Roman"/>
-        </w:rPr>
-        <w:t xml:space="preserve">La protectora </w:t>
-      </w:r>
-      <w:r>
-        <w:rPr>
-          <w:rFonts w:ascii="Times New Roman" w:eastAsia="Times New Roman" w:hAnsi="Times New Roman" w:cs="Times New Roman"/>
-          <w:b/>
-        </w:rPr>
-        <w:t xml:space="preserve">aportará </w:t>
-      </w:r>
-      <w:r>
-        <w:rPr>
-          <w:rFonts w:ascii="Times New Roman" w:eastAsia="Times New Roman" w:hAnsi="Times New Roman" w:cs="Times New Roman"/>
-        </w:rPr>
-        <w:t xml:space="preserve">en régimen de acogida a la persona responsable </w:t>
-      </w:r>
-      <w:r>
-        <w:rPr>
-          <w:rFonts w:ascii="Times New Roman" w:eastAsia="Times New Roman" w:hAnsi="Times New Roman" w:cs="Times New Roman"/>
-          <w:b/>
-        </w:rPr>
-        <w:t xml:space="preserve">material </w:t>
-      </w:r>
-      <w:r>
-        <w:rPr>
-          <w:rFonts w:ascii="Times New Roman" w:eastAsia="Times New Roman" w:hAnsi="Times New Roman" w:cs="Times New Roman"/>
-        </w:rPr>
-        <w:t xml:space="preserve">como correaje, cama, comederos y alimentación necesaria para el animal que tendrá que ser devuelto </w:t>
-      </w:r>
-      <w:r>
-        <w:rPr>
-          <w:rFonts w:ascii="Times New Roman" w:eastAsia="Times New Roman" w:hAnsi="Times New Roman" w:cs="Times New Roman"/>
-          <w:b/>
-        </w:rPr>
-        <w:t>en buen estado</w:t>
-      </w:r>
-      <w:r>
-        <w:rPr>
-          <w:rFonts w:ascii="Times New Roman" w:eastAsia="Times New Roman" w:hAnsi="Times New Roman" w:cs="Times New Roman"/>
-        </w:rPr>
-        <w:t xml:space="preserve">, al finalizar la acogida o al reservar al animal para su adopción. </w:t>
-      </w:r>
-      <w:r>
-        <w:rPr>
-          <w:rFonts w:ascii="Times New Roman" w:eastAsia="Times New Roman" w:hAnsi="Times New Roman" w:cs="Times New Roman"/>
-          <w:b/>
-          <w:shd w:val="clear" w:color="auto" w:fill="FF9900"/>
-        </w:rPr>
-        <w:t xml:space="preserve">Si el material se estropea </w:t>
-      </w:r>
-      <w:r>
-        <w:rPr>
-          <w:rFonts w:ascii="Times New Roman" w:eastAsia="Times New Roman" w:hAnsi="Times New Roman" w:cs="Times New Roman"/>
-          <w:shd w:val="clear" w:color="auto" w:fill="FF9900"/>
-        </w:rPr>
-        <w:t xml:space="preserve">por </w:t>
-      </w:r>
-      <w:r>
-        <w:rPr>
-          <w:rFonts w:ascii="Times New Roman" w:eastAsia="Times New Roman" w:hAnsi="Times New Roman" w:cs="Times New Roman"/>
-          <w:b/>
-          <w:shd w:val="clear" w:color="auto" w:fill="FF9900"/>
-        </w:rPr>
-        <w:t>causas ajenas al uso cotidiano</w:t>
-      </w:r>
-      <w:r>
-        <w:rPr>
-          <w:rFonts w:ascii="Times New Roman" w:eastAsia="Times New Roman" w:hAnsi="Times New Roman" w:cs="Times New Roman"/>
-          <w:shd w:val="clear" w:color="auto" w:fill="FF9900"/>
-        </w:rPr>
-        <w:t xml:space="preserve">, la acogida </w:t>
-      </w:r>
-      <w:r>
-        <w:rPr>
-          <w:rFonts w:ascii="Times New Roman" w:eastAsia="Times New Roman" w:hAnsi="Times New Roman" w:cs="Times New Roman"/>
-          <w:b/>
-          <w:shd w:val="clear" w:color="auto" w:fill="FF9900"/>
-        </w:rPr>
-        <w:t xml:space="preserve">tendrá que ayudar con su reposición. </w:t>
-      </w:r>
+          <w:bCs/>
+        </w:rPr>
+      </w:pPr>
     </w:p>
     <w:p>
       <w:pPr>
@@ -3355,9 +2795,107 @@
         <w:rPr>
           <w:rFonts w:ascii="Times New Roman" w:eastAsia="Times New Roman" w:hAnsi="Times New Roman" w:cs="Times New Roman"/>
           <w:b/>
+          <w:bCs/>
           <w:shd w:val="clear" w:color="auto" w:fill="FF9900"/>
         </w:rPr>
       </w:pPr>
+      <w:r>
+        <w:rPr>
+          <w:rFonts w:ascii="Times New Roman" w:eastAsia="Times New Roman" w:hAnsi="Times New Roman" w:cs="Times New Roman"/>
+          <w:b/>
+          <w:bCs/>
+        </w:rPr>
+        <w:t xml:space="preserve">14ª- </w:t>
+      </w:r>
+      <w:r>
+        <w:rPr>
+          <w:rFonts w:ascii="Times New Roman" w:eastAsia="Times New Roman" w:hAnsi="Times New Roman" w:cs="Times New Roman"/>
+        </w:rPr>
+        <w:t xml:space="preserve">La protectora </w:t>
+      </w:r>
+      <w:r>
+        <w:rPr>
+          <w:rFonts w:ascii="Times New Roman" w:eastAsia="Times New Roman" w:hAnsi="Times New Roman" w:cs="Times New Roman"/>
+          <w:b/>
+          <w:bCs/>
+        </w:rPr>
+        <w:t xml:space="preserve">aportará </w:t>
+      </w:r>
+      <w:r>
+        <w:rPr>
+          <w:rFonts w:ascii="Times New Roman" w:eastAsia="Times New Roman" w:hAnsi="Times New Roman" w:cs="Times New Roman"/>
+        </w:rPr>
+        <w:t xml:space="preserve">en régimen de acogida a la persona responsable </w:t>
+      </w:r>
+      <w:r>
+        <w:rPr>
+          <w:rFonts w:ascii="Times New Roman" w:eastAsia="Times New Roman" w:hAnsi="Times New Roman" w:cs="Times New Roman"/>
+          <w:b/>
+          <w:bCs/>
+        </w:rPr>
+        <w:t xml:space="preserve">material </w:t>
+      </w:r>
+      <w:r>
+        <w:rPr>
+          <w:rFonts w:ascii="Times New Roman" w:eastAsia="Times New Roman" w:hAnsi="Times New Roman" w:cs="Times New Roman"/>
+        </w:rPr>
+        <w:t xml:space="preserve">como correaje, cama, comederos y alimentación necesaria para el animal que tendrá que ser devuelto </w:t>
+      </w:r>
+      <w:r>
+        <w:rPr>
+          <w:rFonts w:ascii="Times New Roman" w:eastAsia="Times New Roman" w:hAnsi="Times New Roman" w:cs="Times New Roman"/>
+          <w:b/>
+          <w:bCs/>
+        </w:rPr>
+        <w:t>en buen estado</w:t>
+      </w:r>
+      <w:r>
+        <w:rPr>
+          <w:rFonts w:ascii="Times New Roman" w:eastAsia="Times New Roman" w:hAnsi="Times New Roman" w:cs="Times New Roman"/>
+        </w:rPr>
+        <w:t xml:space="preserve">, al finalizar la acogida o al reservar al animal para su adopción. </w:t>
+      </w:r>
+      <w:r>
+        <w:rPr>
+          <w:rFonts w:ascii="Times New Roman" w:eastAsia="Times New Roman" w:hAnsi="Times New Roman" w:cs="Times New Roman"/>
+          <w:b/>
+          <w:bCs/>
+          <w:shd w:val="clear" w:color="auto" w:fill="FF9900"/>
+        </w:rPr>
+        <w:t xml:space="preserve">Si el material se estropea </w:t>
+      </w:r>
+      <w:r>
+        <w:rPr>
+          <w:rFonts w:ascii="Times New Roman" w:eastAsia="Times New Roman" w:hAnsi="Times New Roman" w:cs="Times New Roman"/>
+          <w:shd w:val="clear" w:color="auto" w:fill="FF9900"/>
+        </w:rPr>
+        <w:t xml:space="preserve">por </w:t>
+      </w:r>
+      <w:r>
+        <w:rPr>
+          <w:rFonts w:ascii="Times New Roman" w:eastAsia="Times New Roman" w:hAnsi="Times New Roman" w:cs="Times New Roman"/>
+          <w:b/>
+          <w:bCs/>
+          <w:shd w:val="clear" w:color="auto" w:fill="FF9900"/>
+        </w:rPr>
+        <w:t>causas ajenas al uso cotidiano</w:t>
+      </w:r>
+      <w:r>
+        <w:rPr>
+          <w:rFonts w:ascii="Times New Roman" w:eastAsia="Times New Roman" w:hAnsi="Times New Roman" w:cs="Times New Roman"/>
+          <w:shd w:val="clear" w:color="auto" w:fill="FF9900"/>
+        </w:rPr>
+        <w:t xml:space="preserve">, la acogida </w:t>
+      </w:r>
+      <w:r>
+        <w:rPr>
+          <w:rFonts w:ascii="Times New Roman" w:eastAsia="Times New Roman" w:hAnsi="Times New Roman" w:cs="Times New Roman"/>
+          <w:b/>
+          <w:bCs/>
+          <w:shd w:val="clear" w:color="auto" w:fill="FF9900"/>
+        </w:rPr>
+        <w:t xml:space="preserve">tendrá que ayudar con su reposición. </w:t>
+      </w:r>
     </w:p>
     <w:p>
       <w:pPr>
@@ -3372,6 +2910,7 @@
         <w:rPr>
           <w:rFonts w:ascii="Times New Roman" w:eastAsia="Times New Roman" w:hAnsi="Times New Roman" w:cs="Times New Roman"/>
           <w:b/>
+          <w:bCs/>
         </w:rPr>
         <w:t xml:space="preserve">15ª- </w:t>
       </w:r>
@@ -3385,6 +2924,7 @@
         <w:rPr>
           <w:rFonts w:ascii="Times New Roman" w:eastAsia="Times New Roman" w:hAnsi="Times New Roman" w:cs="Times New Roman"/>
           <w:b/>
+          <w:bCs/>
         </w:rPr>
         <w:t xml:space="preserve">propios convenios con veterinarios </w:t>
       </w:r>
@@ -3394,16 +2934,6 @@
         </w:rPr>
         <w:t xml:space="preserve">ya concretados; de cuyos gastos se hace cargo la protectora en régimen de acogida a no ser que el animal se encuentre ya reservado para su adopción por parte del responsable de dicha acogida presente, el cual ya se tendría que hacer cargo de ello. </w:t>
       </w:r>
-    </w:p>
-    <w:p>
-      <w:pPr>
-        <w:widowControl w:val="0"/>
-        <w:spacing w:before="43" w:line="272" w:lineRule="auto"/>
-        <w:ind w:right="-40"/>
-        <w:rPr>
-          <w:rFonts w:ascii="Times New Roman" w:eastAsia="Times New Roman" w:hAnsi="Times New Roman" w:cs="Times New Roman"/>
-        </w:rPr>
-      </w:pPr>
     </w:p>
     <w:p>
       <w:pPr>
@@ -3418,6 +2948,7 @@
         <w:rPr>
           <w:rFonts w:ascii="Times New Roman" w:eastAsia="Times New Roman" w:hAnsi="Times New Roman" w:cs="Times New Roman"/>
           <w:b/>
+          <w:bCs/>
         </w:rPr>
         <w:t xml:space="preserve">16ª- Nuestros animales siempre están IDENTIFICADOS CON MICROCHIP, PASAPORTE, VACUNADOS Y DESPARASITADOS. </w:t>
       </w:r>
@@ -3425,25 +2956,21 @@
         <w:rPr>
           <w:rFonts w:ascii="Times New Roman" w:eastAsia="Times New Roman" w:hAnsi="Times New Roman" w:cs="Times New Roman"/>
         </w:rPr>
-        <w:t xml:space="preserve">El protocolo en las actualizaciones de vacunas, desparasitaciones </w:t>
-      </w:r>
-      <w:r>
-        <w:rPr>
-          <w:rFonts w:ascii="Times New Roman" w:eastAsia="Times New Roman" w:hAnsi="Times New Roman" w:cs="Times New Roman"/>
-        </w:rPr>
-        <w:t>etc.</w:t>
-      </w:r>
-      <w:r>
-        <w:rPr>
-          <w:rFonts w:ascii="Times New Roman" w:eastAsia="Times New Roman" w:hAnsi="Times New Roman" w:cs="Times New Roman"/>
-        </w:rPr>
-        <w:t>, serán</w:t>
-      </w:r>
-      <w:r>
-        <w:rPr>
-          <w:rFonts w:ascii="Times New Roman" w:eastAsia="Times New Roman" w:hAnsi="Times New Roman" w:cs="Times New Roman"/>
-        </w:rPr>
-        <w:t xml:space="preserve"> asistidas por personal de la protectora para llevarles a poner al día.</w:t>
+        <w:t xml:space="preserve">El protocolo en las actualizaciones de vacunas, desparasitaciones etc., serán asistidas por personal de la protectora para </w:t>
+      </w:r>
+      <w:proofErr w:type="gramStart"/>
+      <w:r>
+        <w:rPr>
+          <w:rFonts w:ascii="Times New Roman" w:eastAsia="Times New Roman" w:hAnsi="Times New Roman" w:cs="Times New Roman"/>
+        </w:rPr>
+        <w:t>llevarles</w:t>
+      </w:r>
+      <w:proofErr w:type="gramEnd"/>
+      <w:r>
+        <w:rPr>
+          <w:rFonts w:ascii="Times New Roman" w:eastAsia="Times New Roman" w:hAnsi="Times New Roman" w:cs="Times New Roman"/>
+        </w:rPr>
+        <w:t xml:space="preserve"> a poner al día.</w:t>
       </w:r>
     </w:p>
     <w:p>
@@ -3464,12 +2991,14 @@
         <w:rPr>
           <w:rFonts w:ascii="Times New Roman" w:eastAsia="Times New Roman" w:hAnsi="Times New Roman" w:cs="Times New Roman"/>
           <w:b/>
-        </w:rPr>
-      </w:pPr>
-      <w:r>
-        <w:rPr>
-          <w:rFonts w:ascii="Times New Roman" w:eastAsia="Times New Roman" w:hAnsi="Times New Roman" w:cs="Times New Roman"/>
-          <w:b/>
+          <w:bCs/>
+        </w:rPr>
+      </w:pPr>
+      <w:r>
+        <w:rPr>
+          <w:rFonts w:ascii="Times New Roman" w:eastAsia="Times New Roman" w:hAnsi="Times New Roman" w:cs="Times New Roman"/>
+          <w:b/>
+          <w:bCs/>
         </w:rPr>
         <w:t xml:space="preserve">17ª- </w:t>
       </w:r>
@@ -3483,6 +3012,7 @@
         <w:rPr>
           <w:rFonts w:ascii="Times New Roman" w:eastAsia="Times New Roman" w:hAnsi="Times New Roman" w:cs="Times New Roman"/>
           <w:b/>
+          <w:bCs/>
         </w:rPr>
         <w:t xml:space="preserve">cumplir con el seguimiento audiovisual y presencial del animal acogido de forma continua. </w:t>
       </w:r>
@@ -3495,6 +3025,7 @@
         <w:rPr>
           <w:rFonts w:ascii="Times New Roman" w:eastAsia="Times New Roman" w:hAnsi="Times New Roman" w:cs="Times New Roman"/>
           <w:b/>
+          <w:bCs/>
         </w:rPr>
       </w:pPr>
     </w:p>
@@ -3506,72 +3037,14 @@
         <w:rPr>
           <w:rFonts w:ascii="Times New Roman" w:eastAsia="Times New Roman" w:hAnsi="Times New Roman" w:cs="Times New Roman"/>
           <w:b/>
-        </w:rPr>
-      </w:pPr>
-      <w:r>
-        <w:rPr>
-          <w:noProof/>
-          <w:lang w:val="es-ES"/>
-        </w:rPr>
-        <w:drawing>
-          <wp:anchor distT="0" distB="0" distL="0" distR="0" simplePos="0" relativeHeight="251696128" behindDoc="1" locked="0" layoutInCell="1" hidden="0" allowOverlap="1" wp14:anchorId="476DD158" wp14:editId="5B04EA85">
-            <wp:simplePos x="0" y="0"/>
-            <wp:positionH relativeFrom="column">
-              <wp:posOffset>219075</wp:posOffset>
-            </wp:positionH>
-            <wp:positionV relativeFrom="paragraph">
-              <wp:posOffset>353695</wp:posOffset>
-            </wp:positionV>
-            <wp:extent cx="1228725" cy="990600"/>
-            <wp:effectExtent l="0" t="0" r="0" b="0"/>
-            <wp:wrapTight wrapText="bothSides">
-              <wp:wrapPolygon edited="0">
-                <wp:start x="7033" y="2492"/>
-                <wp:lineTo x="6698" y="4985"/>
-                <wp:lineTo x="6698" y="16200"/>
-                <wp:lineTo x="15405" y="16200"/>
-                <wp:lineTo x="16074" y="9138"/>
-                <wp:lineTo x="13060" y="5400"/>
-                <wp:lineTo x="9712" y="2492"/>
-                <wp:lineTo x="7033" y="2492"/>
-              </wp:wrapPolygon>
-            </wp:wrapTight>
-            <wp:docPr id="13" name="image3.png"/>
-            <wp:cNvGraphicFramePr/>
-            <a:graphic xmlns:a="http://schemas.openxmlformats.org/drawingml/2006/main">
-              <a:graphicData uri="http://schemas.openxmlformats.org/drawingml/2006/picture">
-                <pic:pic xmlns:pic="http://schemas.openxmlformats.org/drawingml/2006/picture">
-                  <pic:nvPicPr>
-                    <pic:cNvPr id="0" name="image3.png"/>
-                    <pic:cNvPicPr preferRelativeResize="0"/>
-                  </pic:nvPicPr>
-                  <pic:blipFill>
-                    <a:blip r:embed="rId9"/>
-                    <a:srcRect/>
-                    <a:stretch>
-                      <a:fillRect/>
-                    </a:stretch>
-                  </pic:blipFill>
-                  <pic:spPr>
-                    <a:xfrm>
-                      <a:off x="0" y="0"/>
-                      <a:ext cx="1228725" cy="990600"/>
-                    </a:xfrm>
-                    <a:prstGeom prst="rect">
-                      <a:avLst/>
-                    </a:prstGeom>
-                    <a:ln/>
-                  </pic:spPr>
-                </pic:pic>
-              </a:graphicData>
-            </a:graphic>
-          </wp:anchor>
-        </w:drawing>
-      </w:r>
-      <w:r>
-        <w:rPr>
-          <w:rFonts w:ascii="Times New Roman" w:eastAsia="Times New Roman" w:hAnsi="Times New Roman" w:cs="Times New Roman"/>
-          <w:b/>
+          <w:bCs/>
+        </w:rPr>
+      </w:pPr>
+      <w:r>
+        <w:rPr>
+          <w:rFonts w:ascii="Times New Roman" w:eastAsia="Times New Roman" w:hAnsi="Times New Roman" w:cs="Times New Roman"/>
+          <w:b/>
+          <w:bCs/>
         </w:rPr>
         <w:t xml:space="preserve">18ª-Es obligatorio AVISAR a la Junta Directiva de la previsión de material, pienso, leche o medicamentos o cualquier tipo de reposición con una antelación mínima de 4 días. </w:t>
       </w:r>
@@ -3584,57 +3057,9 @@
         <w:rPr>
           <w:rFonts w:ascii="Times New Roman" w:eastAsia="Times New Roman" w:hAnsi="Times New Roman" w:cs="Times New Roman"/>
           <w:b/>
-        </w:rPr>
-      </w:pPr>
-      <w:r>
-        <w:rPr>
-          <w:noProof/>
-          <w:lang w:val="es-ES"/>
-        </w:rPr>
-        <w:drawing>
-          <wp:anchor distT="0" distB="0" distL="0" distR="0" simplePos="0" relativeHeight="251689984" behindDoc="1" locked="0" layoutInCell="1" hidden="0" allowOverlap="1" wp14:anchorId="66A5CA14" wp14:editId="01465256">
-            <wp:simplePos x="0" y="0"/>
-            <wp:positionH relativeFrom="column">
-              <wp:posOffset>361950</wp:posOffset>
-            </wp:positionH>
-            <wp:positionV relativeFrom="paragraph">
-              <wp:posOffset>189230</wp:posOffset>
-            </wp:positionV>
-            <wp:extent cx="828675" cy="600075"/>
-            <wp:effectExtent l="0" t="0" r="0" b="0"/>
-            <wp:wrapNone/>
-            <wp:docPr id="10" name="image7.png"/>
-            <wp:cNvGraphicFramePr/>
-            <a:graphic xmlns:a="http://schemas.openxmlformats.org/drawingml/2006/main">
-              <a:graphicData uri="http://schemas.openxmlformats.org/drawingml/2006/picture">
-                <pic:pic xmlns:pic="http://schemas.openxmlformats.org/drawingml/2006/picture">
-                  <pic:nvPicPr>
-                    <pic:cNvPr id="0" name="image7.png"/>
-                    <pic:cNvPicPr preferRelativeResize="0"/>
-                  </pic:nvPicPr>
-                  <pic:blipFill>
-                    <a:blip r:embed="rId8"/>
-                    <a:srcRect/>
-                    <a:stretch>
-                      <a:fillRect/>
-                    </a:stretch>
-                  </pic:blipFill>
-                  <pic:spPr>
-                    <a:xfrm>
-                      <a:off x="0" y="0"/>
-                      <a:ext cx="828675" cy="600075"/>
-                    </a:xfrm>
-                    <a:prstGeom prst="rect">
-                      <a:avLst/>
-                    </a:prstGeom>
-                    <a:ln/>
-                  </pic:spPr>
-                </pic:pic>
-              </a:graphicData>
-            </a:graphic>
-          </wp:anchor>
-        </w:drawing>
-      </w:r>
+          <w:bCs/>
+        </w:rPr>
+      </w:pPr>
     </w:p>
     <w:p>
       <w:pPr>
@@ -3643,9 +3068,64 @@
         <w:ind w:right="-182"/>
         <w:rPr>
           <w:rFonts w:ascii="Times New Roman" w:eastAsia="Times New Roman" w:hAnsi="Times New Roman" w:cs="Times New Roman"/>
-          <w:b/>
-        </w:rPr>
-      </w:pPr>
+        </w:rPr>
+      </w:pPr>
+      <w:r>
+        <w:rPr>
+          <w:rFonts w:ascii="Times New Roman" w:eastAsia="Times New Roman" w:hAnsi="Times New Roman" w:cs="Times New Roman"/>
+          <w:b/>
+          <w:bCs/>
+        </w:rPr>
+        <w:t>19ª</w:t>
+      </w:r>
+      <w:r>
+        <w:rPr>
+          <w:rFonts w:ascii="Times New Roman" w:eastAsia="Times New Roman" w:hAnsi="Times New Roman" w:cs="Times New Roman"/>
+        </w:rPr>
+        <w:t xml:space="preserve">- </w:t>
+      </w:r>
+      <w:r>
+        <w:rPr>
+          <w:rFonts w:ascii="Times New Roman" w:eastAsia="Times New Roman" w:hAnsi="Times New Roman" w:cs="Times New Roman"/>
+          <w:b/>
+          <w:bCs/>
+        </w:rPr>
+        <w:t xml:space="preserve">El incumplimiento </w:t>
+      </w:r>
+      <w:r>
+        <w:rPr>
+          <w:rFonts w:ascii="Times New Roman" w:eastAsia="Times New Roman" w:hAnsi="Times New Roman" w:cs="Times New Roman"/>
+        </w:rPr>
+        <w:t xml:space="preserve">de cualquiera de los anteriores puntos, tendrán distintas </w:t>
+      </w:r>
+      <w:r>
+        <w:rPr>
+          <w:rFonts w:ascii="Times New Roman" w:eastAsia="Times New Roman" w:hAnsi="Times New Roman" w:cs="Times New Roman"/>
+          <w:b/>
+          <w:bCs/>
+        </w:rPr>
+        <w:t xml:space="preserve">sanciones, incluso económicas, por la falta de seriedad en la toma de conformidad en el presente contrato. </w:t>
+      </w:r>
+      <w:r>
+        <w:rPr>
+          <w:rFonts w:ascii="Times New Roman" w:eastAsia="Times New Roman" w:hAnsi="Times New Roman" w:cs="Times New Roman"/>
+        </w:rPr>
+        <w:t xml:space="preserve">El cual faculta a la Asociación Siempre Fiel para hacer uso de la </w:t>
+      </w:r>
+      <w:r>
+        <w:rPr>
+          <w:rFonts w:ascii="Times New Roman" w:eastAsia="Times New Roman" w:hAnsi="Times New Roman" w:cs="Times New Roman"/>
+          <w:b/>
+          <w:bCs/>
+        </w:rPr>
+        <w:t xml:space="preserve">reserva de dominio que tiene sobre el animal </w:t>
+      </w:r>
+      <w:r>
+        <w:rPr>
+          <w:rFonts w:ascii="Times New Roman" w:eastAsia="Times New Roman" w:hAnsi="Times New Roman" w:cs="Times New Roman"/>
+        </w:rPr>
+        <w:t xml:space="preserve">si llegara el caso. </w:t>
+      </w:r>
     </w:p>
     <w:p>
       <w:pPr>
@@ -3654,7 +3134,6 @@
         <w:ind w:right="-182"/>
         <w:rPr>
           <w:rFonts w:ascii="Times New Roman" w:eastAsia="Times New Roman" w:hAnsi="Times New Roman" w:cs="Times New Roman"/>
-          <w:b/>
         </w:rPr>
       </w:pPr>
     </w:p>
@@ -3663,634 +3142,721 @@
         <w:widowControl w:val="0"/>
         <w:spacing w:before="43" w:line="272" w:lineRule="auto"/>
         <w:ind w:right="-182"/>
-        <w:rPr>
-          <w:rFonts w:ascii="Times New Roman" w:eastAsia="Times New Roman" w:hAnsi="Times New Roman" w:cs="Times New Roman"/>
-          <w:b/>
-        </w:rPr>
-      </w:pPr>
+        <w:jc w:val="center"/>
+        <w:rPr>
+          <w:rFonts w:ascii="Times New Roman" w:eastAsia="Times New Roman" w:hAnsi="Times New Roman" w:cs="Times New Roman"/>
+          <w:b/>
+          <w:bCs/>
+          <w:sz w:val="20"/>
+          <w:szCs w:val="20"/>
+        </w:rPr>
+      </w:pPr>
+      <w:r>
+        <w:rPr>
+          <w:rFonts w:ascii="Times New Roman" w:eastAsia="Times New Roman" w:hAnsi="Times New Roman" w:cs="Times New Roman"/>
+          <w:b/>
+          <w:bCs/>
+          <w:sz w:val="20"/>
+          <w:szCs w:val="20"/>
+          <w:u w:val="single"/>
+        </w:rPr>
+        <w:t>VALE DE ENTREGA DE MATERIAL PARA LA ACOGIDA</w:t>
+      </w:r>
+      <w:r>
+        <w:rPr>
+          <w:rFonts w:ascii="Times New Roman" w:eastAsia="Times New Roman" w:hAnsi="Times New Roman" w:cs="Times New Roman"/>
+          <w:b/>
+          <w:bCs/>
+          <w:sz w:val="20"/>
+          <w:szCs w:val="20"/>
+        </w:rPr>
+        <w:t xml:space="preserve"> </w:t>
+      </w:r>
     </w:p>
     <w:p>
       <w:pPr>
         <w:widowControl w:val="0"/>
         <w:spacing w:before="43" w:line="272" w:lineRule="auto"/>
         <w:ind w:right="-182"/>
-        <w:rPr>
-          <w:rFonts w:ascii="Times New Roman" w:eastAsia="Times New Roman" w:hAnsi="Times New Roman" w:cs="Times New Roman"/>
-          <w:b/>
-        </w:rPr>
-      </w:pPr>
+        <w:jc w:val="center"/>
+        <w:rPr>
+          <w:rFonts w:ascii="Times New Roman" w:eastAsia="Times New Roman" w:hAnsi="Times New Roman" w:cs="Times New Roman"/>
+          <w:b/>
+          <w:bCs/>
+          <w:sz w:val="16"/>
+          <w:szCs w:val="16"/>
+        </w:rPr>
+      </w:pPr>
+      <w:r>
+        <w:rPr>
+          <w:rFonts w:ascii="Times New Roman" w:eastAsia="Times New Roman" w:hAnsi="Times New Roman" w:cs="Times New Roman"/>
+          <w:b/>
+          <w:bCs/>
+          <w:sz w:val="20"/>
+          <w:szCs w:val="20"/>
+        </w:rPr>
+        <w:t xml:space="preserve">    </w:t>
+      </w:r>
+      <w:r>
+        <w:rPr>
+          <w:b/>
+          <w:bCs/>
+          <w:sz w:val="16"/>
+          <w:szCs w:val="16"/>
+        </w:rPr>
+        <w:t xml:space="preserve">● </w:t>
+      </w:r>
+      <w:r>
+        <w:rPr>
+          <w:rFonts w:ascii="Times New Roman" w:eastAsia="Times New Roman" w:hAnsi="Times New Roman" w:cs="Times New Roman"/>
+          <w:b/>
+          <w:bCs/>
+          <w:sz w:val="16"/>
+          <w:szCs w:val="16"/>
+        </w:rPr>
+        <w:t xml:space="preserve">COMEDERO Y BEBEDERO…………………………… SI NO </w:t>
+      </w:r>
     </w:p>
     <w:p>
       <w:pPr>
         <w:widowControl w:val="0"/>
-        <w:spacing w:before="43" w:line="272" w:lineRule="auto"/>
-        <w:ind w:right="-182"/>
-        <w:rPr>
-          <w:rFonts w:ascii="Times New Roman" w:eastAsia="Times New Roman" w:hAnsi="Times New Roman" w:cs="Times New Roman"/>
-        </w:rPr>
-      </w:pPr>
-      <w:r>
-        <w:rPr>
-          <w:rFonts w:ascii="Times New Roman" w:eastAsia="Times New Roman" w:hAnsi="Times New Roman" w:cs="Times New Roman"/>
-          <w:b/>
-        </w:rPr>
-        <w:lastRenderedPageBreak/>
-        <w:t>19ª</w:t>
-      </w:r>
-      <w:r>
-        <w:rPr>
-          <w:rFonts w:ascii="Times New Roman" w:eastAsia="Times New Roman" w:hAnsi="Times New Roman" w:cs="Times New Roman"/>
-        </w:rPr>
-        <w:t xml:space="preserve">- </w:t>
-      </w:r>
-      <w:r>
-        <w:rPr>
-          <w:rFonts w:ascii="Times New Roman" w:eastAsia="Times New Roman" w:hAnsi="Times New Roman" w:cs="Times New Roman"/>
-          <w:b/>
-        </w:rPr>
-        <w:t xml:space="preserve">El incumplimiento </w:t>
-      </w:r>
-      <w:r>
-        <w:rPr>
-          <w:rFonts w:ascii="Times New Roman" w:eastAsia="Times New Roman" w:hAnsi="Times New Roman" w:cs="Times New Roman"/>
-        </w:rPr>
-        <w:t xml:space="preserve">de cualquiera de los anteriores puntos, tendrán distintas </w:t>
-      </w:r>
-      <w:r>
-        <w:rPr>
-          <w:rFonts w:ascii="Times New Roman" w:eastAsia="Times New Roman" w:hAnsi="Times New Roman" w:cs="Times New Roman"/>
-          <w:b/>
-        </w:rPr>
-        <w:t xml:space="preserve">sanciones, incluso económicas, por la falta de seriedad en la toma de conformidad en el presente contrato. </w:t>
-      </w:r>
-      <w:r>
-        <w:rPr>
-          <w:rFonts w:ascii="Times New Roman" w:eastAsia="Times New Roman" w:hAnsi="Times New Roman" w:cs="Times New Roman"/>
-        </w:rPr>
-        <w:t xml:space="preserve">El cual faculta a la Asociación Siempre Fiel para hacer uso de la </w:t>
-      </w:r>
-      <w:r>
-        <w:rPr>
-          <w:rFonts w:ascii="Times New Roman" w:eastAsia="Times New Roman" w:hAnsi="Times New Roman" w:cs="Times New Roman"/>
-          <w:b/>
-        </w:rPr>
-        <w:t xml:space="preserve">reserva de dominio que tiene sobre el animal </w:t>
-      </w:r>
-      <w:r>
-        <w:rPr>
-          <w:rFonts w:ascii="Times New Roman" w:eastAsia="Times New Roman" w:hAnsi="Times New Roman" w:cs="Times New Roman"/>
-        </w:rPr>
-        <w:t xml:space="preserve">si llegara el caso. </w:t>
+        <w:spacing w:before="43" w:line="199" w:lineRule="auto"/>
+        <w:ind w:firstLine="425"/>
+        <w:jc w:val="center"/>
+        <w:rPr>
+          <w:rFonts w:ascii="Times New Roman" w:eastAsia="Times New Roman" w:hAnsi="Times New Roman" w:cs="Times New Roman"/>
+          <w:b/>
+          <w:bCs/>
+          <w:sz w:val="16"/>
+          <w:szCs w:val="16"/>
+        </w:rPr>
+      </w:pPr>
+      <w:r>
+        <w:rPr>
+          <w:b/>
+          <w:bCs/>
+          <w:sz w:val="16"/>
+          <w:szCs w:val="16"/>
+        </w:rPr>
+        <w:t xml:space="preserve">● </w:t>
+      </w:r>
+      <w:r>
+        <w:rPr>
+          <w:rFonts w:ascii="Times New Roman" w:eastAsia="Times New Roman" w:hAnsi="Times New Roman" w:cs="Times New Roman"/>
+          <w:b/>
+          <w:bCs/>
+          <w:sz w:val="16"/>
+          <w:szCs w:val="16"/>
+        </w:rPr>
+        <w:t xml:space="preserve">MANTAS O CAMA………………………………………. SI NO </w:t>
       </w:r>
     </w:p>
     <w:p>
       <w:pPr>
         <w:widowControl w:val="0"/>
-        <w:spacing w:before="43" w:line="272" w:lineRule="auto"/>
-        <w:ind w:right="-182"/>
-        <w:rPr>
-          <w:rFonts w:ascii="Times New Roman" w:eastAsia="Times New Roman" w:hAnsi="Times New Roman" w:cs="Times New Roman"/>
-        </w:rPr>
-      </w:pPr>
+        <w:spacing w:before="43" w:line="199" w:lineRule="auto"/>
+        <w:ind w:firstLine="425"/>
+        <w:jc w:val="center"/>
+        <w:rPr>
+          <w:rFonts w:ascii="Times New Roman" w:eastAsia="Times New Roman" w:hAnsi="Times New Roman" w:cs="Times New Roman"/>
+          <w:b/>
+          <w:bCs/>
+          <w:sz w:val="16"/>
+          <w:szCs w:val="16"/>
+        </w:rPr>
+      </w:pPr>
+      <w:r>
+        <w:rPr>
+          <w:b/>
+          <w:bCs/>
+          <w:sz w:val="16"/>
+          <w:szCs w:val="16"/>
+        </w:rPr>
+        <w:t xml:space="preserve">● </w:t>
+      </w:r>
+      <w:r>
+        <w:rPr>
+          <w:rFonts w:ascii="Times New Roman" w:eastAsia="Times New Roman" w:hAnsi="Times New Roman" w:cs="Times New Roman"/>
+          <w:b/>
+          <w:bCs/>
+          <w:sz w:val="16"/>
+          <w:szCs w:val="16"/>
+        </w:rPr>
+        <w:t>ARNÉS DOBLE O TRIPLE</w:t>
+      </w:r>
+      <w:proofErr w:type="gramStart"/>
+      <w:r>
+        <w:rPr>
+          <w:rFonts w:ascii="Times New Roman" w:eastAsia="Times New Roman" w:hAnsi="Times New Roman" w:cs="Times New Roman"/>
+          <w:b/>
+          <w:bCs/>
+          <w:sz w:val="16"/>
+          <w:szCs w:val="16"/>
+        </w:rPr>
+        <w:t>…….</w:t>
+      </w:r>
+      <w:proofErr w:type="gramEnd"/>
+      <w:r>
+        <w:rPr>
+          <w:rFonts w:ascii="Times New Roman" w:eastAsia="Times New Roman" w:hAnsi="Times New Roman" w:cs="Times New Roman"/>
+          <w:b/>
+          <w:bCs/>
+          <w:sz w:val="16"/>
+          <w:szCs w:val="16"/>
+        </w:rPr>
+        <w:t xml:space="preserve">……………………….. SI NO </w:t>
+      </w:r>
     </w:p>
     <w:p>
       <w:pPr>
         <w:widowControl w:val="0"/>
-        <w:spacing w:before="43" w:line="272" w:lineRule="auto"/>
-        <w:ind w:right="-182"/>
-        <w:rPr>
-          <w:rFonts w:ascii="Times New Roman" w:eastAsia="Times New Roman" w:hAnsi="Times New Roman" w:cs="Times New Roman"/>
-        </w:rPr>
-      </w:pPr>
+        <w:spacing w:before="43" w:line="199" w:lineRule="auto"/>
+        <w:ind w:firstLine="425"/>
+        <w:jc w:val="center"/>
+        <w:rPr>
+          <w:rFonts w:ascii="Times New Roman" w:eastAsia="Times New Roman" w:hAnsi="Times New Roman" w:cs="Times New Roman"/>
+          <w:b/>
+          <w:bCs/>
+          <w:sz w:val="16"/>
+          <w:szCs w:val="16"/>
+        </w:rPr>
+      </w:pPr>
+      <w:r>
+        <w:rPr>
+          <w:b/>
+          <w:bCs/>
+          <w:sz w:val="16"/>
+          <w:szCs w:val="16"/>
+        </w:rPr>
+        <w:t xml:space="preserve">● </w:t>
+      </w:r>
+      <w:r>
+        <w:rPr>
+          <w:rFonts w:ascii="Times New Roman" w:eastAsia="Times New Roman" w:hAnsi="Times New Roman" w:cs="Times New Roman"/>
+          <w:b/>
+          <w:bCs/>
+          <w:sz w:val="16"/>
+          <w:szCs w:val="16"/>
+        </w:rPr>
+        <w:t xml:space="preserve">CORREA INDIVIDUAL O DOBLE ……………………. SI NO </w:t>
+      </w:r>
     </w:p>
     <w:p>
       <w:pPr>
         <w:widowControl w:val="0"/>
-        <w:spacing w:before="43" w:line="272" w:lineRule="auto"/>
-        <w:ind w:right="-182"/>
-        <w:rPr>
-          <w:rFonts w:ascii="Times New Roman" w:eastAsia="Times New Roman" w:hAnsi="Times New Roman" w:cs="Times New Roman"/>
-        </w:rPr>
-      </w:pPr>
+        <w:spacing w:before="43" w:line="199" w:lineRule="auto"/>
+        <w:ind w:firstLine="425"/>
+        <w:jc w:val="center"/>
+        <w:rPr>
+          <w:rFonts w:ascii="Times New Roman" w:eastAsia="Times New Roman" w:hAnsi="Times New Roman" w:cs="Times New Roman"/>
+          <w:b/>
+          <w:bCs/>
+          <w:sz w:val="16"/>
+          <w:szCs w:val="16"/>
+        </w:rPr>
+      </w:pPr>
+      <w:r>
+        <w:rPr>
+          <w:b/>
+          <w:bCs/>
+          <w:sz w:val="16"/>
+          <w:szCs w:val="16"/>
+        </w:rPr>
+        <w:t xml:space="preserve">● </w:t>
+      </w:r>
+      <w:r>
+        <w:rPr>
+          <w:rFonts w:ascii="Times New Roman" w:eastAsia="Times New Roman" w:hAnsi="Times New Roman" w:cs="Times New Roman"/>
+          <w:b/>
+          <w:bCs/>
+          <w:sz w:val="16"/>
+          <w:szCs w:val="16"/>
+        </w:rPr>
+        <w:t xml:space="preserve">COLLAR O MARTINGALE …………………………… SI NO </w:t>
+      </w:r>
     </w:p>
     <w:p>
       <w:pPr>
         <w:widowControl w:val="0"/>
-        <w:spacing w:before="43" w:line="272" w:lineRule="auto"/>
-        <w:ind w:right="-182"/>
-        <w:rPr>
-          <w:rFonts w:ascii="Times New Roman" w:eastAsia="Times New Roman" w:hAnsi="Times New Roman" w:cs="Times New Roman"/>
-        </w:rPr>
-      </w:pPr>
+        <w:spacing w:before="43" w:line="199" w:lineRule="auto"/>
+        <w:ind w:firstLine="425"/>
+        <w:jc w:val="center"/>
+        <w:rPr>
+          <w:rFonts w:ascii="Times New Roman" w:eastAsia="Times New Roman" w:hAnsi="Times New Roman" w:cs="Times New Roman"/>
+          <w:b/>
+          <w:bCs/>
+          <w:sz w:val="16"/>
+          <w:szCs w:val="16"/>
+        </w:rPr>
+      </w:pPr>
+      <w:r>
+        <w:rPr>
+          <w:b/>
+          <w:bCs/>
+          <w:sz w:val="16"/>
+          <w:szCs w:val="16"/>
+        </w:rPr>
+        <w:t xml:space="preserve">● </w:t>
+      </w:r>
+      <w:r>
+        <w:rPr>
+          <w:rFonts w:ascii="Times New Roman" w:eastAsia="Times New Roman" w:hAnsi="Times New Roman" w:cs="Times New Roman"/>
+          <w:b/>
+          <w:bCs/>
+          <w:sz w:val="16"/>
+          <w:szCs w:val="16"/>
+        </w:rPr>
+        <w:t xml:space="preserve">ABRIGO ……………………………………………………SI NO </w:t>
+      </w:r>
     </w:p>
     <w:p>
       <w:pPr>
         <w:widowControl w:val="0"/>
-        <w:spacing w:before="43" w:line="272" w:lineRule="auto"/>
-        <w:ind w:right="-182"/>
-        <w:rPr>
-          <w:rFonts w:ascii="Times New Roman" w:eastAsia="Times New Roman" w:hAnsi="Times New Roman" w:cs="Times New Roman"/>
-        </w:rPr>
-      </w:pPr>
+        <w:spacing w:before="43" w:line="199" w:lineRule="auto"/>
+        <w:ind w:firstLine="425"/>
+        <w:jc w:val="center"/>
+        <w:rPr>
+          <w:rFonts w:ascii="Times New Roman" w:eastAsia="Times New Roman" w:hAnsi="Times New Roman" w:cs="Times New Roman"/>
+          <w:b/>
+          <w:bCs/>
+          <w:sz w:val="16"/>
+          <w:szCs w:val="16"/>
+        </w:rPr>
+      </w:pPr>
+      <w:r>
+        <w:rPr>
+          <w:b/>
+          <w:bCs/>
+          <w:sz w:val="16"/>
+          <w:szCs w:val="16"/>
+        </w:rPr>
+        <w:t xml:space="preserve">● </w:t>
+      </w:r>
+      <w:r>
+        <w:rPr>
+          <w:rFonts w:ascii="Times New Roman" w:eastAsia="Times New Roman" w:hAnsi="Times New Roman" w:cs="Times New Roman"/>
+          <w:b/>
+          <w:bCs/>
+          <w:sz w:val="16"/>
+          <w:szCs w:val="16"/>
+        </w:rPr>
+        <w:t>JUGUETES …………………………………………</w:t>
+      </w:r>
+      <w:proofErr w:type="gramStart"/>
+      <w:r>
+        <w:rPr>
+          <w:rFonts w:ascii="Times New Roman" w:eastAsia="Times New Roman" w:hAnsi="Times New Roman" w:cs="Times New Roman"/>
+          <w:b/>
+          <w:bCs/>
+          <w:sz w:val="16"/>
+          <w:szCs w:val="16"/>
+        </w:rPr>
+        <w:t>…….</w:t>
+      </w:r>
+      <w:proofErr w:type="gramEnd"/>
+      <w:r>
+        <w:rPr>
+          <w:rFonts w:ascii="Times New Roman" w:eastAsia="Times New Roman" w:hAnsi="Times New Roman" w:cs="Times New Roman"/>
+          <w:b/>
+          <w:bCs/>
+          <w:sz w:val="16"/>
+          <w:szCs w:val="16"/>
+        </w:rPr>
+        <w:t xml:space="preserve">. SI NO </w:t>
+      </w:r>
     </w:p>
     <w:p>
       <w:pPr>
         <w:widowControl w:val="0"/>
-        <w:spacing w:before="43" w:line="272" w:lineRule="auto"/>
-        <w:ind w:right="-182"/>
-        <w:rPr>
-          <w:rFonts w:ascii="Times New Roman" w:eastAsia="Times New Roman" w:hAnsi="Times New Roman" w:cs="Times New Roman"/>
-        </w:rPr>
-      </w:pPr>
+        <w:spacing w:before="43" w:line="199" w:lineRule="auto"/>
+        <w:ind w:firstLine="425"/>
+        <w:jc w:val="center"/>
+        <w:rPr>
+          <w:rFonts w:ascii="Times New Roman" w:eastAsia="Times New Roman" w:hAnsi="Times New Roman" w:cs="Times New Roman"/>
+          <w:b/>
+          <w:bCs/>
+          <w:sz w:val="16"/>
+          <w:szCs w:val="16"/>
+        </w:rPr>
+      </w:pPr>
+      <w:r>
+        <w:rPr>
+          <w:b/>
+          <w:bCs/>
+          <w:sz w:val="16"/>
+          <w:szCs w:val="16"/>
+        </w:rPr>
+        <w:t xml:space="preserve">● </w:t>
+      </w:r>
+      <w:r>
+        <w:rPr>
+          <w:rFonts w:ascii="Times New Roman" w:eastAsia="Times New Roman" w:hAnsi="Times New Roman" w:cs="Times New Roman"/>
+          <w:b/>
+          <w:bCs/>
+          <w:sz w:val="16"/>
+          <w:szCs w:val="16"/>
+        </w:rPr>
+        <w:t>PIENSO / LECHE LACTANTES……………………</w:t>
+      </w:r>
+      <w:proofErr w:type="gramStart"/>
+      <w:r>
+        <w:rPr>
+          <w:rFonts w:ascii="Times New Roman" w:eastAsia="Times New Roman" w:hAnsi="Times New Roman" w:cs="Times New Roman"/>
+          <w:b/>
+          <w:bCs/>
+          <w:sz w:val="16"/>
+          <w:szCs w:val="16"/>
+        </w:rPr>
+        <w:t>…....</w:t>
+      </w:r>
+      <w:proofErr w:type="gramEnd"/>
+      <w:r>
+        <w:rPr>
+          <w:rFonts w:ascii="Times New Roman" w:eastAsia="Times New Roman" w:hAnsi="Times New Roman" w:cs="Times New Roman"/>
+          <w:b/>
+          <w:bCs/>
+          <w:sz w:val="16"/>
+          <w:szCs w:val="16"/>
+        </w:rPr>
+        <w:t xml:space="preserve">SI NO </w:t>
+      </w:r>
     </w:p>
     <w:p>
       <w:pPr>
         <w:widowControl w:val="0"/>
-        <w:spacing w:before="43" w:line="272" w:lineRule="auto"/>
-        <w:ind w:right="-182"/>
-        <w:rPr>
-          <w:rFonts w:ascii="Times New Roman" w:eastAsia="Times New Roman" w:hAnsi="Times New Roman" w:cs="Times New Roman"/>
-        </w:rPr>
-      </w:pPr>
-      <w:r>
-        <w:rPr>
-          <w:noProof/>
-          <w:lang w:val="es-ES"/>
-        </w:rPr>
-        <w:drawing>
-          <wp:anchor distT="0" distB="0" distL="0" distR="0" simplePos="0" relativeHeight="251668480" behindDoc="1" locked="0" layoutInCell="1" hidden="0" allowOverlap="1" wp14:anchorId="01D16465" wp14:editId="59051E2E">
-            <wp:simplePos x="0" y="0"/>
-            <wp:positionH relativeFrom="column">
-              <wp:posOffset>47625</wp:posOffset>
-            </wp:positionH>
-            <wp:positionV relativeFrom="paragraph">
-              <wp:posOffset>1351915</wp:posOffset>
-            </wp:positionV>
-            <wp:extent cx="1800225" cy="1276350"/>
-            <wp:effectExtent l="0" t="0" r="0" b="0"/>
-            <wp:wrapNone/>
-            <wp:docPr id="18" name="image3.png"/>
-            <wp:cNvGraphicFramePr/>
-            <a:graphic xmlns:a="http://schemas.openxmlformats.org/drawingml/2006/main">
-              <a:graphicData uri="http://schemas.openxmlformats.org/drawingml/2006/picture">
-                <pic:pic xmlns:pic="http://schemas.openxmlformats.org/drawingml/2006/picture">
-                  <pic:nvPicPr>
-                    <pic:cNvPr id="0" name="image3.png"/>
-                    <pic:cNvPicPr preferRelativeResize="0"/>
-                  </pic:nvPicPr>
-                  <pic:blipFill>
-                    <a:blip r:embed="rId9"/>
-                    <a:srcRect/>
-                    <a:stretch>
-                      <a:fillRect/>
-                    </a:stretch>
-                  </pic:blipFill>
-                  <pic:spPr>
-                    <a:xfrm>
-                      <a:off x="0" y="0"/>
-                      <a:ext cx="1800225" cy="1276350"/>
-                    </a:xfrm>
-                    <a:prstGeom prst="rect">
-                      <a:avLst/>
-                    </a:prstGeom>
-                    <a:ln/>
-                  </pic:spPr>
-                </pic:pic>
-              </a:graphicData>
-            </a:graphic>
-          </wp:anchor>
-        </w:drawing>
-      </w:r>
-      <w:r>
-        <w:rPr>
-          <w:noProof/>
-          <w:lang w:val="es-ES"/>
-        </w:rPr>
-        <w:drawing>
-          <wp:anchor distT="0" distB="0" distL="0" distR="0" simplePos="0" relativeHeight="251669504" behindDoc="1" locked="0" layoutInCell="1" hidden="0" allowOverlap="1" wp14:anchorId="3463A57C" wp14:editId="6DD05E4F">
-            <wp:simplePos x="0" y="0"/>
-            <wp:positionH relativeFrom="column">
-              <wp:posOffset>342900</wp:posOffset>
-            </wp:positionH>
-            <wp:positionV relativeFrom="paragraph">
-              <wp:posOffset>1564005</wp:posOffset>
-            </wp:positionV>
-            <wp:extent cx="1319213" cy="852448"/>
-            <wp:effectExtent l="0" t="0" r="0" b="0"/>
-            <wp:wrapNone/>
-            <wp:docPr id="26" name="image7.png"/>
-            <wp:cNvGraphicFramePr/>
-            <a:graphic xmlns:a="http://schemas.openxmlformats.org/drawingml/2006/main">
-              <a:graphicData uri="http://schemas.openxmlformats.org/drawingml/2006/picture">
-                <pic:pic xmlns:pic="http://schemas.openxmlformats.org/drawingml/2006/picture">
-                  <pic:nvPicPr>
-                    <pic:cNvPr id="0" name="image7.png"/>
-                    <pic:cNvPicPr preferRelativeResize="0"/>
-                  </pic:nvPicPr>
-                  <pic:blipFill>
-                    <a:blip r:embed="rId8"/>
-                    <a:srcRect/>
-                    <a:stretch>
-                      <a:fillRect/>
-                    </a:stretch>
-                  </pic:blipFill>
-                  <pic:spPr>
-                    <a:xfrm>
-                      <a:off x="0" y="0"/>
-                      <a:ext cx="1319213" cy="852448"/>
-                    </a:xfrm>
-                    <a:prstGeom prst="rect">
-                      <a:avLst/>
-                    </a:prstGeom>
-                    <a:ln/>
-                  </pic:spPr>
-                </pic:pic>
-              </a:graphicData>
-            </a:graphic>
-          </wp:anchor>
-        </w:drawing>
-      </w:r>
-      <w:r>
-        <w:rPr>
-          <w:rFonts w:ascii="Times New Roman" w:eastAsia="Times New Roman" w:hAnsi="Times New Roman" w:cs="Times New Roman"/>
-          <w:b/>
-        </w:rPr>
-        <w:t>FIRMA PERSONA QUE ENTREGA:                        FIRMA ACOGIDA QUE RECEPCIÓN</w:t>
-      </w:r>
-    </w:p>
-    <w:p>
-      <w:pPr>
-        <w:rPr>
-          <w:rFonts w:ascii="Times New Roman" w:eastAsia="Times New Roman" w:hAnsi="Times New Roman" w:cs="Times New Roman"/>
-        </w:rPr>
-      </w:pPr>
-    </w:p>
-    <w:p>
-      <w:pPr>
-        <w:jc w:val="right"/>
-        <w:rPr>
-          <w:rFonts w:ascii="Times New Roman" w:eastAsia="Times New Roman" w:hAnsi="Times New Roman" w:cs="Times New Roman"/>
-        </w:rPr>
-      </w:pPr>
-    </w:p>
-    <w:p>
-      <w:pPr>
-        <w:jc w:val="right"/>
-        <w:rPr>
-          <w:rFonts w:ascii="Times New Roman" w:eastAsia="Times New Roman" w:hAnsi="Times New Roman" w:cs="Times New Roman"/>
-        </w:rPr>
-      </w:pPr>
-    </w:p>
-    <w:p>
-      <w:pPr>
-        <w:jc w:val="right"/>
-        <w:rPr>
-          <w:rFonts w:ascii="Times New Roman" w:eastAsia="Times New Roman" w:hAnsi="Times New Roman" w:cs="Times New Roman"/>
-        </w:rPr>
-      </w:pPr>
-    </w:p>
-    <w:p>
-      <w:pPr>
-        <w:jc w:val="right"/>
-        <w:rPr>
-          <w:rFonts w:ascii="Times New Roman" w:eastAsia="Times New Roman" w:hAnsi="Times New Roman" w:cs="Times New Roman"/>
-        </w:rPr>
-      </w:pPr>
-    </w:p>
-    <w:p>
-      <w:pPr>
-        <w:jc w:val="right"/>
-        <w:rPr>
-          <w:rFonts w:ascii="Times New Roman" w:eastAsia="Times New Roman" w:hAnsi="Times New Roman" w:cs="Times New Roman"/>
-        </w:rPr>
-      </w:pPr>
-    </w:p>
-    <w:p>
-      <w:pPr>
-        <w:jc w:val="right"/>
-        <w:rPr>
-          <w:rFonts w:ascii="Times New Roman" w:eastAsia="Times New Roman" w:hAnsi="Times New Roman" w:cs="Times New Roman"/>
-        </w:rPr>
-      </w:pPr>
-    </w:p>
-    <w:p>
-      <w:pPr>
-        <w:jc w:val="right"/>
-        <w:rPr>
-          <w:rFonts w:ascii="Times New Roman" w:eastAsia="Times New Roman" w:hAnsi="Times New Roman" w:cs="Times New Roman"/>
-        </w:rPr>
-      </w:pPr>
-    </w:p>
-    <w:p>
-      <w:pPr>
-        <w:jc w:val="right"/>
-        <w:rPr>
-          <w:rFonts w:ascii="Times New Roman" w:eastAsia="Times New Roman" w:hAnsi="Times New Roman" w:cs="Times New Roman"/>
-        </w:rPr>
-      </w:pPr>
-    </w:p>
-    <w:p>
-      <w:pPr>
-        <w:jc w:val="right"/>
-        <w:rPr>
-          <w:rFonts w:ascii="Times New Roman" w:eastAsia="Times New Roman" w:hAnsi="Times New Roman" w:cs="Times New Roman"/>
-        </w:rPr>
-      </w:pPr>
-    </w:p>
-    <w:p>
-      <w:pPr>
-        <w:jc w:val="right"/>
-        <w:rPr>
-          <w:rFonts w:ascii="Times New Roman" w:eastAsia="Times New Roman" w:hAnsi="Times New Roman" w:cs="Times New Roman"/>
-        </w:rPr>
-      </w:pPr>
-    </w:p>
-    <w:p>
-      <w:pPr>
-        <w:jc w:val="right"/>
-        <w:rPr>
-          <w:rFonts w:ascii="Times New Roman" w:eastAsia="Times New Roman" w:hAnsi="Times New Roman" w:cs="Times New Roman"/>
-        </w:rPr>
-      </w:pPr>
-    </w:p>
-    <w:p>
-      <w:pPr>
-        <w:jc w:val="right"/>
-        <w:rPr>
-          <w:rFonts w:ascii="Times New Roman" w:eastAsia="Times New Roman" w:hAnsi="Times New Roman" w:cs="Times New Roman"/>
-        </w:rPr>
-      </w:pPr>
-    </w:p>
-    <w:p>
-      <w:pPr>
-        <w:jc w:val="right"/>
-        <w:rPr>
-          <w:rFonts w:ascii="Times New Roman" w:eastAsia="Times New Roman" w:hAnsi="Times New Roman" w:cs="Times New Roman"/>
-        </w:rPr>
-      </w:pPr>
-    </w:p>
-    <w:p>
-      <w:pPr>
-        <w:jc w:val="right"/>
-        <w:rPr>
-          <w:rFonts w:ascii="Times New Roman" w:eastAsia="Times New Roman" w:hAnsi="Times New Roman" w:cs="Times New Roman"/>
-        </w:rPr>
-      </w:pPr>
-    </w:p>
-    <w:p>
-      <w:pPr>
-        <w:jc w:val="right"/>
-        <w:rPr>
-          <w:rFonts w:ascii="Times New Roman" w:eastAsia="Times New Roman" w:hAnsi="Times New Roman" w:cs="Times New Roman"/>
-        </w:rPr>
-      </w:pPr>
-    </w:p>
-    <w:p>
-      <w:pPr>
-        <w:jc w:val="right"/>
-        <w:rPr>
-          <w:rFonts w:ascii="Times New Roman" w:eastAsia="Times New Roman" w:hAnsi="Times New Roman" w:cs="Times New Roman"/>
-        </w:rPr>
-      </w:pPr>
-    </w:p>
-    <w:p>
-      <w:pPr>
-        <w:jc w:val="right"/>
-        <w:rPr>
-          <w:rFonts w:ascii="Times New Roman" w:eastAsia="Times New Roman" w:hAnsi="Times New Roman" w:cs="Times New Roman"/>
-        </w:rPr>
-      </w:pPr>
-    </w:p>
-    <w:p>
-      <w:pPr>
-        <w:jc w:val="right"/>
-        <w:rPr>
-          <w:rFonts w:ascii="Times New Roman" w:eastAsia="Times New Roman" w:hAnsi="Times New Roman" w:cs="Times New Roman"/>
-        </w:rPr>
-      </w:pPr>
-    </w:p>
-    <w:p>
-      <w:pPr>
-        <w:jc w:val="right"/>
-        <w:rPr>
-          <w:rFonts w:ascii="Times New Roman" w:eastAsia="Times New Roman" w:hAnsi="Times New Roman" w:cs="Times New Roman"/>
-        </w:rPr>
-      </w:pPr>
-    </w:p>
-    <w:p>
-      <w:pPr>
-        <w:jc w:val="right"/>
-        <w:rPr>
-          <w:rFonts w:ascii="Times New Roman" w:eastAsia="Times New Roman" w:hAnsi="Times New Roman" w:cs="Times New Roman"/>
-        </w:rPr>
-      </w:pPr>
-    </w:p>
-    <w:p>
-      <w:pPr>
-        <w:jc w:val="right"/>
-        <w:rPr>
-          <w:rFonts w:ascii="Times New Roman" w:eastAsia="Times New Roman" w:hAnsi="Times New Roman" w:cs="Times New Roman"/>
-        </w:rPr>
-      </w:pPr>
-    </w:p>
-    <w:p>
-      <w:pPr>
-        <w:jc w:val="right"/>
-        <w:rPr>
-          <w:rFonts w:ascii="Times New Roman" w:eastAsia="Times New Roman" w:hAnsi="Times New Roman" w:cs="Times New Roman"/>
-        </w:rPr>
-      </w:pPr>
-    </w:p>
-    <w:p>
-      <w:pPr>
-        <w:jc w:val="right"/>
-        <w:rPr>
-          <w:rFonts w:ascii="Times New Roman" w:eastAsia="Times New Roman" w:hAnsi="Times New Roman" w:cs="Times New Roman"/>
-        </w:rPr>
-      </w:pPr>
-      <w:r>
-        <w:rPr>
-          <w:rFonts w:ascii="Times New Roman" w:eastAsia="Times New Roman" w:hAnsi="Times New Roman" w:cs="Times New Roman"/>
-        </w:rPr>
-        <w:t xml:space="preserve">  En Salamanca, a </w:t>
-      </w:r>
-      <w:r>
-        <w:rPr>
-          <w:rFonts w:ascii="Times New Roman" w:eastAsia="Times New Roman" w:hAnsi="Times New Roman" w:cs="Times New Roman"/>
-        </w:rPr>
-        <w:t>XX</w:t>
-      </w:r>
-      <w:r>
-        <w:rPr>
-          <w:rFonts w:ascii="Times New Roman" w:eastAsia="Times New Roman" w:hAnsi="Times New Roman" w:cs="Times New Roman"/>
-        </w:rPr>
-        <w:t xml:space="preserve"> </w:t>
-      </w:r>
-      <w:r>
-        <w:rPr>
-          <w:rFonts w:ascii="Times New Roman" w:eastAsia="Times New Roman" w:hAnsi="Times New Roman" w:cs="Times New Roman"/>
-        </w:rPr>
-        <w:t xml:space="preserve">de </w:t>
-      </w:r>
-      <w:r>
-        <w:rPr>
-          <w:rFonts w:ascii="Times New Roman" w:eastAsia="Times New Roman" w:hAnsi="Times New Roman" w:cs="Times New Roman"/>
-        </w:rPr>
-        <w:t>XXXXXX</w:t>
-      </w:r>
-      <w:r>
-        <w:rPr>
-          <w:rFonts w:ascii="Times New Roman" w:eastAsia="Times New Roman" w:hAnsi="Times New Roman" w:cs="Times New Roman"/>
-        </w:rPr>
-        <w:t xml:space="preserve"> del 2026</w:t>
-      </w:r>
-      <w:r>
-        <w:rPr>
-          <w:rFonts w:ascii="Times New Roman" w:eastAsia="Times New Roman" w:hAnsi="Times New Roman" w:cs="Times New Roman"/>
-        </w:rPr>
-        <w:t xml:space="preserve">      </w:t>
-      </w:r>
-      <w:r>
-        <w:rPr>
-          <w:rFonts w:ascii="Times New Roman" w:eastAsia="Times New Roman" w:hAnsi="Times New Roman" w:cs="Times New Roman"/>
-        </w:rPr>
-        <w:t xml:space="preserve">       </w:t>
-      </w:r>
-    </w:p>
-    <w:p>
-      <w:pPr>
-        <w:jc w:val="right"/>
-        <w:rPr>
-          <w:rFonts w:ascii="Times New Roman" w:eastAsia="Times New Roman" w:hAnsi="Times New Roman" w:cs="Times New Roman"/>
-        </w:rPr>
-      </w:pPr>
-    </w:p>
-    <w:p>
-      <w:r>
-        <w:rPr>
-          <w:noProof/>
-          <w:lang w:val="es-ES"/>
-        </w:rPr>
-        <w:drawing>
-          <wp:anchor distT="0" distB="0" distL="0" distR="0" simplePos="0" relativeHeight="251681792" behindDoc="1" locked="0" layoutInCell="1" hidden="0" allowOverlap="1" wp14:anchorId="6DBEFBDA" wp14:editId="52D0BD79">
-            <wp:simplePos x="0" y="0"/>
-            <wp:positionH relativeFrom="column">
-              <wp:posOffset>228600</wp:posOffset>
-            </wp:positionH>
-            <wp:positionV relativeFrom="page">
-              <wp:posOffset>8867775</wp:posOffset>
-            </wp:positionV>
-            <wp:extent cx="1409700" cy="904875"/>
-            <wp:effectExtent l="0" t="0" r="0" b="0"/>
-            <wp:wrapTight wrapText="bothSides">
-              <wp:wrapPolygon edited="0">
-                <wp:start x="7589" y="2274"/>
-                <wp:lineTo x="6714" y="3638"/>
-                <wp:lineTo x="6422" y="6821"/>
-                <wp:lineTo x="7005" y="15916"/>
-                <wp:lineTo x="7297" y="16825"/>
-                <wp:lineTo x="12551" y="16825"/>
-                <wp:lineTo x="14595" y="15916"/>
-                <wp:lineTo x="15762" y="13642"/>
-                <wp:lineTo x="15762" y="8640"/>
-                <wp:lineTo x="13135" y="5457"/>
-                <wp:lineTo x="9341" y="2274"/>
-                <wp:lineTo x="7589" y="2274"/>
-              </wp:wrapPolygon>
-            </wp:wrapTight>
-            <wp:docPr id="6" name="image3.png"/>
-            <wp:cNvGraphicFramePr/>
-            <a:graphic xmlns:a="http://schemas.openxmlformats.org/drawingml/2006/main">
-              <a:graphicData uri="http://schemas.openxmlformats.org/drawingml/2006/picture">
-                <pic:pic xmlns:pic="http://schemas.openxmlformats.org/drawingml/2006/picture">
-                  <pic:nvPicPr>
-                    <pic:cNvPr id="0" name="image3.png"/>
-                    <pic:cNvPicPr preferRelativeResize="0"/>
-                  </pic:nvPicPr>
-                  <pic:blipFill>
-                    <a:blip r:embed="rId9"/>
-                    <a:srcRect/>
-                    <a:stretch>
-                      <a:fillRect/>
-                    </a:stretch>
-                  </pic:blipFill>
-                  <pic:spPr>
-                    <a:xfrm>
-                      <a:off x="0" y="0"/>
-                      <a:ext cx="1409700" cy="904875"/>
-                    </a:xfrm>
-                    <a:prstGeom prst="rect">
-                      <a:avLst/>
-                    </a:prstGeom>
-                    <a:ln/>
-                  </pic:spPr>
-                </pic:pic>
-              </a:graphicData>
-            </a:graphic>
-            <wp14:sizeRelH relativeFrom="margin">
-              <wp14:pctWidth>0</wp14:pctWidth>
-            </wp14:sizeRelH>
-            <wp14:sizeRelV relativeFrom="margin">
-              <wp14:pctHeight>0</wp14:pctHeight>
-            </wp14:sizeRelV>
-          </wp:anchor>
-        </w:drawing>
-      </w:r>
-      <w:r>
-        <w:rPr>
-          <w:noProof/>
-          <w:lang w:val="es-ES"/>
-        </w:rPr>
-        <w:drawing>
-          <wp:anchor distT="0" distB="0" distL="0" distR="0" simplePos="0" relativeHeight="251692032" behindDoc="1" locked="0" layoutInCell="1" hidden="0" allowOverlap="1" wp14:anchorId="2D01BEB9" wp14:editId="36FE8B09">
-            <wp:simplePos x="0" y="0"/>
-            <wp:positionH relativeFrom="column">
-              <wp:posOffset>495300</wp:posOffset>
-            </wp:positionH>
-            <wp:positionV relativeFrom="paragraph">
-              <wp:posOffset>799465</wp:posOffset>
-            </wp:positionV>
-            <wp:extent cx="828675" cy="600075"/>
-            <wp:effectExtent l="0" t="0" r="0" b="0"/>
-            <wp:wrapNone/>
-            <wp:docPr id="11" name="image7.png"/>
-            <wp:cNvGraphicFramePr/>
-            <a:graphic xmlns:a="http://schemas.openxmlformats.org/drawingml/2006/main">
-              <a:graphicData uri="http://schemas.openxmlformats.org/drawingml/2006/picture">
-                <pic:pic xmlns:pic="http://schemas.openxmlformats.org/drawingml/2006/picture">
-                  <pic:nvPicPr>
-                    <pic:cNvPr id="0" name="image7.png"/>
-                    <pic:cNvPicPr preferRelativeResize="0"/>
-                  </pic:nvPicPr>
-                  <pic:blipFill>
-                    <a:blip r:embed="rId8"/>
-                    <a:srcRect/>
-                    <a:stretch>
-                      <a:fillRect/>
-                    </a:stretch>
-                  </pic:blipFill>
-                  <pic:spPr>
-                    <a:xfrm>
-                      <a:off x="0" y="0"/>
-                      <a:ext cx="828675" cy="600075"/>
-                    </a:xfrm>
-                    <a:prstGeom prst="rect">
-                      <a:avLst/>
-                    </a:prstGeom>
-                    <a:ln/>
-                  </pic:spPr>
-                </pic:pic>
-              </a:graphicData>
-            </a:graphic>
-          </wp:anchor>
-        </w:drawing>
-      </w:r>
-    </w:p>
+        <w:spacing w:before="43" w:line="199" w:lineRule="auto"/>
+        <w:ind w:firstLine="425"/>
+        <w:jc w:val="center"/>
+        <w:rPr>
+          <w:rFonts w:ascii="Times New Roman" w:eastAsia="Times New Roman" w:hAnsi="Times New Roman" w:cs="Times New Roman"/>
+          <w:b/>
+          <w:bCs/>
+          <w:sz w:val="16"/>
+          <w:szCs w:val="16"/>
+        </w:rPr>
+      </w:pPr>
+      <w:r>
+        <w:rPr>
+          <w:b/>
+          <w:bCs/>
+          <w:sz w:val="16"/>
+          <w:szCs w:val="16"/>
+        </w:rPr>
+        <w:t xml:space="preserve">● </w:t>
+      </w:r>
+      <w:r>
+        <w:rPr>
+          <w:rFonts w:ascii="Times New Roman" w:eastAsia="Times New Roman" w:hAnsi="Times New Roman" w:cs="Times New Roman"/>
+          <w:b/>
+          <w:bCs/>
+          <w:sz w:val="16"/>
+          <w:szCs w:val="16"/>
+        </w:rPr>
+        <w:t xml:space="preserve">JAULA ADIESTRAMIENTO …………………………… SI NO </w:t>
+      </w:r>
+    </w:p>
+    <w:p>
+      <w:pPr>
+        <w:widowControl w:val="0"/>
+        <w:spacing w:before="43" w:line="199" w:lineRule="auto"/>
+        <w:ind w:firstLine="425"/>
+        <w:jc w:val="center"/>
+        <w:rPr>
+          <w:rFonts w:ascii="Times New Roman" w:eastAsia="Times New Roman" w:hAnsi="Times New Roman" w:cs="Times New Roman"/>
+          <w:b/>
+          <w:bCs/>
+          <w:sz w:val="16"/>
+          <w:szCs w:val="16"/>
+        </w:rPr>
+      </w:pPr>
+      <w:r>
+        <w:rPr>
+          <w:b/>
+          <w:bCs/>
+          <w:sz w:val="16"/>
+          <w:szCs w:val="16"/>
+        </w:rPr>
+        <w:t xml:space="preserve">● </w:t>
+      </w:r>
+      <w:r>
+        <w:rPr>
+          <w:rFonts w:ascii="Times New Roman" w:eastAsia="Times New Roman" w:hAnsi="Times New Roman" w:cs="Times New Roman"/>
+          <w:b/>
+          <w:bCs/>
+          <w:sz w:val="16"/>
+          <w:szCs w:val="16"/>
+        </w:rPr>
+        <w:t xml:space="preserve">MEDICACIONES …………………………………………SI NO </w:t>
+      </w:r>
+    </w:p>
+    <w:p>
+      <w:pPr>
+        <w:widowControl w:val="0"/>
+        <w:spacing w:before="43" w:line="199" w:lineRule="auto"/>
+        <w:ind w:firstLine="425"/>
+        <w:jc w:val="center"/>
+        <w:rPr>
+          <w:rFonts w:ascii="Times New Roman" w:eastAsia="Times New Roman" w:hAnsi="Times New Roman" w:cs="Times New Roman"/>
+          <w:b/>
+          <w:bCs/>
+          <w:sz w:val="16"/>
+          <w:szCs w:val="16"/>
+        </w:rPr>
+      </w:pPr>
+      <w:r>
+        <w:rPr>
+          <w:b/>
+          <w:bCs/>
+          <w:sz w:val="16"/>
+          <w:szCs w:val="16"/>
+        </w:rPr>
+        <w:t xml:space="preserve">● </w:t>
+      </w:r>
+      <w:r>
+        <w:rPr>
+          <w:rFonts w:ascii="Times New Roman" w:eastAsia="Times New Roman" w:hAnsi="Times New Roman" w:cs="Times New Roman"/>
+          <w:b/>
+          <w:bCs/>
+          <w:sz w:val="16"/>
+          <w:szCs w:val="16"/>
+        </w:rPr>
+        <w:t xml:space="preserve">EMPAPADORES O SIMILAR …………………………...SI NO </w:t>
+      </w:r>
+    </w:p>
+    <w:p>
+      <w:pPr>
+        <w:widowControl w:val="0"/>
+        <w:spacing w:before="43" w:line="199" w:lineRule="auto"/>
+        <w:ind w:firstLine="425"/>
+        <w:jc w:val="center"/>
+        <w:rPr>
+          <w:rFonts w:ascii="Times New Roman" w:eastAsia="Times New Roman" w:hAnsi="Times New Roman" w:cs="Times New Roman"/>
+          <w:b/>
+          <w:bCs/>
+          <w:sz w:val="16"/>
+          <w:szCs w:val="16"/>
+        </w:rPr>
+      </w:pPr>
+      <w:r>
+        <w:rPr>
+          <w:b/>
+          <w:bCs/>
+          <w:sz w:val="16"/>
+          <w:szCs w:val="16"/>
+        </w:rPr>
+        <w:t xml:space="preserve">● </w:t>
+      </w:r>
+      <w:r>
+        <w:rPr>
+          <w:rFonts w:ascii="Times New Roman" w:eastAsia="Times New Roman" w:hAnsi="Times New Roman" w:cs="Times New Roman"/>
+          <w:b/>
+          <w:bCs/>
+          <w:sz w:val="16"/>
+          <w:szCs w:val="16"/>
+        </w:rPr>
+        <w:t>BIBERONES …………………………………………</w:t>
+      </w:r>
+      <w:proofErr w:type="gramStart"/>
+      <w:r>
+        <w:rPr>
+          <w:rFonts w:ascii="Times New Roman" w:eastAsia="Times New Roman" w:hAnsi="Times New Roman" w:cs="Times New Roman"/>
+          <w:b/>
+          <w:bCs/>
+          <w:sz w:val="16"/>
+          <w:szCs w:val="16"/>
+        </w:rPr>
+        <w:t>…….</w:t>
+      </w:r>
+      <w:proofErr w:type="gramEnd"/>
+      <w:r>
+        <w:rPr>
+          <w:rFonts w:ascii="Times New Roman" w:eastAsia="Times New Roman" w:hAnsi="Times New Roman" w:cs="Times New Roman"/>
+          <w:b/>
+          <w:bCs/>
+          <w:sz w:val="16"/>
+          <w:szCs w:val="16"/>
+        </w:rPr>
+        <w:t xml:space="preserve">SI NO </w:t>
+      </w:r>
+    </w:p>
+    <w:p>
+      <w:pPr>
+        <w:widowControl w:val="0"/>
+        <w:spacing w:before="43" w:line="199" w:lineRule="auto"/>
+        <w:ind w:firstLine="425"/>
+        <w:jc w:val="center"/>
+        <w:rPr>
+          <w:rFonts w:ascii="Times New Roman" w:eastAsia="Times New Roman" w:hAnsi="Times New Roman" w:cs="Times New Roman"/>
+          <w:b/>
+          <w:bCs/>
+          <w:sz w:val="16"/>
+          <w:szCs w:val="16"/>
+        </w:rPr>
+      </w:pPr>
+      <w:r>
+        <w:rPr>
+          <w:b/>
+          <w:bCs/>
+          <w:sz w:val="16"/>
+          <w:szCs w:val="16"/>
+        </w:rPr>
+        <w:t xml:space="preserve">● </w:t>
+      </w:r>
+      <w:r>
+        <w:rPr>
+          <w:rFonts w:ascii="Times New Roman" w:eastAsia="Times New Roman" w:hAnsi="Times New Roman" w:cs="Times New Roman"/>
+          <w:b/>
+          <w:bCs/>
+          <w:sz w:val="16"/>
+          <w:szCs w:val="16"/>
+        </w:rPr>
+        <w:t>LÁMPARA CALOR …………………………………</w:t>
+      </w:r>
+      <w:proofErr w:type="gramStart"/>
+      <w:r>
+        <w:rPr>
+          <w:rFonts w:ascii="Times New Roman" w:eastAsia="Times New Roman" w:hAnsi="Times New Roman" w:cs="Times New Roman"/>
+          <w:b/>
+          <w:bCs/>
+          <w:sz w:val="16"/>
+          <w:szCs w:val="16"/>
+        </w:rPr>
+        <w:t>…….</w:t>
+      </w:r>
+      <w:proofErr w:type="gramEnd"/>
+      <w:r>
+        <w:rPr>
+          <w:rFonts w:ascii="Times New Roman" w:eastAsia="Times New Roman" w:hAnsi="Times New Roman" w:cs="Times New Roman"/>
+          <w:b/>
+          <w:bCs/>
+          <w:sz w:val="16"/>
+          <w:szCs w:val="16"/>
+        </w:rPr>
+        <w:t xml:space="preserve">SI NO </w:t>
+      </w:r>
+    </w:p>
+    <w:p>
+      <w:pPr>
+        <w:widowControl w:val="0"/>
+        <w:spacing w:before="43" w:line="199" w:lineRule="auto"/>
+        <w:ind w:firstLine="425"/>
+        <w:jc w:val="center"/>
+        <w:rPr>
+          <w:rFonts w:ascii="Times New Roman" w:eastAsia="Times New Roman" w:hAnsi="Times New Roman" w:cs="Times New Roman"/>
+          <w:b/>
+          <w:bCs/>
+          <w:sz w:val="16"/>
+          <w:szCs w:val="16"/>
+        </w:rPr>
+      </w:pPr>
+      <w:r>
+        <w:rPr>
+          <w:b/>
+          <w:bCs/>
+          <w:sz w:val="16"/>
+          <w:szCs w:val="16"/>
+        </w:rPr>
+        <w:t xml:space="preserve">● </w:t>
+      </w:r>
+      <w:r>
+        <w:rPr>
+          <w:rFonts w:ascii="Times New Roman" w:eastAsia="Times New Roman" w:hAnsi="Times New Roman" w:cs="Times New Roman"/>
+          <w:b/>
+          <w:bCs/>
+          <w:sz w:val="16"/>
+          <w:szCs w:val="16"/>
+        </w:rPr>
+        <w:t xml:space="preserve">LATAS ………………………………………………………SI NO </w:t>
+      </w:r>
+    </w:p>
+    <w:p>
+      <w:pPr>
+        <w:widowControl w:val="0"/>
+        <w:spacing w:before="43" w:line="199" w:lineRule="auto"/>
+        <w:ind w:firstLine="425"/>
+        <w:jc w:val="center"/>
+        <w:rPr>
+          <w:rFonts w:ascii="Times New Roman" w:eastAsia="Times New Roman" w:hAnsi="Times New Roman" w:cs="Times New Roman"/>
+          <w:b/>
+          <w:bCs/>
+          <w:sz w:val="18"/>
+          <w:szCs w:val="18"/>
+        </w:rPr>
+      </w:pPr>
+    </w:p>
+    <w:p>
+      <w:pPr>
+        <w:widowControl w:val="0"/>
+        <w:spacing w:before="43" w:line="199" w:lineRule="auto"/>
+        <w:rPr>
+          <w:rFonts w:ascii="Times New Roman" w:eastAsia="Times New Roman" w:hAnsi="Times New Roman" w:cs="Times New Roman"/>
+          <w:b/>
+          <w:bCs/>
+          <w:sz w:val="18"/>
+          <w:szCs w:val="18"/>
+        </w:rPr>
+      </w:pPr>
+    </w:p>
+    <w:p>
+      <w:pPr>
+        <w:widowControl w:val="0"/>
+        <w:spacing w:before="43" w:line="199" w:lineRule="auto"/>
+        <w:rPr>
+          <w:rFonts w:ascii="Times New Roman" w:eastAsia="Times New Roman" w:hAnsi="Times New Roman" w:cs="Times New Roman"/>
+        </w:rPr>
+      </w:pPr>
+      <w:r>
+        <w:rPr>
+          <w:rFonts w:ascii="Times New Roman" w:eastAsia="Times New Roman" w:hAnsi="Times New Roman" w:cs="Times New Roman"/>
+          <w:b/>
+          <w:bCs/>
+        </w:rPr>
+        <w:t xml:space="preserve">FIRMA PERSONA QUE ENTREGA:                        FIRMA PERSONA CASA DE ACOGIDA </w:t>
+      </w:r>
+    </w:p>
+    <w:p>
+      <w:pPr>
+        <w:rPr>
+          <w:rFonts w:ascii="Times New Roman" w:eastAsia="Times New Roman" w:hAnsi="Times New Roman" w:cs="Times New Roman"/>
+        </w:rPr>
+      </w:pPr>
+    </w:p>
+    <w:p>
+      <w:pPr>
+        <w:rPr>
+          <w:rFonts w:ascii="Times New Roman" w:eastAsia="Times New Roman" w:hAnsi="Times New Roman" w:cs="Times New Roman"/>
+        </w:rPr>
+      </w:pPr>
+    </w:p>
+    <w:p>
+      <w:pPr>
+        <w:rPr>
+          <w:rFonts w:ascii="Times New Roman" w:eastAsia="Times New Roman" w:hAnsi="Times New Roman" w:cs="Times New Roman"/>
+        </w:rPr>
+      </w:pPr>
+    </w:p>
+    <w:p>
+      <w:pPr>
+        <w:ind w:left="3600" w:firstLine="720"/>
+        <w:rPr>
+          <w:rFonts w:ascii="Times New Roman" w:eastAsia="Times New Roman" w:hAnsi="Times New Roman" w:cs="Times New Roman"/>
+        </w:rPr>
+      </w:pPr>
+      <w:r>
+        <w:rPr>
+          <w:rFonts w:ascii="Times New Roman" w:eastAsia="Times New Roman" w:hAnsi="Times New Roman" w:cs="Times New Roman"/>
+        </w:rPr>
+        <w:t xml:space="preserve">        En Salamanca, a          de                       del 2026            </w:t>
+      </w:r>
+    </w:p>
+    <w:p/>
     <w:sectPr>
       <w:headerReference w:type="even" r:id="rId13"/>
       <w:headerReference w:type="default" r:id="rId14"/>
-      <w:footerReference w:type="default" r:id="rId15"/>
-      <w:headerReference w:type="first" r:id="rId16"/>
+      <w:footerReference w:type="even" r:id="rId15"/>
+      <w:footerReference w:type="default" r:id="rId16"/>
+      <w:headerReference w:type="first" r:id="rId17"/>
+      <w:footerReference w:type="first" r:id="rId18"/>
       <w:pgSz w:w="11909" w:h="16834"/>
       <w:pgMar w:top="1440" w:right="1440" w:bottom="1440" w:left="1440" w:header="720" w:footer="425" w:gutter="0"/>
       <w:pgNumType w:start="1"/>
@@ -4327,84 +3893,19 @@
 
 <file path=word/footer1.xml><?xml version="1.0" encoding="utf-8"?>
 <w:ftr xmlns:wpc="http://schemas.microsoft.com/office/word/2010/wordprocessingCanvas" xmlns:cx="http://schemas.microsoft.com/office/drawing/2014/chartex" xmlns:cx1="http://schemas.microsoft.com/office/drawing/2015/9/8/chartex" xmlns:cx2="http://schemas.microsoft.com/office/drawing/2015/10/21/chartex" xmlns:cx3="http://schemas.microsoft.com/office/drawing/2016/5/9/chartex" xmlns:cx4="http://schemas.microsoft.com/office/drawing/2016/5/10/chartex" xmlns:cx5="http://schemas.microsoft.com/office/drawing/2016/5/11/chartex" xmlns:cx6="http://schemas.microsoft.com/office/drawing/2016/5/12/chartex" xmlns:cx7="http://schemas.microsoft.com/office/drawing/2016/5/13/chartex" xmlns:cx8="http://schemas.microsoft.com/office/drawing/2016/5/14/chartex" xmlns:mc="http://schemas.openxmlformats.org/markup-compatibility/2006" xmlns:aink="http://schemas.microsoft.com/office/drawing/2016/ink" xmlns:am3d="http://schemas.microsoft.com/office/drawing/2017/model3d" xmlns:o="urn:schemas-microsoft-com:office:office" xmlns:oel="http://schemas.microsoft.com/office/2019/extlst" xmlns:r="http://schemas.openxmlformats.org/officeDocument/2006/relationships" xmlns:m="http://schemas.openxmlformats.org/officeDocument/2006/math" xmlns:v="urn:schemas-microsoft-com:vml" xmlns:wp14="http://schemas.microsoft.com/office/word/2010/wordprocessingDrawing" xmlns:wp="http://schemas.openxmlformats.org/drawingml/2006/wordprocessingDrawing" xmlns:w10="urn:schemas-microsoft-com:office:word" xmlns:w="http://schemas.openxmlformats.org/wordprocessingml/2006/main" xmlns:w14="http://schemas.microsoft.com/office/word/2010/wordml" xmlns:w15="http://schemas.microsoft.com/office/word/2012/wordml" xmlns:w16cex="http://schemas.microsoft.com/office/word/2018/wordml/cex" xmlns:w16cid="http://schemas.microsoft.com/office/word/2016/wordml/cid" xmlns:w16="http://schemas.microsoft.com/office/word/2018/wordml" xmlns:w16sdtdh="http://schemas.microsoft.com/office/word/2020/wordml/sdtdatahash" xmlns:w16se="http://schemas.microsoft.com/office/word/2015/wordml/symex" xmlns:wpg="http://schemas.microsoft.com/office/word/2010/wordprocessingGroup" xmlns:wpi="http://schemas.microsoft.com/office/word/2010/wordprocessingInk" xmlns:wne="http://schemas.microsoft.com/office/word/2006/wordml" xmlns:wps="http://schemas.microsoft.com/office/word/2010/wordprocessingShape" mc:Ignorable="w14 w15 w16se w16cid w16 w16cex w16sdtdh wp14">
-  <w:p>
-    <w:pPr>
-      <w:rPr>
-        <w:rFonts w:ascii="Times New Roman" w:eastAsia="Times New Roman" w:hAnsi="Times New Roman" w:cs="Times New Roman"/>
-        <w:b/>
-        <w:i/>
-        <w:sz w:val="20"/>
-        <w:szCs w:val="20"/>
-      </w:rPr>
-    </w:pPr>
-    <w:r>
-      <w:rPr>
-        <w:rFonts w:ascii="Times New Roman" w:eastAsia="Times New Roman" w:hAnsi="Times New Roman" w:cs="Times New Roman"/>
-      </w:rPr>
-      <w:t>Fdo. representante Asociación</w:t>
-    </w:r>
-    <w:r>
-      <w:rPr>
-        <w:rFonts w:ascii="Times New Roman" w:eastAsia="Times New Roman" w:hAnsi="Times New Roman" w:cs="Times New Roman"/>
-      </w:rPr>
-      <w:tab/>
-    </w:r>
-    <w:r>
-      <w:rPr>
-        <w:rFonts w:ascii="Times New Roman" w:eastAsia="Times New Roman" w:hAnsi="Times New Roman" w:cs="Times New Roman"/>
-      </w:rPr>
-      <w:tab/>
-    </w:r>
-    <w:r>
-      <w:rPr>
-        <w:rFonts w:ascii="Times New Roman" w:eastAsia="Times New Roman" w:hAnsi="Times New Roman" w:cs="Times New Roman"/>
-      </w:rPr>
-      <w:tab/>
-    </w:r>
-    <w:r>
-      <w:rPr>
-        <w:rFonts w:ascii="Times New Roman" w:eastAsia="Times New Roman" w:hAnsi="Times New Roman" w:cs="Times New Roman"/>
-      </w:rPr>
-      <w:tab/>
-    </w:r>
-    <w:r>
-      <w:rPr>
-        <w:rFonts w:ascii="Times New Roman" w:eastAsia="Times New Roman" w:hAnsi="Times New Roman" w:cs="Times New Roman"/>
-      </w:rPr>
-      <w:tab/>
-    </w:r>
-    <w:r>
-      <w:rPr>
-        <w:rFonts w:ascii="Times New Roman" w:eastAsia="Times New Roman" w:hAnsi="Times New Roman" w:cs="Times New Roman"/>
-      </w:rPr>
-      <w:tab/>
-      <w:t>Fdo. Acogida del animal</w:t>
-    </w:r>
-  </w:p>
   <w:p/>
-  <w:p>
-    <w:pPr>
-      <w:jc w:val="right"/>
-    </w:pPr>
-    <w:r>
-      <w:fldChar w:fldCharType="begin"/>
-    </w:r>
-    <w:r>
-      <w:instrText>PAGE</w:instrText>
-    </w:r>
-    <w:r>
-      <w:fldChar w:fldCharType="separate"/>
-    </w:r>
-    <w:r>
-      <w:rPr>
-        <w:noProof/>
-      </w:rPr>
-      <w:t>5</w:t>
-    </w:r>
-    <w:r>
-      <w:fldChar w:fldCharType="end"/>
-    </w:r>
-  </w:p>
+</w:ftr>
+</file>
+
+<file path=word/footer2.xml><?xml version="1.0" encoding="utf-8"?>
+<w:ftr xmlns:wpc="http://schemas.microsoft.com/office/word/2010/wordprocessingCanvas" xmlns:cx="http://schemas.microsoft.com/office/drawing/2014/chartex" xmlns:cx1="http://schemas.microsoft.com/office/drawing/2015/9/8/chartex" xmlns:cx2="http://schemas.microsoft.com/office/drawing/2015/10/21/chartex" xmlns:cx3="http://schemas.microsoft.com/office/drawing/2016/5/9/chartex" xmlns:cx4="http://schemas.microsoft.com/office/drawing/2016/5/10/chartex" xmlns:cx5="http://schemas.microsoft.com/office/drawing/2016/5/11/chartex" xmlns:cx6="http://schemas.microsoft.com/office/drawing/2016/5/12/chartex" xmlns:cx7="http://schemas.microsoft.com/office/drawing/2016/5/13/chartex" xmlns:cx8="http://schemas.microsoft.com/office/drawing/2016/5/14/chartex" xmlns:mc="http://schemas.openxmlformats.org/markup-compatibility/2006" xmlns:aink="http://schemas.microsoft.com/office/drawing/2016/ink" xmlns:am3d="http://schemas.microsoft.com/office/drawing/2017/model3d" xmlns:o="urn:schemas-microsoft-com:office:office" xmlns:oel="http://schemas.microsoft.com/office/2019/extlst" xmlns:r="http://schemas.openxmlformats.org/officeDocument/2006/relationships" xmlns:m="http://schemas.openxmlformats.org/officeDocument/2006/math" xmlns:v="urn:schemas-microsoft-com:vml" xmlns:wp14="http://schemas.microsoft.com/office/word/2010/wordprocessingDrawing" xmlns:wp="http://schemas.openxmlformats.org/drawingml/2006/wordprocessingDrawing" xmlns:w10="urn:schemas-microsoft-com:office:word" xmlns:w="http://schemas.openxmlformats.org/wordprocessingml/2006/main" xmlns:w14="http://schemas.microsoft.com/office/word/2010/wordml" xmlns:w15="http://schemas.microsoft.com/office/word/2012/wordml" xmlns:w16cex="http://schemas.microsoft.com/office/word/2018/wordml/cex" xmlns:w16cid="http://schemas.microsoft.com/office/word/2016/wordml/cid" xmlns:w16="http://schemas.microsoft.com/office/word/2018/wordml" xmlns:w16sdtdh="http://schemas.microsoft.com/office/word/2020/wordml/sdtdatahash" xmlns:w16se="http://schemas.microsoft.com/office/word/2015/wordml/symex" xmlns:wpg="http://schemas.microsoft.com/office/word/2010/wordprocessingGroup" xmlns:wpi="http://schemas.microsoft.com/office/word/2010/wordprocessingInk" xmlns:wne="http://schemas.microsoft.com/office/word/2006/wordml" xmlns:wps="http://schemas.microsoft.com/office/word/2010/wordprocessingShape" mc:Ignorable="w14 w15 w16se w16cid w16 w16cex w16sdtdh wp14">
+  <w:p/>
+</w:ftr>
+</file>
+
+<file path=word/footer3.xml><?xml version="1.0" encoding="utf-8"?>
+<w:ftr xmlns:wpc="http://schemas.microsoft.com/office/word/2010/wordprocessingCanvas" xmlns:cx="http://schemas.microsoft.com/office/drawing/2014/chartex" xmlns:cx1="http://schemas.microsoft.com/office/drawing/2015/9/8/chartex" xmlns:cx2="http://schemas.microsoft.com/office/drawing/2015/10/21/chartex" xmlns:cx3="http://schemas.microsoft.com/office/drawing/2016/5/9/chartex" xmlns:cx4="http://schemas.microsoft.com/office/drawing/2016/5/10/chartex" xmlns:cx5="http://schemas.microsoft.com/office/drawing/2016/5/11/chartex" xmlns:cx6="http://schemas.microsoft.com/office/drawing/2016/5/12/chartex" xmlns:cx7="http://schemas.microsoft.com/office/drawing/2016/5/13/chartex" xmlns:cx8="http://schemas.microsoft.com/office/drawing/2016/5/14/chartex" xmlns:mc="http://schemas.openxmlformats.org/markup-compatibility/2006" xmlns:aink="http://schemas.microsoft.com/office/drawing/2016/ink" xmlns:am3d="http://schemas.microsoft.com/office/drawing/2017/model3d" xmlns:o="urn:schemas-microsoft-com:office:office" xmlns:oel="http://schemas.microsoft.com/office/2019/extlst" xmlns:r="http://schemas.openxmlformats.org/officeDocument/2006/relationships" xmlns:m="http://schemas.openxmlformats.org/officeDocument/2006/math" xmlns:v="urn:schemas-microsoft-com:vml" xmlns:wp14="http://schemas.microsoft.com/office/word/2010/wordprocessingDrawing" xmlns:wp="http://schemas.openxmlformats.org/drawingml/2006/wordprocessingDrawing" xmlns:w10="urn:schemas-microsoft-com:office:word" xmlns:w="http://schemas.openxmlformats.org/wordprocessingml/2006/main" xmlns:w14="http://schemas.microsoft.com/office/word/2010/wordml" xmlns:w15="http://schemas.microsoft.com/office/word/2012/wordml" xmlns:w16cex="http://schemas.microsoft.com/office/word/2018/wordml/cex" xmlns:w16cid="http://schemas.microsoft.com/office/word/2016/wordml/cid" xmlns:w16="http://schemas.microsoft.com/office/word/2018/wordml" xmlns:w16sdtdh="http://schemas.microsoft.com/office/word/2020/wordml/sdtdatahash" xmlns:w16se="http://schemas.microsoft.com/office/word/2015/wordml/symex" xmlns:wpg="http://schemas.microsoft.com/office/word/2010/wordprocessingGroup" xmlns:wpi="http://schemas.microsoft.com/office/word/2010/wordprocessingInk" xmlns:wne="http://schemas.microsoft.com/office/word/2006/wordml" xmlns:wps="http://schemas.microsoft.com/office/word/2010/wordprocessingShape" mc:Ignorable="w14 w15 w16se w16cid w16 w16cex w16sdtdh wp14">
+  <w:p/>
 </w:ftr>
 </file>
 
@@ -4437,7 +3938,7 @@
 <w:hdr xmlns:wpc="http://schemas.microsoft.com/office/word/2010/wordprocessingCanvas" xmlns:cx="http://schemas.microsoft.com/office/drawing/2014/chartex" xmlns:cx1="http://schemas.microsoft.com/office/drawing/2015/9/8/chartex" xmlns:cx2="http://schemas.microsoft.com/office/drawing/2015/10/21/chartex" xmlns:cx3="http://schemas.microsoft.com/office/drawing/2016/5/9/chartex" xmlns:cx4="http://schemas.microsoft.com/office/drawing/2016/5/10/chartex" xmlns:cx5="http://schemas.microsoft.com/office/drawing/2016/5/11/chartex" xmlns:cx6="http://schemas.microsoft.com/office/drawing/2016/5/12/chartex" xmlns:cx7="http://schemas.microsoft.com/office/drawing/2016/5/13/chartex" xmlns:cx8="http://schemas.microsoft.com/office/drawing/2016/5/14/chartex" xmlns:mc="http://schemas.openxmlformats.org/markup-compatibility/2006" xmlns:aink="http://schemas.microsoft.com/office/drawing/2016/ink" xmlns:am3d="http://schemas.microsoft.com/office/drawing/2017/model3d" xmlns:o="urn:schemas-microsoft-com:office:office" xmlns:oel="http://schemas.microsoft.com/office/2019/extlst" xmlns:r="http://schemas.openxmlformats.org/officeDocument/2006/relationships" xmlns:m="http://schemas.openxmlformats.org/officeDocument/2006/math" xmlns:v="urn:schemas-microsoft-com:vml" xmlns:wp14="http://schemas.microsoft.com/office/word/2010/wordprocessingDrawing" xmlns:wp="http://schemas.openxmlformats.org/drawingml/2006/wordprocessingDrawing" xmlns:w10="urn:schemas-microsoft-com:office:word" xmlns:w="http://schemas.openxmlformats.org/wordprocessingml/2006/main" xmlns:w14="http://schemas.microsoft.com/office/word/2010/wordml" xmlns:w15="http://schemas.microsoft.com/office/word/2012/wordml" xmlns:w16cex="http://schemas.microsoft.com/office/word/2018/wordml/cex" xmlns:w16cid="http://schemas.microsoft.com/office/word/2016/wordml/cid" xmlns:w16="http://schemas.microsoft.com/office/word/2018/wordml" xmlns:w16sdtdh="http://schemas.microsoft.com/office/word/2020/wordml/sdtdatahash" xmlns:w16se="http://schemas.microsoft.com/office/word/2015/wordml/symex" xmlns:wpg="http://schemas.microsoft.com/office/word/2010/wordprocessingGroup" xmlns:wpi="http://schemas.microsoft.com/office/word/2010/wordprocessingInk" xmlns:wne="http://schemas.microsoft.com/office/word/2006/wordml" xmlns:wps="http://schemas.microsoft.com/office/word/2010/wordprocessingShape" mc:Ignorable="w14 w15 w16se w16cid w16 w16cex w16sdtdh wp14">
   <w:p>
     <w:r>
-      <w:pict w14:anchorId="7C8541CF">
+      <w:pict w14:anchorId="688EE844">
         <v:shapetype id="_x0000_t75" coordsize="21600,21600" o:spt="75" o:preferrelative="t" path="m@4@5l@4@11@9@11@9@5xe" filled="f" stroked="f">
           <v:stroke joinstyle="miter"/>
           <v:formulas>
@@ -4457,8 +3958,8 @@
           <v:path o:extrusionok="f" gradientshapeok="t" o:connecttype="rect"/>
           <o:lock v:ext="edit" aspectratio="t"/>
         </v:shapetype>
-        <v:shape id="WordPictureWatermark1" o:spid="_x0000_s1025" type="#_x0000_t75" alt="" style="position:absolute;margin-left:-205.45pt;margin-top:-92.55pt;width:902.25pt;height:748.65pt;z-index:-251657728;mso-position-horizontal:absolute;mso-position-horizontal-relative:margin;mso-position-vertical:absolute;mso-position-vertical-relative:margin">
-          <v:imagedata r:id="rId1" o:title="image4" gain="19661f" blacklevel="22938f"/>
+        <v:shape id="WordPictureWatermark2" o:spid="_x0000_s1025" type="#_x0000_t75" alt="" style="position:absolute;margin-left:-205.45pt;margin-top:-92.55pt;width:902.25pt;height:748.65pt;z-index:-251657728;mso-position-horizontal:absolute;mso-position-horizontal-relative:margin;mso-position-vertical:absolute;mso-position-vertical-relative:margin">
+          <v:imagedata r:id="rId1" o:title="image6" gain="19661f" blacklevel="22938f"/>
           <w10:wrap anchorx="margin" anchory="margin"/>
         </v:shape>
       </w:pict>
@@ -4475,6 +3976,7 @@
       <w:rPr>
         <w:rFonts w:ascii="Times New Roman" w:eastAsia="Times New Roman" w:hAnsi="Times New Roman" w:cs="Times New Roman"/>
         <w:b/>
+        <w:bCs/>
         <w:sz w:val="16"/>
         <w:szCs w:val="16"/>
       </w:rPr>
@@ -4484,6 +3986,7 @@
       <w:rPr>
         <w:rFonts w:ascii="Times New Roman" w:eastAsia="Times New Roman" w:hAnsi="Times New Roman" w:cs="Times New Roman"/>
         <w:b/>
+        <w:bCs/>
         <w:sz w:val="28"/>
         <w:szCs w:val="28"/>
       </w:rPr>
@@ -4494,6 +3997,7 @@
       <w:rPr>
         <w:rFonts w:ascii="Times New Roman" w:eastAsia="Times New Roman" w:hAnsi="Times New Roman" w:cs="Times New Roman"/>
         <w:b/>
+        <w:bCs/>
         <w:sz w:val="28"/>
         <w:szCs w:val="28"/>
       </w:rPr>
@@ -4502,6 +4006,7 @@
     <w:r>
       <w:rPr>
         <w:b/>
+        <w:bCs/>
         <w:sz w:val="12"/>
         <w:szCs w:val="12"/>
       </w:rPr>
@@ -4509,86 +4014,27 @@
     </w:r>
     <w:r>
       <w:rPr>
-        <w:rFonts w:ascii="Times New Roman" w:eastAsia="Times New Roman" w:hAnsi="Times New Roman" w:cs="Times New Roman"/>
-        <w:b/>
-        <w:sz w:val="16"/>
-        <w:szCs w:val="16"/>
-      </w:rPr>
-      <w:t>CIF G37511995</w:t>
-    </w:r>
-  </w:p>
-  <w:p>
-    <w:pPr>
-      <w:jc w:val="center"/>
-      <w:rPr>
-        <w:rFonts w:ascii="Times New Roman" w:eastAsia="Times New Roman" w:hAnsi="Times New Roman" w:cs="Times New Roman"/>
-        <w:b/>
-        <w:sz w:val="16"/>
-        <w:szCs w:val="16"/>
-      </w:rPr>
-    </w:pPr>
-    <w:r>
-      <w:rPr>
-        <w:rFonts w:ascii="Times New Roman" w:eastAsia="Times New Roman" w:hAnsi="Times New Roman" w:cs="Times New Roman"/>
-        <w:b/>
-        <w:sz w:val="16"/>
-        <w:szCs w:val="16"/>
-      </w:rPr>
-      <w:t xml:space="preserve">María Auxiliadora 2, </w:t>
-    </w:r>
-    <w:proofErr w:type="spellStart"/>
-    <w:r>
-      <w:rPr>
-        <w:rFonts w:ascii="Times New Roman" w:eastAsia="Times New Roman" w:hAnsi="Times New Roman" w:cs="Times New Roman"/>
-        <w:b/>
-        <w:sz w:val="16"/>
-        <w:szCs w:val="16"/>
-      </w:rPr>
-      <w:t>ofic</w:t>
-    </w:r>
-    <w:proofErr w:type="spellEnd"/>
-    <w:r>
-      <w:rPr>
-        <w:rFonts w:ascii="Times New Roman" w:eastAsia="Times New Roman" w:hAnsi="Times New Roman" w:cs="Times New Roman"/>
-        <w:b/>
-        <w:sz w:val="16"/>
-        <w:szCs w:val="16"/>
-      </w:rPr>
-      <w:t>. 2. C.P 37004 (Salamanca)</w:t>
-    </w:r>
-    <w:r>
-      <w:rPr>
-        <w:rFonts w:ascii="Times New Roman" w:eastAsia="Times New Roman" w:hAnsi="Times New Roman" w:cs="Times New Roman"/>
-        <w:b/>
-        <w:sz w:val="16"/>
-        <w:szCs w:val="16"/>
-      </w:rPr>
-      <w:t xml:space="preserve"> </w:t>
-    </w:r>
-    <w:r>
-      <w:rPr>
         <w:noProof/>
-        <w:lang w:val="es-ES"/>
       </w:rPr>
       <w:drawing>
-        <wp:anchor distT="0" distB="0" distL="0" distR="0" simplePos="0" relativeHeight="251656704" behindDoc="1" locked="0" layoutInCell="1" hidden="0" allowOverlap="1" wp14:anchorId="1F3A8B67" wp14:editId="2402A2CB">
+        <wp:anchor distT="0" distB="0" distL="0" distR="0" simplePos="0" relativeHeight="251656704" behindDoc="1" locked="0" layoutInCell="1" hidden="0" allowOverlap="1" wp14:anchorId="4D7163DA" wp14:editId="1210724C">
           <wp:simplePos x="0" y="0"/>
           <wp:positionH relativeFrom="column">
             <wp:posOffset>5124450</wp:posOffset>
           </wp:positionH>
           <wp:positionV relativeFrom="paragraph">
-            <wp:posOffset>-342896</wp:posOffset>
+            <wp:posOffset>-342895</wp:posOffset>
           </wp:positionV>
           <wp:extent cx="1689865" cy="1203184"/>
           <wp:effectExtent l="0" t="0" r="0" b="0"/>
           <wp:wrapNone/>
-          <wp:docPr id="21" name="image5.png"/>
+          <wp:docPr id="29" name="image2.png"/>
           <wp:cNvGraphicFramePr/>
           <a:graphic xmlns:a="http://schemas.openxmlformats.org/drawingml/2006/main">
             <a:graphicData uri="http://schemas.openxmlformats.org/drawingml/2006/picture">
               <pic:pic xmlns:pic="http://schemas.openxmlformats.org/drawingml/2006/picture">
                 <pic:nvPicPr>
-                  <pic:cNvPr id="0" name="image5.png"/>
+                  <pic:cNvPr id="0" name="image2.png"/>
                   <pic:cNvPicPr preferRelativeResize="0"/>
                 </pic:nvPicPr>
                 <pic:blipFill>
@@ -4621,13 +4067,13 @@
       <w:rPr>
         <w:rFonts w:ascii="Times New Roman" w:eastAsia="Times New Roman" w:hAnsi="Times New Roman" w:cs="Times New Roman"/>
         <w:b/>
-        <w:sz w:val="16"/>
-        <w:szCs w:val="16"/>
+        <w:bCs/>
       </w:rPr>
     </w:pPr>
     <w:r>
       <w:rPr>
         <w:b/>
+        <w:bCs/>
         <w:sz w:val="16"/>
         <w:szCs w:val="16"/>
       </w:rPr>
@@ -4637,16 +4083,14 @@
       <w:rPr>
         <w:rFonts w:ascii="Times New Roman" w:eastAsia="Times New Roman" w:hAnsi="Times New Roman" w:cs="Times New Roman"/>
         <w:b/>
-        <w:sz w:val="16"/>
-        <w:szCs w:val="16"/>
+        <w:bCs/>
       </w:rPr>
       <w:t xml:space="preserve"> </w:t>
     </w:r>
     <w:r>
       <w:rPr>
         <w:b/>
-        <w:sz w:val="16"/>
-        <w:szCs w:val="16"/>
+        <w:bCs/>
       </w:rPr>
       <w:t xml:space="preserve"> </w:t>
     </w:r>
@@ -4654,17 +4098,18 @@
       <w:rPr>
         <w:rFonts w:ascii="Times New Roman" w:eastAsia="Times New Roman" w:hAnsi="Times New Roman" w:cs="Times New Roman"/>
         <w:b/>
-        <w:sz w:val="16"/>
-        <w:szCs w:val="16"/>
+        <w:bCs/>
+        <w:color w:val="FF0000"/>
+        <w:u w:val="single"/>
       </w:rPr>
-      <w:t>606</w:t>
+      <w:t>606543844</w:t>
     </w:r>
     <w:r>
       <w:rPr>
         <w:rFonts w:ascii="Times New Roman" w:eastAsia="Times New Roman" w:hAnsi="Times New Roman" w:cs="Times New Roman"/>
         <w:b/>
-        <w:sz w:val="16"/>
-        <w:szCs w:val="16"/>
+        <w:bCs/>
+        <w:color w:val="FF0000"/>
       </w:rPr>
       <w:t xml:space="preserve"> </w:t>
     </w:r>
@@ -4672,17 +4117,16 @@
       <w:rPr>
         <w:rFonts w:ascii="Times New Roman" w:eastAsia="Times New Roman" w:hAnsi="Times New Roman" w:cs="Times New Roman"/>
         <w:b/>
-        <w:sz w:val="16"/>
-        <w:szCs w:val="16"/>
+        <w:bCs/>
       </w:rPr>
-      <w:t>54</w:t>
+      <w:t>(OFICIAL) -</w:t>
     </w:r>
     <w:r>
       <w:rPr>
         <w:rFonts w:ascii="Times New Roman" w:eastAsia="Times New Roman" w:hAnsi="Times New Roman" w:cs="Times New Roman"/>
         <w:b/>
-        <w:sz w:val="16"/>
-        <w:szCs w:val="16"/>
+        <w:bCs/>
+        <w:color w:val="FF0000"/>
       </w:rPr>
       <w:t xml:space="preserve"> </w:t>
     </w:r>
@@ -4690,118 +4134,19 @@
       <w:rPr>
         <w:rFonts w:ascii="Times New Roman" w:eastAsia="Times New Roman" w:hAnsi="Times New Roman" w:cs="Times New Roman"/>
         <w:b/>
-        <w:sz w:val="16"/>
-        <w:szCs w:val="16"/>
+        <w:bCs/>
+        <w:color w:val="FF0000"/>
+        <w:u w:val="single"/>
       </w:rPr>
-      <w:t>38</w:t>
+      <w:t>722744137</w:t>
     </w:r>
     <w:r>
       <w:rPr>
         <w:rFonts w:ascii="Times New Roman" w:eastAsia="Times New Roman" w:hAnsi="Times New Roman" w:cs="Times New Roman"/>
         <w:b/>
-        <w:sz w:val="16"/>
-        <w:szCs w:val="16"/>
+        <w:bCs/>
       </w:rPr>
-      <w:t xml:space="preserve"> </w:t>
-    </w:r>
-    <w:r>
-      <w:rPr>
-        <w:rFonts w:ascii="Times New Roman" w:eastAsia="Times New Roman" w:hAnsi="Times New Roman" w:cs="Times New Roman"/>
-        <w:b/>
-        <w:sz w:val="16"/>
-        <w:szCs w:val="16"/>
-      </w:rPr>
-      <w:t xml:space="preserve">44 (OFICIAL) </w:t>
-    </w:r>
-    <w:r>
-      <w:rPr>
-        <w:rFonts w:ascii="Times New Roman" w:eastAsia="Times New Roman" w:hAnsi="Times New Roman" w:cs="Times New Roman"/>
-        <w:b/>
-        <w:sz w:val="16"/>
-        <w:szCs w:val="16"/>
-      </w:rPr>
-      <w:t>–</w:t>
-    </w:r>
-    <w:r>
-      <w:rPr>
-        <w:rFonts w:ascii="Times New Roman" w:eastAsia="Times New Roman" w:hAnsi="Times New Roman" w:cs="Times New Roman"/>
-        <w:b/>
-        <w:sz w:val="16"/>
-        <w:szCs w:val="16"/>
-      </w:rPr>
-      <w:t xml:space="preserve"> 722</w:t>
-    </w:r>
-    <w:r>
-      <w:rPr>
-        <w:rFonts w:ascii="Times New Roman" w:eastAsia="Times New Roman" w:hAnsi="Times New Roman" w:cs="Times New Roman"/>
-        <w:b/>
-        <w:sz w:val="16"/>
-        <w:szCs w:val="16"/>
-      </w:rPr>
-      <w:t xml:space="preserve"> </w:t>
-    </w:r>
-    <w:r>
-      <w:rPr>
-        <w:rFonts w:ascii="Times New Roman" w:eastAsia="Times New Roman" w:hAnsi="Times New Roman" w:cs="Times New Roman"/>
-        <w:b/>
-        <w:sz w:val="16"/>
-        <w:szCs w:val="16"/>
-      </w:rPr>
-      <w:t>74</w:t>
-    </w:r>
-    <w:r>
-      <w:rPr>
-        <w:rFonts w:ascii="Times New Roman" w:eastAsia="Times New Roman" w:hAnsi="Times New Roman" w:cs="Times New Roman"/>
-        <w:b/>
-        <w:sz w:val="16"/>
-        <w:szCs w:val="16"/>
-      </w:rPr>
-      <w:t xml:space="preserve"> </w:t>
-    </w:r>
-    <w:r>
-      <w:rPr>
-        <w:rFonts w:ascii="Times New Roman" w:eastAsia="Times New Roman" w:hAnsi="Times New Roman" w:cs="Times New Roman"/>
-        <w:b/>
-        <w:sz w:val="16"/>
-        <w:szCs w:val="16"/>
-      </w:rPr>
-      <w:t>41</w:t>
-    </w:r>
-    <w:r>
-      <w:rPr>
-        <w:rFonts w:ascii="Times New Roman" w:eastAsia="Times New Roman" w:hAnsi="Times New Roman" w:cs="Times New Roman"/>
-        <w:b/>
-        <w:sz w:val="16"/>
-        <w:szCs w:val="16"/>
-      </w:rPr>
-      <w:t xml:space="preserve"> </w:t>
-    </w:r>
-    <w:r>
-      <w:rPr>
-        <w:rFonts w:ascii="Times New Roman" w:eastAsia="Times New Roman" w:hAnsi="Times New Roman" w:cs="Times New Roman"/>
-        <w:b/>
-        <w:sz w:val="16"/>
-        <w:szCs w:val="16"/>
-      </w:rPr>
-      <w:t>37 (URGENCIAS</w:t>
-    </w:r>
-    <w:r>
-      <w:rPr>
-        <w:rFonts w:ascii="Times New Roman" w:eastAsia="Times New Roman" w:hAnsi="Times New Roman" w:cs="Times New Roman"/>
-        <w:b/>
-        <w:sz w:val="16"/>
-        <w:szCs w:val="16"/>
-      </w:rPr>
-      <w:t>)</w:t>
-    </w:r>
-    <w:r>
-      <w:rPr>
-        <w:rFonts w:ascii="Times New Roman" w:eastAsia="Times New Roman" w:hAnsi="Times New Roman" w:cs="Times New Roman"/>
-        <w:b/>
-        <w:sz w:val="16"/>
-        <w:szCs w:val="16"/>
-      </w:rPr>
-      <w:t xml:space="preserve"> – 644 24 63 36 (ACOGIDAS)</w:t>
+      <w:t xml:space="preserve"> (URGENCIAS)</w:t>
     </w:r>
   </w:p>
   <w:p>
@@ -4810,6 +4155,7 @@
       <w:rPr>
         <w:rFonts w:ascii="Times New Roman" w:eastAsia="Times New Roman" w:hAnsi="Times New Roman" w:cs="Times New Roman"/>
         <w:b/>
+        <w:bCs/>
         <w:sz w:val="16"/>
         <w:szCs w:val="16"/>
       </w:rPr>
@@ -4819,6 +4165,7 @@
         <w:rPr>
           <w:rFonts w:ascii="Times New Roman" w:eastAsia="Times New Roman" w:hAnsi="Times New Roman" w:cs="Times New Roman"/>
           <w:b/>
+          <w:bCs/>
           <w:color w:val="1155CC"/>
           <w:sz w:val="16"/>
           <w:szCs w:val="16"/>
@@ -4831,14 +4178,7 @@
       <w:rPr>
         <w:rFonts w:ascii="Times New Roman" w:eastAsia="Times New Roman" w:hAnsi="Times New Roman" w:cs="Times New Roman"/>
         <w:b/>
-        <w:sz w:val="16"/>
-        <w:szCs w:val="16"/>
-      </w:rPr>
-      <w:t xml:space="preserve"> - www.siemprefiel.es</w:t>
-    </w:r>
-    <w:r>
-      <w:rPr>
-        <w:b/>
+        <w:bCs/>
         <w:sz w:val="16"/>
         <w:szCs w:val="16"/>
       </w:rPr>
@@ -4851,6 +4191,7 @@
       <w:rPr>
         <w:rFonts w:ascii="Times New Roman" w:eastAsia="Times New Roman" w:hAnsi="Times New Roman" w:cs="Times New Roman"/>
         <w:b/>
+        <w:bCs/>
         <w:sz w:val="16"/>
         <w:szCs w:val="16"/>
       </w:rPr>
@@ -4859,12 +4200,25 @@
       <w:rPr>
         <w:rFonts w:ascii="Times New Roman" w:eastAsia="Times New Roman" w:hAnsi="Times New Roman" w:cs="Times New Roman"/>
         <w:b/>
+        <w:bCs/>
         <w:sz w:val="16"/>
         <w:szCs w:val="16"/>
       </w:rPr>
       <w:t xml:space="preserve"> </w:t>
     </w:r>
   </w:p>
+  <w:p>
+    <w:pPr>
+      <w:jc w:val="center"/>
+      <w:rPr>
+        <w:b/>
+        <w:bCs/>
+        <w:sz w:val="18"/>
+        <w:szCs w:val="18"/>
+      </w:rPr>
+    </w:pPr>
+  </w:p>
+  <w:p/>
 </w:hdr>
 </file>
 
@@ -4872,7 +4226,7 @@
 <w:hdr xmlns:wpc="http://schemas.microsoft.com/office/word/2010/wordprocessingCanvas" xmlns:cx="http://schemas.microsoft.com/office/drawing/2014/chartex" xmlns:cx1="http://schemas.microsoft.com/office/drawing/2015/9/8/chartex" xmlns:cx2="http://schemas.microsoft.com/office/drawing/2015/10/21/chartex" xmlns:cx3="http://schemas.microsoft.com/office/drawing/2016/5/9/chartex" xmlns:cx4="http://schemas.microsoft.com/office/drawing/2016/5/10/chartex" xmlns:cx5="http://schemas.microsoft.com/office/drawing/2016/5/11/chartex" xmlns:cx6="http://schemas.microsoft.com/office/drawing/2016/5/12/chartex" xmlns:cx7="http://schemas.microsoft.com/office/drawing/2016/5/13/chartex" xmlns:cx8="http://schemas.microsoft.com/office/drawing/2016/5/14/chartex" xmlns:mc="http://schemas.openxmlformats.org/markup-compatibility/2006" xmlns:aink="http://schemas.microsoft.com/office/drawing/2016/ink" xmlns:am3d="http://schemas.microsoft.com/office/drawing/2017/model3d" xmlns:o="urn:schemas-microsoft-com:office:office" xmlns:oel="http://schemas.microsoft.com/office/2019/extlst" xmlns:r="http://schemas.openxmlformats.org/officeDocument/2006/relationships" xmlns:m="http://schemas.openxmlformats.org/officeDocument/2006/math" xmlns:v="urn:schemas-microsoft-com:vml" xmlns:wp14="http://schemas.microsoft.com/office/word/2010/wordprocessingDrawing" xmlns:wp="http://schemas.openxmlformats.org/drawingml/2006/wordprocessingDrawing" xmlns:w10="urn:schemas-microsoft-com:office:word" xmlns:w="http://schemas.openxmlformats.org/wordprocessingml/2006/main" xmlns:w14="http://schemas.microsoft.com/office/word/2010/wordml" xmlns:w15="http://schemas.microsoft.com/office/word/2012/wordml" xmlns:w16cex="http://schemas.microsoft.com/office/word/2018/wordml/cex" xmlns:w16cid="http://schemas.microsoft.com/office/word/2016/wordml/cid" xmlns:w16="http://schemas.microsoft.com/office/word/2018/wordml" xmlns:w16sdtdh="http://schemas.microsoft.com/office/word/2020/wordml/sdtdatahash" xmlns:w16se="http://schemas.microsoft.com/office/word/2015/wordml/symex" xmlns:wpg="http://schemas.microsoft.com/office/word/2010/wordprocessingGroup" xmlns:wpi="http://schemas.microsoft.com/office/word/2010/wordprocessingInk" xmlns:wne="http://schemas.microsoft.com/office/word/2006/wordml" xmlns:wps="http://schemas.microsoft.com/office/word/2010/wordprocessingShape" mc:Ignorable="w14 w15 w16se w16cid w16 w16cex w16sdtdh wp14">
   <w:p>
     <w:r>
-      <w:pict w14:anchorId="142C1E50">
+      <w:pict w14:anchorId="1BFD87C2">
         <v:shapetype id="_x0000_t75" coordsize="21600,21600" o:spt="75" o:preferrelative="t" path="m@4@5l@4@11@9@11@9@5xe" filled="f" stroked="f">
           <v:stroke joinstyle="miter"/>
           <v:formulas>
@@ -4892,8 +4246,8 @@
           <v:path o:extrusionok="f" gradientshapeok="t" o:connecttype="rect"/>
           <o:lock v:ext="edit" aspectratio="t"/>
         </v:shapetype>
-        <v:shape id="WordPictureWatermark2" o:spid="_x0000_s1026" type="#_x0000_t75" alt="" style="position:absolute;margin-left:-205.45pt;margin-top:-92.55pt;width:902.25pt;height:748.65pt;z-index:-251658752;mso-position-horizontal:absolute;mso-position-horizontal-relative:margin;mso-position-vertical:absolute;mso-position-vertical-relative:margin">
-          <v:imagedata r:id="rId1" o:title="image4" gain="19661f" blacklevel="22938f"/>
+        <v:shape id="WordPictureWatermark1" o:spid="_x0000_s1026" type="#_x0000_t75" alt="" style="position:absolute;margin-left:-205.45pt;margin-top:-92.55pt;width:902.25pt;height:748.65pt;z-index:-251658752;mso-position-horizontal:absolute;mso-position-horizontal-relative:margin;mso-position-vertical:absolute;mso-position-vertical-relative:margin">
+          <v:imagedata r:id="rId1" o:title="image6" gain="19661f" blacklevel="22938f"/>
           <w10:wrap anchorx="margin" anchory="margin"/>
         </v:shape>
       </w:pict>
@@ -4905,9 +4259,9 @@
 <file path=word/numbering.xml><?xml version="1.0" encoding="utf-8"?>
 <w:numbering xmlns:wpc="http://schemas.microsoft.com/office/word/2010/wordprocessingCanvas" xmlns:cx="http://schemas.microsoft.com/office/drawing/2014/chartex" xmlns:cx1="http://schemas.microsoft.com/office/drawing/2015/9/8/chartex" xmlns:cx2="http://schemas.microsoft.com/office/drawing/2015/10/21/chartex" xmlns:cx3="http://schemas.microsoft.com/office/drawing/2016/5/9/chartex" xmlns:cx4="http://schemas.microsoft.com/office/drawing/2016/5/10/chartex" xmlns:cx5="http://schemas.microsoft.com/office/drawing/2016/5/11/chartex" xmlns:cx6="http://schemas.microsoft.com/office/drawing/2016/5/12/chartex" xmlns:cx7="http://schemas.microsoft.com/office/drawing/2016/5/13/chartex" xmlns:cx8="http://schemas.microsoft.com/office/drawing/2016/5/14/chartex" xmlns:mc="http://schemas.openxmlformats.org/markup-compatibility/2006" xmlns:aink="http://schemas.microsoft.com/office/drawing/2016/ink" xmlns:am3d="http://schemas.microsoft.com/office/drawing/2017/model3d" xmlns:o="urn:schemas-microsoft-com:office:office" xmlns:oel="http://schemas.microsoft.com/office/2019/extlst" xmlns:r="http://schemas.openxmlformats.org/officeDocument/2006/relationships" xmlns:m="http://schemas.openxmlformats.org/officeDocument/2006/math" xmlns:v="urn:schemas-microsoft-com:vml" xmlns:wp14="http://schemas.microsoft.com/office/word/2010/wordprocessingDrawing" xmlns:wp="http://schemas.openxmlformats.org/drawingml/2006/wordprocessingDrawing" xmlns:w10="urn:schemas-microsoft-com:office:word" xmlns:w="http://schemas.openxmlformats.org/wordprocessingml/2006/main" xmlns:w14="http://schemas.microsoft.com/office/word/2010/wordml" xmlns:w15="http://schemas.microsoft.com/office/word/2012/wordml" xmlns:w16cex="http://schemas.microsoft.com/office/word/2018/wordml/cex" xmlns:w16cid="http://schemas.microsoft.com/office/word/2016/wordml/cid" xmlns:w16="http://schemas.microsoft.com/office/word/2018/wordml" xmlns:w16sdtdh="http://schemas.microsoft.com/office/word/2020/wordml/sdtdatahash" xmlns:w16se="http://schemas.microsoft.com/office/word/2015/wordml/symex" xmlns:wpg="http://schemas.microsoft.com/office/word/2010/wordprocessingGroup" xmlns:wpi="http://schemas.microsoft.com/office/word/2010/wordprocessingInk" xmlns:wne="http://schemas.microsoft.com/office/word/2006/wordml" xmlns:wps="http://schemas.microsoft.com/office/word/2010/wordprocessingShape" mc:Ignorable="w14 w15 w16se w16cid w16 w16cex w16sdtdh wp14">
   <w:abstractNum w:abstractNumId="0" w15:restartNumberingAfterBreak="0">
-    <w:nsid w:val="15853E6D"/>
+    <w:nsid w:val="109A1D5A"/>
     <w:multiLevelType w:val="multilevel"/>
-    <w:tmpl w:val="50EE2AEA"/>
+    <w:tmpl w:val="63A087EA"/>
     <w:lvl w:ilvl="0">
       <w:start w:val="1"/>
       <w:numFmt w:val="bullet"/>
@@ -5018,9 +4372,9 @@
     </w:lvl>
   </w:abstractNum>
   <w:abstractNum w:abstractNumId="1" w15:restartNumberingAfterBreak="0">
-    <w:nsid w:val="4B886077"/>
+    <w:nsid w:val="764D3EFB"/>
     <w:multiLevelType w:val="multilevel"/>
-    <w:tmpl w:val="19041A24"/>
+    <w:tmpl w:val="AA787258"/>
     <w:lvl w:ilvl="0">
       <w:start w:val="1"/>
       <w:numFmt w:val="bullet"/>
@@ -5032,6 +4386,7 @@
       <w:rPr>
         <w:rFonts w:ascii="Arial" w:eastAsia="Arial" w:hAnsi="Arial" w:cs="Arial"/>
         <w:b w:val="0"/>
+        <w:bCs w:val="0"/>
         <w:u w:val="none"/>
       </w:rPr>
     </w:lvl>
@@ -5132,10 +4487,10 @@
       </w:rPr>
     </w:lvl>
   </w:abstractNum>
-  <w:num w:numId="1" w16cid:durableId="1582253624">
+  <w:num w:numId="1" w16cid:durableId="1084258363">
     <w:abstractNumId w:val="0"/>
   </w:num>
-  <w:num w:numId="2" w16cid:durableId="1332174907">
+  <w:num w:numId="2" w16cid:durableId="1321613005">
     <w:abstractNumId w:val="1"/>
   </w:num>
 </w:numbering>
@@ -5538,11 +4893,14 @@
   </w:latentStyles>
   <w:style w:type="paragraph" w:default="1" w:styleId="Normal">
     <w:name w:val="Normal"/>
+    <w:qFormat/>
   </w:style>
   <w:style w:type="paragraph" w:styleId="Ttulo1">
     <w:name w:val="heading 1"/>
     <w:basedOn w:val="Normal"/>
     <w:next w:val="Normal"/>
+    <w:uiPriority w:val="9"/>
+    <w:qFormat/>
     <w:pPr>
       <w:keepNext/>
       <w:keepLines/>
@@ -5558,6 +4916,10 @@
     <w:name w:val="heading 2"/>
     <w:basedOn w:val="Normal"/>
     <w:next w:val="Normal"/>
+    <w:uiPriority w:val="9"/>
+    <w:semiHidden/>
+    <w:unhideWhenUsed/>
+    <w:qFormat/>
     <w:pPr>
       <w:keepNext/>
       <w:keepLines/>
@@ -5573,6 +4935,10 @@
     <w:name w:val="heading 3"/>
     <w:basedOn w:val="Normal"/>
     <w:next w:val="Normal"/>
+    <w:uiPriority w:val="9"/>
+    <w:semiHidden/>
+    <w:unhideWhenUsed/>
+    <w:qFormat/>
     <w:pPr>
       <w:keepNext/>
       <w:keepLines/>
@@ -5589,6 +4955,10 @@
     <w:name w:val="heading 4"/>
     <w:basedOn w:val="Normal"/>
     <w:next w:val="Normal"/>
+    <w:uiPriority w:val="9"/>
+    <w:semiHidden/>
+    <w:unhideWhenUsed/>
+    <w:qFormat/>
     <w:pPr>
       <w:keepNext/>
       <w:keepLines/>
@@ -5605,6 +4975,10 @@
     <w:name w:val="heading 5"/>
     <w:basedOn w:val="Normal"/>
     <w:next w:val="Normal"/>
+    <w:uiPriority w:val="9"/>
+    <w:semiHidden/>
+    <w:unhideWhenUsed/>
+    <w:qFormat/>
     <w:pPr>
       <w:keepNext/>
       <w:keepLines/>
@@ -5619,6 +4993,10 @@
     <w:name w:val="heading 6"/>
     <w:basedOn w:val="Normal"/>
     <w:next w:val="Normal"/>
+    <w:uiPriority w:val="9"/>
+    <w:semiHidden/>
+    <w:unhideWhenUsed/>
+    <w:qFormat/>
     <w:pPr>
       <w:keepNext/>
       <w:keepLines/>
@@ -5627,6 +5005,7 @@
     </w:pPr>
     <w:rPr>
       <w:i/>
+      <w:iCs/>
       <w:color w:val="666666"/>
     </w:rPr>
   </w:style>
@@ -5658,13 +5037,13 @@
     <w:unhideWhenUsed/>
   </w:style>
   <w:style w:type="table" w:customStyle="1" w:styleId="TableNormal">
-    <w:name w:val="Table Normal"/>
+    <w:name w:val="TableNormal"/>
     <w:tblPr>
       <w:tblCellMar>
-        <w:top w:w="0" w:type="dxa"/>
-        <w:left w:w="0" w:type="dxa"/>
-        <w:bottom w:w="0" w:type="dxa"/>
-        <w:right w:w="0" w:type="dxa"/>
+        <w:top w:w="100" w:type="dxa"/>
+        <w:left w:w="100" w:type="dxa"/>
+        <w:bottom w:w="100" w:type="dxa"/>
+        <w:right w:w="100" w:type="dxa"/>
       </w:tblCellMar>
     </w:tblPr>
   </w:style>
@@ -5672,6 +5051,8 @@
     <w:name w:val="Title"/>
     <w:basedOn w:val="Normal"/>
     <w:next w:val="Normal"/>
+    <w:uiPriority w:val="10"/>
+    <w:qFormat/>
     <w:pPr>
       <w:keepNext/>
       <w:keepLines/>
@@ -5693,23 +5074,19 @@
       </w:tblCellMar>
     </w:tblPr>
   </w:style>
-  <w:style w:type="paragraph" w:styleId="Subttulo">
-    <w:name w:val="Subtitle"/>
-    <w:basedOn w:val="Normal"/>
-    <w:next w:val="Normal"/>
-    <w:pPr>
-      <w:keepNext/>
-      <w:keepLines/>
-      <w:spacing w:after="320"/>
-    </w:pPr>
-    <w:rPr>
-      <w:color w:val="666666"/>
-      <w:sz w:val="30"/>
-      <w:szCs w:val="30"/>
-    </w:rPr>
+  <w:style w:type="table" w:customStyle="1" w:styleId="TableNormal1">
+    <w:name w:val="Table Normal"/>
+    <w:tblPr>
+      <w:tblCellMar>
+        <w:top w:w="0" w:type="dxa"/>
+        <w:left w:w="0" w:type="dxa"/>
+        <w:bottom w:w="0" w:type="dxa"/>
+        <w:right w:w="0" w:type="dxa"/>
+      </w:tblCellMar>
+    </w:tblPr>
   </w:style>
   <w:style w:type="table" w:customStyle="1" w:styleId="a">
-    <w:basedOn w:val="TableNormal0"/>
+    <w:basedOn w:val="TableNormal1"/>
     <w:tblPr>
       <w:tblStyleRowBandSize w:val="1"/>
       <w:tblStyleColBandSize w:val="1"/>
@@ -5722,7 +5099,7 @@
     </w:tblPr>
   </w:style>
   <w:style w:type="table" w:customStyle="1" w:styleId="a0">
-    <w:basedOn w:val="TableNormal0"/>
+    <w:basedOn w:val="TableNormal1"/>
     <w:tblPr>
       <w:tblStyleRowBandSize w:val="1"/>
       <w:tblStyleColBandSize w:val="1"/>
@@ -5746,7 +5123,7 @@
     </w:rPr>
   </w:style>
   <w:style w:type="table" w:customStyle="1" w:styleId="a1">
-    <w:basedOn w:val="TableNormal0"/>
+    <w:basedOn w:val="TableNormal1"/>
     <w:tblPr>
       <w:tblStyleRowBandSize w:val="1"/>
       <w:tblStyleColBandSize w:val="1"/>
@@ -5759,7 +5136,7 @@
     </w:tblPr>
   </w:style>
   <w:style w:type="table" w:customStyle="1" w:styleId="a2">
-    <w:basedOn w:val="TableNormal0"/>
+    <w:basedOn w:val="TableNormal1"/>
     <w:tblPr>
       <w:tblStyleRowBandSize w:val="1"/>
       <w:tblStyleColBandSize w:val="1"/>
@@ -5788,27 +5165,40 @@
       <w:lang w:val="es-ES"/>
     </w:rPr>
   </w:style>
-  <w:style w:type="paragraph" w:styleId="Piedepgina">
-    <w:name w:val="footer"/>
+  <w:style w:type="paragraph" w:styleId="Subttulo">
+    <w:name w:val="Subtitle"/>
     <w:basedOn w:val="Normal"/>
-    <w:link w:val="PiedepginaCar"/>
-    <w:uiPriority w:val="99"/>
-    <w:unhideWhenUsed/>
-    <w:rsid w:val="005F358D"/>
+    <w:next w:val="Normal"/>
+    <w:uiPriority w:val="11"/>
+    <w:qFormat/>
     <w:pPr>
-      <w:tabs>
-        <w:tab w:val="center" w:pos="4252"/>
-        <w:tab w:val="right" w:pos="8504"/>
-      </w:tabs>
-      <w:spacing w:line="240" w:lineRule="auto"/>
+      <w:keepNext/>
+      <w:keepLines/>
+      <w:spacing w:after="320"/>
     </w:pPr>
+    <w:rPr>
+      <w:color w:val="666666"/>
+      <w:sz w:val="30"/>
+      <w:szCs w:val="30"/>
+    </w:rPr>
   </w:style>
-  <w:style w:type="character" w:customStyle="1" w:styleId="PiedepginaCar">
-    <w:name w:val="Pie de página Car"/>
-    <w:basedOn w:val="Fuentedeprrafopredeter"/>
-    <w:link w:val="Piedepgina"/>
-    <w:uiPriority w:val="99"/>
-    <w:rsid w:val="005F358D"/>
+  <w:style w:type="table" w:customStyle="1" w:styleId="a3">
+    <w:basedOn w:val="TableNormal0"/>
+    <w:tblPr>
+      <w:tblStyleRowBandSize w:val="1"/>
+      <w:tblStyleColBandSize w:val="1"/>
+      <w:tblCellMar>
+        <w:left w:w="115" w:type="dxa"/>
+        <w:right w:w="115" w:type="dxa"/>
+      </w:tblCellMar>
+    </w:tblPr>
+  </w:style>
+  <w:style w:type="table" w:customStyle="1" w:styleId="a4">
+    <w:basedOn w:val="TableNormal0"/>
+    <w:tblPr>
+      <w:tblStyleRowBandSize w:val="1"/>
+      <w:tblStyleColBandSize w:val="1"/>
+    </w:tblPr>
   </w:style>
 </w:styles>
 </file>
@@ -6135,8 +5525,12 @@
 
 <file path=customXml/item1.xml><?xml version="1.0" encoding="utf-8"?>
 <go:gDocsCustomXmlDataStorage xmlns:go="http://customooxmlschemas.google.com/" xmlns:r="http://schemas.openxmlformats.org/officeDocument/2006/relationships" uri="GoogleDocsCustomDataVersion2">
-  <go:docsCustomData xmlns:go="http://customooxmlschemas.google.com/" roundtripDataSignature="AMtx7mhC5NMzUB7IoKA+kQfqtshF0Ovzpw==">CgMxLjAyCGguZ2pkZ3hzOAByITF1Z0xETkNSRHhweU54QTluQ2dGZEVyZkZ3aXFYVWxWRg==</go:docsCustomData>
+  <go:docsCustomData xmlns:go="http://customooxmlschemas.google.com/" roundtripDataSignature="AMtx7mhDiEs2GwLlZS3TUYJA7srr2ycEhg==">CgMxLjA4AHIhMVJVUlBLNGhOOXpFRnNqakI2T3hlallCNmVoOWZBSjZZ</go:docsCustomData>
 </go:gDocsCustomXmlDataStorage>
+</file>
+
+<file path=customXml/item2.xml><?xml version="1.0" encoding="utf-8"?>
+<b:Sources xmlns:b="http://schemas.openxmlformats.org/officeDocument/2006/bibliography" xmlns="http://schemas.openxmlformats.org/officeDocument/2006/bibliography" SelectedStyle="\APASixthEditionOfficeOnline.xsl" StyleName="APA" Version="6"/>
 </file>
 
 <file path=customXml/itemProps1.xml><?xml version="1.0" encoding="utf-8"?>
@@ -6146,4 +5540,12 @@
     <ds:schemaRef ds:uri="http://schemas.openxmlformats.org/officeDocument/2006/relationships"/>
   </ds:schemaRefs>
 </ds:datastoreItem>
+</file>
+
+<file path=customXml/itemProps2.xml><?xml version="1.0" encoding="utf-8"?>
+<ds:datastoreItem xmlns:ds="http://schemas.openxmlformats.org/officeDocument/2006/customXml" ds:itemID="{37EFB915-CDCE-488F-BCC9-82AB71691BA4}">
+  <ds:schemaRefs>
+    <ds:schemaRef ds:uri="http://schemas.openxmlformats.org/officeDocument/2006/bibliography"/>
+  </ds:schemaRefs>
+</ds:datastoreItem>
 </file>
--- a/app/contracts/contrato_acogida.docx
+++ b/app/contracts/contrato_acogida.docx
@@ -1765,7 +1765,7 @@
               </wp:anchor>
             </w:drawing>
           </mc:Choice>
-          <mc:Fallback xmlns:cr="http://schemas.microsoft.com/office/comments/2020/reactions" xmlns="http://schemas.microsoft.com/office/tasks/2019/documenttasks" xmlns:dgm="http://schemas.openxmlformats.org/drawingml/2006/diagram" xmlns:lc="http://schemas.openxmlformats.org/drawingml/2006/lockedCanvas" xmlns:c="http://schemas.openxmlformats.org/drawingml/2006/chart" xmlns:pic="http://schemas.openxmlformats.org/drawingml/2006/picture" xmlns:a="http://schemas.openxmlformats.org/drawingml/2006/main" xmlns:sl="http://schemas.openxmlformats.org/schemaLibrary/2006/main">
+          <mc:Fallback xmlns:sl="http://schemas.openxmlformats.org/schemaLibrary/2006/main" xmlns:a="http://schemas.openxmlformats.org/drawingml/2006/main" xmlns:pic="http://schemas.openxmlformats.org/drawingml/2006/picture" xmlns:c="http://schemas.openxmlformats.org/drawingml/2006/chart" xmlns:lc="http://schemas.openxmlformats.org/drawingml/2006/lockedCanvas" xmlns:dgm="http://schemas.openxmlformats.org/drawingml/2006/diagram" xmlns="http://schemas.microsoft.com/office/tasks/2019/documenttasks" xmlns:cr="http://schemas.microsoft.com/office/comments/2020/reactions">
             <w:drawing>
               <wp:anchor allowOverlap="1" behindDoc="0" distB="114300" distT="114300" distL="114300" distR="114300" hidden="0" layoutInCell="1" locked="0" relativeHeight="0" simplePos="0">
                 <wp:simplePos x="0" y="0"/>
@@ -2069,7 +2069,7 @@
               </wp:anchor>
             </w:drawing>
           </mc:Choice>
-          <mc:Fallback xmlns:cr="http://schemas.microsoft.com/office/comments/2020/reactions" xmlns="http://schemas.microsoft.com/office/tasks/2019/documenttasks" xmlns:dgm="http://schemas.openxmlformats.org/drawingml/2006/diagram" xmlns:lc="http://schemas.openxmlformats.org/drawingml/2006/lockedCanvas" xmlns:c="http://schemas.openxmlformats.org/drawingml/2006/chart" xmlns:pic="http://schemas.openxmlformats.org/drawingml/2006/picture" xmlns:a="http://schemas.openxmlformats.org/drawingml/2006/main" xmlns:sl="http://schemas.openxmlformats.org/schemaLibrary/2006/main">
+          <mc:Fallback xmlns:sl="http://schemas.openxmlformats.org/schemaLibrary/2006/main" xmlns:a="http://schemas.openxmlformats.org/drawingml/2006/main" xmlns:pic="http://schemas.openxmlformats.org/drawingml/2006/picture" xmlns:c="http://schemas.openxmlformats.org/drawingml/2006/chart" xmlns:lc="http://schemas.openxmlformats.org/drawingml/2006/lockedCanvas" xmlns:dgm="http://schemas.openxmlformats.org/drawingml/2006/diagram" xmlns="http://schemas.microsoft.com/office/tasks/2019/documenttasks" xmlns:cr="http://schemas.microsoft.com/office/comments/2020/reactions">
             <w:drawing>
               <wp:anchor allowOverlap="1" behindDoc="0" distB="114300" distT="114300" distL="114300" distR="114300" hidden="0" layoutInCell="1" locked="0" relativeHeight="0" simplePos="0">
                 <wp:simplePos x="0" y="0"/>
@@ -2204,37 +2204,20 @@
     </w:p>
     <w:p>
       <w:pPr>
-        <w:ind w:right="-182"/>
         <w:jc w:val="both"/>
         <w:rPr>
           <w:rFonts w:ascii="Times New Roman" w:eastAsia="Times New Roman" w:hAnsi="Times New Roman" w:cs="Times New Roman"/>
-        </w:rPr>
-      </w:pPr>
-    </w:p>
-    <w:p>
-      <w:pPr>
-        <w:ind w:right="-182"/>
-        <w:jc w:val="both"/>
-        <w:rPr>
-          <w:rFonts w:ascii="Times New Roman" w:eastAsia="Times New Roman" w:hAnsi="Times New Roman" w:cs="Times New Roman"/>
-        </w:rPr>
-      </w:pPr>
-    </w:p>
-    <w:p>
-      <w:pPr>
-        <w:jc w:val="both"/>
-        <w:rPr>
-          <w:rFonts w:ascii="Times New Roman" w:eastAsia="Times New Roman" w:hAnsi="Times New Roman" w:cs="Times New Roman"/>
-          <w:b/>
-          <w:bCs/>
-        </w:rPr>
-      </w:pPr>
-      <w:r>
-        <w:rPr>
-          <w:rFonts w:ascii="Times New Roman" w:eastAsia="Times New Roman" w:hAnsi="Times New Roman" w:cs="Times New Roman"/>
-          <w:b/>
-          <w:bCs/>
-        </w:rPr>
+          <w:b/>
+          <w:bCs/>
+        </w:rPr>
+      </w:pPr>
+      <w:r>
+        <w:rPr>
+          <w:rFonts w:ascii="Times New Roman" w:eastAsia="Times New Roman" w:hAnsi="Times New Roman" w:cs="Times New Roman"/>
+          <w:b/>
+          <w:bCs/>
+        </w:rPr>
+        <w:lastRenderedPageBreak/>
         <w:t xml:space="preserve">6ª- </w:t>
       </w:r>
       <w:r>
@@ -2701,17 +2684,6 @@
     <w:p>
       <w:pPr>
         <w:widowControl w:val="0"/>
-        <w:spacing w:before="13" w:line="272" w:lineRule="auto"/>
-        <w:ind w:right="-40"/>
-        <w:jc w:val="both"/>
-        <w:rPr>
-          <w:rFonts w:ascii="Times New Roman" w:eastAsia="Times New Roman" w:hAnsi="Times New Roman" w:cs="Times New Roman"/>
-        </w:rPr>
-      </w:pPr>
-    </w:p>
-    <w:p>
-      <w:pPr>
-        <w:widowControl w:val="0"/>
         <w:spacing w:before="13" w:line="240" w:lineRule="auto"/>
         <w:ind w:right="-40"/>
         <w:rPr>
@@ -2772,6 +2744,8 @@
         <w:ind w:right="-40"/>
         <w:rPr>
           <w:rFonts w:ascii="Times New Roman" w:eastAsia="Times New Roman" w:hAnsi="Times New Roman" w:cs="Times New Roman"/>
+          <w:b/>
+          <w:bCs/>
         </w:rPr>
       </w:pPr>
     </w:p>
@@ -2805,6 +2779,7 @@
           <w:b/>
           <w:bCs/>
         </w:rPr>
+        <w:lastRenderedPageBreak/>
         <w:t xml:space="preserve">14ª- </w:t>
       </w:r>
       <w:r>
@@ -5524,28 +5499,28 @@
 </file>
 
 <file path=customXml/item1.xml><?xml version="1.0" encoding="utf-8"?>
+<b:Sources xmlns:b="http://schemas.openxmlformats.org/officeDocument/2006/bibliography" xmlns="http://schemas.openxmlformats.org/officeDocument/2006/bibliography" SelectedStyle="\APASixthEditionOfficeOnline.xsl" StyleName="APA" Version="6"/>
+</file>
+
+<file path=customXml/item2.xml><?xml version="1.0" encoding="utf-8"?>
 <go:gDocsCustomXmlDataStorage xmlns:go="http://customooxmlschemas.google.com/" xmlns:r="http://schemas.openxmlformats.org/officeDocument/2006/relationships" uri="GoogleDocsCustomDataVersion2">
   <go:docsCustomData xmlns:go="http://customooxmlschemas.google.com/" roundtripDataSignature="AMtx7mhDiEs2GwLlZS3TUYJA7srr2ycEhg==">CgMxLjA4AHIhMVJVUlBLNGhOOXpFRnNqakI2T3hlallCNmVoOWZBSjZZ</go:docsCustomData>
 </go:gDocsCustomXmlDataStorage>
 </file>
 
-<file path=customXml/item2.xml><?xml version="1.0" encoding="utf-8"?>
-<b:Sources xmlns:b="http://schemas.openxmlformats.org/officeDocument/2006/bibliography" xmlns="http://schemas.openxmlformats.org/officeDocument/2006/bibliography" SelectedStyle="\APASixthEditionOfficeOnline.xsl" StyleName="APA" Version="6"/>
+<file path=customXml/itemProps1.xml><?xml version="1.0" encoding="utf-8"?>
+<ds:datastoreItem xmlns:ds="http://schemas.openxmlformats.org/officeDocument/2006/customXml" ds:itemID="{37EFB915-CDCE-488F-BCC9-82AB71691BA4}">
+  <ds:schemaRefs>
+    <ds:schemaRef ds:uri="http://schemas.openxmlformats.org/officeDocument/2006/bibliography"/>
+  </ds:schemaRefs>
+</ds:datastoreItem>
 </file>
 
-<file path=customXml/itemProps1.xml><?xml version="1.0" encoding="utf-8"?>
+<file path=customXml/itemProps2.xml><?xml version="1.0" encoding="utf-8"?>
 <ds:datastoreItem xmlns:ds="http://schemas.openxmlformats.org/officeDocument/2006/customXml" ds:itemID="{11111111-1234-1234-1234-123412341234}">
   <ds:schemaRefs>
     <ds:schemaRef ds:uri="http://customooxmlschemas.google.com/"/>
     <ds:schemaRef ds:uri="http://schemas.openxmlformats.org/officeDocument/2006/relationships"/>
   </ds:schemaRefs>
 </ds:datastoreItem>
-</file>
-
-<file path=customXml/itemProps2.xml><?xml version="1.0" encoding="utf-8"?>
-<ds:datastoreItem xmlns:ds="http://schemas.openxmlformats.org/officeDocument/2006/customXml" ds:itemID="{37EFB915-CDCE-488F-BCC9-82AB71691BA4}">
-  <ds:schemaRefs>
-    <ds:schemaRef ds:uri="http://schemas.openxmlformats.org/officeDocument/2006/bibliography"/>
-  </ds:schemaRefs>
-</ds:datastoreItem>
 </file>
--- a/app/contracts/contrato_acogida.docx
+++ b/app/contracts/contrato_acogida.docx
@@ -113,29 +113,7 @@
           <w:sz w:val="20"/>
           <w:szCs w:val="20"/>
         </w:rPr>
-        <w:t xml:space="preserve">Dña. Andrea María Quintana García con D.N.I 70905660-H, en representación de la Asociación Protectora de Animales y Plantas “Siempre Fiel”, con CIF G37511995 con domicilio en María Auxiliadora, </w:t>
-      </w:r>
-      <w:proofErr w:type="spellStart"/>
-      <w:r>
-        <w:rPr>
-          <w:rFonts w:ascii="Times New Roman" w:eastAsia="Times New Roman" w:hAnsi="Times New Roman" w:cs="Times New Roman"/>
-          <w:b/>
-          <w:bCs/>
-          <w:sz w:val="20"/>
-          <w:szCs w:val="20"/>
-        </w:rPr>
-        <w:t>nº</w:t>
-      </w:r>
-      <w:proofErr w:type="spellEnd"/>
-      <w:r>
-        <w:rPr>
-          <w:rFonts w:ascii="Times New Roman" w:eastAsia="Times New Roman" w:hAnsi="Times New Roman" w:cs="Times New Roman"/>
-          <w:b/>
-          <w:bCs/>
-          <w:sz w:val="20"/>
-          <w:szCs w:val="20"/>
-        </w:rPr>
-        <w:t xml:space="preserve"> 2, 37004, Salamanca, con teléfono OFICIAL </w:t>
+        <w:t xml:space="preserve">Dña. Andrea María Quintana García con D.N.I 70905660-H, en representación de la Asociación Protectora de Animales y Plantas “Siempre Fiel”, con CIF G37511995 con domicilio en María Auxiliadora, nº 2, 37004, Salamanca, con teléfono OFICIAL </w:t>
       </w:r>
       <w:r>
         <w:rPr>
@@ -900,7 +878,6 @@
                 <w:szCs w:val="20"/>
               </w:rPr>
             </w:pPr>
-            <w:proofErr w:type="spellStart"/>
             <w:r>
               <w:rPr>
                 <w:rFonts w:ascii="Times New Roman" w:eastAsia="Times New Roman" w:hAnsi="Times New Roman" w:cs="Times New Roman"/>
@@ -909,18 +886,7 @@
                 <w:sz w:val="20"/>
                 <w:szCs w:val="20"/>
               </w:rPr>
-              <w:t>Nº</w:t>
-            </w:r>
-            <w:proofErr w:type="spellEnd"/>
-            <w:r>
-              <w:rPr>
-                <w:rFonts w:ascii="Times New Roman" w:eastAsia="Times New Roman" w:hAnsi="Times New Roman" w:cs="Times New Roman"/>
-                <w:b/>
-                <w:bCs/>
-                <w:sz w:val="20"/>
-                <w:szCs w:val="20"/>
-              </w:rPr>
-              <w:t xml:space="preserve"> PASAPORTE: </w:t>
+              <w:t xml:space="preserve">Nº PASAPORTE: </w:t>
             </w:r>
           </w:p>
         </w:tc>
@@ -1022,7 +988,6 @@
                 <w:szCs w:val="20"/>
               </w:rPr>
             </w:pPr>
-            <w:proofErr w:type="gramStart"/>
             <w:r>
               <w:rPr>
                 <w:rFonts w:ascii="Times New Roman" w:eastAsia="Times New Roman" w:hAnsi="Times New Roman" w:cs="Times New Roman"/>
@@ -1031,9 +996,8 @@
                 <w:sz w:val="20"/>
                 <w:szCs w:val="20"/>
               </w:rPr>
-              <w:t>F.NACIMIENTO</w:t>
+              <w:t>F. NACIMIENTO</w:t>
             </w:r>
-            <w:proofErr w:type="gramEnd"/>
             <w:r>
               <w:rPr>
                 <w:rFonts w:ascii="Times New Roman" w:eastAsia="Times New Roman" w:hAnsi="Times New Roman" w:cs="Times New Roman"/>
@@ -1305,21 +1269,19 @@
         <w:lastRenderedPageBreak/>
         <w:t xml:space="preserve">Si la persona quiere ayudar con alguna colaboración en su mantenimiento, soporte alimenticio adecuado, materiales, asistencia veterinaria, </w:t>
       </w:r>
-      <w:proofErr w:type="spellStart"/>
       <w:r>
         <w:rPr>
           <w:rFonts w:ascii="Times New Roman" w:eastAsia="Times New Roman" w:hAnsi="Times New Roman" w:cs="Times New Roman"/>
           <w:color w:val="000000"/>
         </w:rPr>
-        <w:t>etc</w:t>
-      </w:r>
-      <w:proofErr w:type="spellEnd"/>
+        <w:t>etc.</w:t>
+      </w:r>
       <w:r>
         <w:rPr>
           <w:rFonts w:ascii="Times New Roman" w:eastAsia="Times New Roman" w:hAnsi="Times New Roman" w:cs="Times New Roman"/>
           <w:color w:val="000000"/>
         </w:rPr>
-        <w:t>… puede hacerlo de forma altruista como donación a la protectora (no se admiten requerimientos económicos después de cualquier tipo de donación voluntaria por parte del titular de la acogida o personas que convivan con ésta).</w:t>
+        <w:t xml:space="preserve"> puede hacerlo de forma altruista como donación a la protectora (no se admiten requerimientos económicos después de cualquier tipo de donación voluntaria por parte del titular de la acogida o personas que convivan con ésta).</w:t>
       </w:r>
     </w:p>
     <w:p>
@@ -1522,7 +1484,7 @@
           <w:bCs/>
           <w:shd w:val="clear" w:color="auto" w:fill="FF9900"/>
         </w:rPr>
-        <w:t xml:space="preserve">LA SUELTA DEL ANIMAL FUERA DE SU DOMICILIO, TAMPOCO </w:t>
+        <w:t>LA SUELTA DEL ANIMAL FUERA DE SU DOMICILIO, TAMPOCO EN</w:t>
       </w:r>
       <w:r>
         <w:rPr>
@@ -1531,7 +1493,7 @@
           <w:bCs/>
           <w:shd w:val="clear" w:color="auto" w:fill="FF9900"/>
         </w:rPr>
-        <w:t>EN PARQUES</w:t>
+        <w:t xml:space="preserve"> PAR</w:t>
       </w:r>
       <w:r>
         <w:rPr>
@@ -1540,7 +1502,7 @@
           <w:bCs/>
           <w:shd w:val="clear" w:color="auto" w:fill="FF9900"/>
         </w:rPr>
-        <w:t xml:space="preserve"> HOMOLOGADOS PARA PERROS (</w:t>
+        <w:t>QUES HOMOLOGADOS PARA PERROS (</w:t>
       </w:r>
       <w:r>
         <w:rPr>
@@ -1594,7 +1556,7 @@
           <w:noProof/>
         </w:rPr>
         <w:drawing>
-          <wp:anchor distT="114300" distB="114300" distL="114300" distR="114300" simplePos="0" relativeHeight="251658240" behindDoc="0" locked="0" layoutInCell="1" hidden="0" allowOverlap="1" wp14:anchorId="682DFBF9" wp14:editId="472865CF">
+          <wp:anchor distT="114300" distB="114300" distL="114300" distR="114300" simplePos="0" relativeHeight="251658240" behindDoc="0" locked="0" layoutInCell="1" hidden="0" allowOverlap="1" wp14:anchorId="4DA29199" wp14:editId="70B87851">
             <wp:simplePos x="0" y="0"/>
             <wp:positionH relativeFrom="column">
               <wp:posOffset>4095750</wp:posOffset>
@@ -1644,7 +1606,7 @@
           <w:ilvl w:val="0"/>
           <w:numId w:val="1"/>
         </w:numPr>
-        <w:ind w:left="283" w:firstLine="283"/>
+        <w:ind w:left="283" w:firstLine="0"/>
         <w:jc w:val="both"/>
         <w:rPr>
           <w:rFonts w:ascii="Times New Roman" w:eastAsia="Times New Roman" w:hAnsi="Times New Roman" w:cs="Times New Roman"/>
@@ -1676,21 +1638,7 @@
         <w:rPr>
           <w:rFonts w:ascii="Times New Roman" w:eastAsia="Times New Roman" w:hAnsi="Times New Roman" w:cs="Times New Roman"/>
         </w:rPr>
-        <w:t xml:space="preserve">, </w:t>
-      </w:r>
-      <w:proofErr w:type="spellStart"/>
-      <w:r>
-        <w:rPr>
-          <w:rFonts w:ascii="Times New Roman" w:eastAsia="Times New Roman" w:hAnsi="Times New Roman" w:cs="Times New Roman"/>
-        </w:rPr>
-        <w:t>martingale</w:t>
-      </w:r>
-      <w:proofErr w:type="spellEnd"/>
-      <w:r>
-        <w:rPr>
-          <w:rFonts w:ascii="Times New Roman" w:eastAsia="Times New Roman" w:hAnsi="Times New Roman" w:cs="Times New Roman"/>
-        </w:rPr>
-        <w:t xml:space="preserve"> y correa doble anclada al collar y arnés siempre los elementos ajustarlos antes de salir a la calle.                      </w:t>
+        <w:t xml:space="preserve">, martingale y correa doble anclada al collar y arnés siempre los elementos ajustarlos </w:t>
       </w:r>
     </w:p>
     <w:p>
@@ -1703,12 +1651,27 @@
       </w:pPr>
       <w:r>
         <w:rPr>
+          <w:rFonts w:ascii="Times New Roman" w:eastAsia="Times New Roman" w:hAnsi="Times New Roman" w:cs="Times New Roman"/>
+        </w:rPr>
+        <w:t xml:space="preserve">             antes de salir a la calle.                      </w:t>
+      </w:r>
+    </w:p>
+    <w:p>
+      <w:pPr>
+        <w:ind w:firstLine="283"/>
+        <w:jc w:val="both"/>
+        <w:rPr>
+          <w:rFonts w:ascii="Times New Roman" w:eastAsia="Times New Roman" w:hAnsi="Times New Roman" w:cs="Times New Roman"/>
+        </w:rPr>
+      </w:pPr>
+      <w:r>
+        <w:rPr>
           <w:noProof/>
         </w:rPr>
         <mc:AlternateContent>
-          <mc:Choice Requires="wpg">
+          <mc:Choice Requires="wps">
             <w:drawing>
-              <wp:anchor distT="114300" distB="114300" distL="114300" distR="114300" simplePos="0" relativeHeight="251659264" behindDoc="0" locked="0" layoutInCell="1" hidden="0" allowOverlap="1" wp14:anchorId="73D694AE" wp14:editId="0A12D94A">
+              <wp:anchor distT="114300" distB="114300" distL="114300" distR="114300" simplePos="0" relativeHeight="251659264" behindDoc="0" locked="0" layoutInCell="1" hidden="0" allowOverlap="1" wp14:anchorId="6FEC9E2E" wp14:editId="637D3422">
                 <wp:simplePos x="0" y="0"/>
                 <wp:positionH relativeFrom="column">
                   <wp:posOffset>4062413</wp:posOffset>
@@ -1765,47 +1728,29 @@
               </wp:anchor>
             </w:drawing>
           </mc:Choice>
-          <mc:Fallback xmlns:sl="http://schemas.openxmlformats.org/schemaLibrary/2006/main" xmlns:a="http://schemas.openxmlformats.org/drawingml/2006/main" xmlns:pic="http://schemas.openxmlformats.org/drawingml/2006/picture" xmlns:c="http://schemas.openxmlformats.org/drawingml/2006/chart" xmlns:lc="http://schemas.openxmlformats.org/drawingml/2006/lockedCanvas" xmlns:dgm="http://schemas.openxmlformats.org/drawingml/2006/diagram" xmlns="http://schemas.microsoft.com/office/tasks/2019/documenttasks" xmlns:cr="http://schemas.microsoft.com/office/comments/2020/reactions">
-            <w:drawing>
-              <wp:anchor allowOverlap="1" behindDoc="0" distB="114300" distT="114300" distL="114300" distR="114300" hidden="0" layoutInCell="1" locked="0" relativeHeight="0" simplePos="0">
-                <wp:simplePos x="0" y="0"/>
-                <wp:positionH relativeFrom="column">
-                  <wp:posOffset>4062413</wp:posOffset>
-                </wp:positionH>
-                <wp:positionV relativeFrom="paragraph">
-                  <wp:posOffset>86680</wp:posOffset>
-                </wp:positionV>
-                <wp:extent cx="2279015" cy="419100"/>
-                <wp:effectExtent b="0" l="0" r="0" t="0"/>
-                <wp:wrapNone/>
-                <wp:docPr id="28" name="image5.png"/>
-                <a:graphic>
-                  <a:graphicData uri="http://schemas.openxmlformats.org/drawingml/2006/picture">
-                    <pic:pic>
-                      <pic:nvPicPr>
-                        <pic:cNvPr id="0" name="image5.png"/>
-                        <pic:cNvPicPr preferRelativeResize="0"/>
-                      </pic:nvPicPr>
-                      <pic:blipFill>
-                        <a:blip r:embed="rId11"/>
-                        <a:srcRect/>
-                        <a:stretch>
-                          <a:fillRect/>
-                        </a:stretch>
-                      </pic:blipFill>
-                      <pic:spPr>
-                        <a:xfrm>
-                          <a:off x="0" y="0"/>
-                          <a:ext cx="2279015" cy="419100"/>
-                        </a:xfrm>
-                        <a:prstGeom prst="rect"/>
-                        <a:ln/>
-                      </pic:spPr>
-                    </pic:pic>
-                  </a:graphicData>
-                </a:graphic>
-              </wp:anchor>
-            </w:drawing>
+          <mc:Fallback>
+            <w:pict>
+              <v:rect w14:anchorId="6FEC9E2E" id="Rectángulo 28" o:spid="_x0000_s1026" style="position:absolute;left:0;text-align:left;margin-left:319.9pt;margin-top:6.85pt;width:179.45pt;height:33pt;z-index:251659264;visibility:visible;mso-wrap-style:square;mso-wrap-distance-left:9pt;mso-wrap-distance-top:9pt;mso-wrap-distance-right:9pt;mso-wrap-distance-bottom:9pt;mso-position-horizontal:absolute;mso-position-horizontal-relative:text;mso-position-vertical:absolute;mso-position-vertical-relative:text;v-text-anchor:top" o:gfxdata="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" filled="f" stroked="f">
+                <v:textbox inset="2.53958mm,2.53958mm,2.53958mm,2.53958mm">
+                  <w:txbxContent>
+                    <w:p>
+                      <w:pPr>
+                        <w:spacing w:line="240" w:lineRule="auto"/>
+                        <w:textDirection w:val="btLr"/>
+                      </w:pPr>
+                      <w:r>
+                        <w:rPr>
+                          <w:b/>
+                          <w:color w:val="000000"/>
+                          <w:sz w:val="28"/>
+                        </w:rPr>
+                        <w:t>ARNÉS TRIPLE</w:t>
+                      </w:r>
+                    </w:p>
+                  </w:txbxContent>
+                </v:textbox>
+              </v:rect>
+            </w:pict>
           </mc:Fallback>
         </mc:AlternateContent>
       </w:r>
@@ -1906,7 +1851,7 @@
           <w:noProof/>
         </w:rPr>
         <w:drawing>
-          <wp:anchor distT="0" distB="0" distL="0" distR="0" simplePos="0" relativeHeight="251660288" behindDoc="1" locked="0" layoutInCell="1" hidden="0" allowOverlap="1" wp14:anchorId="1026ABF3" wp14:editId="369F485E">
+          <wp:anchor distT="0" distB="0" distL="0" distR="0" simplePos="0" relativeHeight="251660288" behindDoc="1" locked="0" layoutInCell="1" hidden="0" allowOverlap="1" wp14:anchorId="5545EC12" wp14:editId="767E41B5">
             <wp:simplePos x="0" y="0"/>
             <wp:positionH relativeFrom="column">
               <wp:posOffset>4169100</wp:posOffset>
@@ -1927,7 +1872,7 @@
                     <pic:cNvPicPr preferRelativeResize="0"/>
                   </pic:nvPicPr>
                   <pic:blipFill>
-                    <a:blip r:embed="rId12"/>
+                    <a:blip r:embed="rId11"/>
                     <a:srcRect/>
                     <a:stretch>
                       <a:fillRect/>
@@ -2009,9 +1954,9 @@
           <w:noProof/>
         </w:rPr>
         <mc:AlternateContent>
-          <mc:Choice Requires="wpg">
+          <mc:Choice Requires="wps">
             <w:drawing>
-              <wp:anchor distT="114300" distB="114300" distL="114300" distR="114300" simplePos="0" relativeHeight="251661312" behindDoc="0" locked="0" layoutInCell="1" hidden="0" allowOverlap="1" wp14:anchorId="17A815BE" wp14:editId="2656DA77">
+              <wp:anchor distT="114300" distB="114300" distL="114300" distR="114300" simplePos="0" relativeHeight="251661312" behindDoc="0" locked="0" layoutInCell="1" hidden="0" allowOverlap="1" wp14:anchorId="64ABAE6B" wp14:editId="294F2DD7">
                 <wp:simplePos x="0" y="0"/>
                 <wp:positionH relativeFrom="column">
                   <wp:posOffset>4167188</wp:posOffset>
@@ -2069,47 +2014,30 @@
               </wp:anchor>
             </w:drawing>
           </mc:Choice>
-          <mc:Fallback xmlns:sl="http://schemas.openxmlformats.org/schemaLibrary/2006/main" xmlns:a="http://schemas.openxmlformats.org/drawingml/2006/main" xmlns:pic="http://schemas.openxmlformats.org/drawingml/2006/picture" xmlns:c="http://schemas.openxmlformats.org/drawingml/2006/chart" xmlns:lc="http://schemas.openxmlformats.org/drawingml/2006/lockedCanvas" xmlns:dgm="http://schemas.openxmlformats.org/drawingml/2006/diagram" xmlns="http://schemas.microsoft.com/office/tasks/2019/documenttasks" xmlns:cr="http://schemas.microsoft.com/office/comments/2020/reactions">
-            <w:drawing>
-              <wp:anchor allowOverlap="1" behindDoc="0" distB="114300" distT="114300" distL="114300" distR="114300" hidden="0" layoutInCell="1" locked="0" relativeHeight="0" simplePos="0">
-                <wp:simplePos x="0" y="0"/>
-                <wp:positionH relativeFrom="column">
-                  <wp:posOffset>4167188</wp:posOffset>
-                </wp:positionH>
-                <wp:positionV relativeFrom="paragraph">
-                  <wp:posOffset>682308</wp:posOffset>
-                </wp:positionV>
-                <wp:extent cx="1914525" cy="647700"/>
-                <wp:effectExtent b="0" l="0" r="0" t="0"/>
-                <wp:wrapNone/>
-                <wp:docPr id="27" name="image4.png"/>
-                <a:graphic>
-                  <a:graphicData uri="http://schemas.openxmlformats.org/drawingml/2006/picture">
-                    <pic:pic>
-                      <pic:nvPicPr>
-                        <pic:cNvPr id="0" name="image4.png"/>
-                        <pic:cNvPicPr preferRelativeResize="0"/>
-                      </pic:nvPicPr>
-                      <pic:blipFill>
-                        <a:blip r:embed="rId11"/>
-                        <a:srcRect/>
-                        <a:stretch>
-                          <a:fillRect/>
-                        </a:stretch>
-                      </pic:blipFill>
-                      <pic:spPr>
-                        <a:xfrm>
-                          <a:off x="0" y="0"/>
-                          <a:ext cx="1914525" cy="647700"/>
-                        </a:xfrm>
-                        <a:prstGeom prst="rect"/>
-                        <a:ln/>
-                      </pic:spPr>
-                    </pic:pic>
-                  </a:graphicData>
-                </a:graphic>
-              </wp:anchor>
-            </w:drawing>
+          <mc:Fallback>
+            <w:pict>
+              <v:rect w14:anchorId="64ABAE6B" id="Rectángulo 27" o:spid="_x0000_s1027" style="position:absolute;left:0;text-align:left;margin-left:328.15pt;margin-top:53.75pt;width:150.75pt;height:51pt;z-index:251661312;visibility:visible;mso-wrap-style:square;mso-wrap-distance-left:9pt;mso-wrap-distance-top:9pt;mso-wrap-distance-right:9pt;mso-wrap-distance-bottom:9pt;mso-position-horizontal:absolute;mso-position-horizontal-relative:text;mso-position-vertical:absolute;mso-position-vertical-relative:text;v-text-anchor:top" o:gfxdata="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" filled="f" stroked="f">
+                <v:textbox inset="2.53958mm,2.53958mm,2.53958mm,2.53958mm">
+                  <w:txbxContent>
+                    <w:p>
+                      <w:pPr>
+                        <w:spacing w:line="240" w:lineRule="auto"/>
+                        <w:textDirection w:val="btLr"/>
+                      </w:pPr>
+                      <w:r>
+                        <w:rPr>
+                          <w:rFonts w:ascii="Times New Roman" w:eastAsia="Times New Roman" w:hAnsi="Times New Roman" w:cs="Times New Roman"/>
+                          <w:b/>
+                          <w:color w:val="000000"/>
+                          <w:sz w:val="28"/>
+                        </w:rPr>
+                        <w:t>ARNES 2 PUNTAS</w:t>
+                      </w:r>
+                    </w:p>
+                  </w:txbxContent>
+                </v:textbox>
+              </v:rect>
+            </w:pict>
           </mc:Fallback>
         </mc:AlternateContent>
       </w:r>
@@ -2204,20 +2132,37 @@
     </w:p>
     <w:p>
       <w:pPr>
+        <w:ind w:right="-182"/>
         <w:jc w:val="both"/>
         <w:rPr>
           <w:rFonts w:ascii="Times New Roman" w:eastAsia="Times New Roman" w:hAnsi="Times New Roman" w:cs="Times New Roman"/>
-          <w:b/>
-          <w:bCs/>
-        </w:rPr>
-      </w:pPr>
-      <w:r>
-        <w:rPr>
-          <w:rFonts w:ascii="Times New Roman" w:eastAsia="Times New Roman" w:hAnsi="Times New Roman" w:cs="Times New Roman"/>
-          <w:b/>
-          <w:bCs/>
-        </w:rPr>
-        <w:lastRenderedPageBreak/>
+        </w:rPr>
+      </w:pPr>
+    </w:p>
+    <w:p>
+      <w:pPr>
+        <w:ind w:right="-182"/>
+        <w:jc w:val="both"/>
+        <w:rPr>
+          <w:rFonts w:ascii="Times New Roman" w:eastAsia="Times New Roman" w:hAnsi="Times New Roman" w:cs="Times New Roman"/>
+        </w:rPr>
+      </w:pPr>
+    </w:p>
+    <w:p>
+      <w:pPr>
+        <w:jc w:val="both"/>
+        <w:rPr>
+          <w:rFonts w:ascii="Times New Roman" w:eastAsia="Times New Roman" w:hAnsi="Times New Roman" w:cs="Times New Roman"/>
+          <w:b/>
+          <w:bCs/>
+        </w:rPr>
+      </w:pPr>
+      <w:r>
+        <w:rPr>
+          <w:rFonts w:ascii="Times New Roman" w:eastAsia="Times New Roman" w:hAnsi="Times New Roman" w:cs="Times New Roman"/>
+          <w:b/>
+          <w:bCs/>
+        </w:rPr>
         <w:t xml:space="preserve">6ª- </w:t>
       </w:r>
       <w:r>
@@ -2226,14 +2171,12 @@
         </w:rPr>
         <w:t xml:space="preserve">Si el domicilio cuenta con terraza, jardín o espacios </w:t>
       </w:r>
-      <w:proofErr w:type="spellStart"/>
-      <w:r>
-        <w:rPr>
-          <w:rFonts w:ascii="Times New Roman" w:eastAsia="Times New Roman" w:hAnsi="Times New Roman" w:cs="Times New Roman"/>
-        </w:rPr>
-        <w:t>semi-abiertos</w:t>
-      </w:r>
-      <w:proofErr w:type="spellEnd"/>
+      <w:r>
+        <w:rPr>
+          <w:rFonts w:ascii="Times New Roman" w:eastAsia="Times New Roman" w:hAnsi="Times New Roman" w:cs="Times New Roman"/>
+        </w:rPr>
+        <w:t>semiabiertos</w:t>
+      </w:r>
       <w:r>
         <w:rPr>
           <w:rFonts w:ascii="Times New Roman" w:eastAsia="Times New Roman" w:hAnsi="Times New Roman" w:cs="Times New Roman"/>
@@ -2684,6 +2627,17 @@
     <w:p>
       <w:pPr>
         <w:widowControl w:val="0"/>
+        <w:spacing w:before="13" w:line="272" w:lineRule="auto"/>
+        <w:ind w:right="-40"/>
+        <w:jc w:val="both"/>
+        <w:rPr>
+          <w:rFonts w:ascii="Times New Roman" w:eastAsia="Times New Roman" w:hAnsi="Times New Roman" w:cs="Times New Roman"/>
+        </w:rPr>
+      </w:pPr>
+    </w:p>
+    <w:p>
+      <w:pPr>
+        <w:widowControl w:val="0"/>
         <w:spacing w:before="13" w:line="240" w:lineRule="auto"/>
         <w:ind w:right="-40"/>
         <w:rPr>
@@ -2734,7 +2688,14 @@
         <w:rPr>
           <w:rFonts w:ascii="Times New Roman" w:eastAsia="Times New Roman" w:hAnsi="Times New Roman" w:cs="Times New Roman"/>
         </w:rPr>
-        <w:t xml:space="preserve">por los gastos veterinarios se concretará previa llamada telefónica y de acuerdo con las condiciones de la adopción y se reflejará en el contrato de adopción. </w:t>
+        <w:t xml:space="preserve">por los gastos veterinarios se concretará previa llamada telefónica y de acuerdo </w:t>
+      </w:r>
+      <w:r>
+        <w:rPr>
+          <w:rFonts w:ascii="Times New Roman" w:eastAsia="Times New Roman" w:hAnsi="Times New Roman" w:cs="Times New Roman"/>
+        </w:rPr>
+        <w:lastRenderedPageBreak/>
+        <w:t xml:space="preserve">con las condiciones de la adopción y se reflejará en el contrato de adopción. </w:t>
       </w:r>
     </w:p>
     <w:p>
@@ -2744,8 +2705,6 @@
         <w:ind w:right="-40"/>
         <w:rPr>
           <w:rFonts w:ascii="Times New Roman" w:eastAsia="Times New Roman" w:hAnsi="Times New Roman" w:cs="Times New Roman"/>
-          <w:b/>
-          <w:bCs/>
         </w:rPr>
       </w:pPr>
     </w:p>
@@ -2779,7 +2738,6 @@
           <w:b/>
           <w:bCs/>
         </w:rPr>
-        <w:lastRenderedPageBreak/>
         <w:t xml:space="preserve">14ª- </w:t>
       </w:r>
       <w:r>
@@ -2933,14 +2891,12 @@
         </w:rPr>
         <w:t xml:space="preserve">El protocolo en las actualizaciones de vacunas, desparasitaciones etc., serán asistidas por personal de la protectora para </w:t>
       </w:r>
-      <w:proofErr w:type="gramStart"/>
-      <w:r>
-        <w:rPr>
-          <w:rFonts w:ascii="Times New Roman" w:eastAsia="Times New Roman" w:hAnsi="Times New Roman" w:cs="Times New Roman"/>
-        </w:rPr>
-        <w:t>llevarles</w:t>
-      </w:r>
-      <w:proofErr w:type="gramEnd"/>
+      <w:r>
+        <w:rPr>
+          <w:rFonts w:ascii="Times New Roman" w:eastAsia="Times New Roman" w:hAnsi="Times New Roman" w:cs="Times New Roman"/>
+        </w:rPr>
+        <w:t>llevarlos</w:t>
+      </w:r>
       <w:r>
         <w:rPr>
           <w:rFonts w:ascii="Times New Roman" w:eastAsia="Times New Roman" w:hAnsi="Times New Roman" w:cs="Times New Roman"/>
@@ -3257,29 +3213,7 @@
           <w:sz w:val="16"/>
           <w:szCs w:val="16"/>
         </w:rPr>
-        <w:t>ARNÉS DOBLE O TRIPLE</w:t>
-      </w:r>
-      <w:proofErr w:type="gramStart"/>
-      <w:r>
-        <w:rPr>
-          <w:rFonts w:ascii="Times New Roman" w:eastAsia="Times New Roman" w:hAnsi="Times New Roman" w:cs="Times New Roman"/>
-          <w:b/>
-          <w:bCs/>
-          <w:sz w:val="16"/>
-          <w:szCs w:val="16"/>
-        </w:rPr>
-        <w:t>…….</w:t>
-      </w:r>
-      <w:proofErr w:type="gramEnd"/>
-      <w:r>
-        <w:rPr>
-          <w:rFonts w:ascii="Times New Roman" w:eastAsia="Times New Roman" w:hAnsi="Times New Roman" w:cs="Times New Roman"/>
-          <w:b/>
-          <w:bCs/>
-          <w:sz w:val="16"/>
-          <w:szCs w:val="16"/>
-        </w:rPr>
-        <w:t xml:space="preserve">……………………….. SI NO </w:t>
+        <w:t xml:space="preserve">ARNÉS DOBLE O TRIPLE…….……………………….. SI NO </w:t>
       </w:r>
     </w:p>
     <w:p>
@@ -3415,29 +3349,7 @@
           <w:sz w:val="16"/>
           <w:szCs w:val="16"/>
         </w:rPr>
-        <w:t>JUGUETES …………………………………………</w:t>
-      </w:r>
-      <w:proofErr w:type="gramStart"/>
-      <w:r>
-        <w:rPr>
-          <w:rFonts w:ascii="Times New Roman" w:eastAsia="Times New Roman" w:hAnsi="Times New Roman" w:cs="Times New Roman"/>
-          <w:b/>
-          <w:bCs/>
-          <w:sz w:val="16"/>
-          <w:szCs w:val="16"/>
-        </w:rPr>
-        <w:t>…….</w:t>
-      </w:r>
-      <w:proofErr w:type="gramEnd"/>
-      <w:r>
-        <w:rPr>
-          <w:rFonts w:ascii="Times New Roman" w:eastAsia="Times New Roman" w:hAnsi="Times New Roman" w:cs="Times New Roman"/>
-          <w:b/>
-          <w:bCs/>
-          <w:sz w:val="16"/>
-          <w:szCs w:val="16"/>
-        </w:rPr>
-        <w:t xml:space="preserve">. SI NO </w:t>
+        <w:t xml:space="preserve">JUGUETES ……………………………………………….. SI NO </w:t>
       </w:r>
     </w:p>
     <w:p>
@@ -3471,29 +3383,7 @@
           <w:sz w:val="16"/>
           <w:szCs w:val="16"/>
         </w:rPr>
-        <w:t>PIENSO / LECHE LACTANTES……………………</w:t>
-      </w:r>
-      <w:proofErr w:type="gramStart"/>
-      <w:r>
-        <w:rPr>
-          <w:rFonts w:ascii="Times New Roman" w:eastAsia="Times New Roman" w:hAnsi="Times New Roman" w:cs="Times New Roman"/>
-          <w:b/>
-          <w:bCs/>
-          <w:sz w:val="16"/>
-          <w:szCs w:val="16"/>
-        </w:rPr>
-        <w:t>…....</w:t>
-      </w:r>
-      <w:proofErr w:type="gramEnd"/>
-      <w:r>
-        <w:rPr>
-          <w:rFonts w:ascii="Times New Roman" w:eastAsia="Times New Roman" w:hAnsi="Times New Roman" w:cs="Times New Roman"/>
-          <w:b/>
-          <w:bCs/>
-          <w:sz w:val="16"/>
-          <w:szCs w:val="16"/>
-        </w:rPr>
-        <w:t xml:space="preserve">SI NO </w:t>
+        <w:t xml:space="preserve">PIENSO / LECHE LACTANTES………………………....SI NO </w:t>
       </w:r>
     </w:p>
     <w:p>
@@ -3629,29 +3519,7 @@
           <w:sz w:val="16"/>
           <w:szCs w:val="16"/>
         </w:rPr>
-        <w:t>BIBERONES …………………………………………</w:t>
-      </w:r>
-      <w:proofErr w:type="gramStart"/>
-      <w:r>
-        <w:rPr>
-          <w:rFonts w:ascii="Times New Roman" w:eastAsia="Times New Roman" w:hAnsi="Times New Roman" w:cs="Times New Roman"/>
-          <w:b/>
-          <w:bCs/>
-          <w:sz w:val="16"/>
-          <w:szCs w:val="16"/>
-        </w:rPr>
-        <w:t>…….</w:t>
-      </w:r>
-      <w:proofErr w:type="gramEnd"/>
-      <w:r>
-        <w:rPr>
-          <w:rFonts w:ascii="Times New Roman" w:eastAsia="Times New Roman" w:hAnsi="Times New Roman" w:cs="Times New Roman"/>
-          <w:b/>
-          <w:bCs/>
-          <w:sz w:val="16"/>
-          <w:szCs w:val="16"/>
-        </w:rPr>
-        <w:t xml:space="preserve">SI NO </w:t>
+        <w:t xml:space="preserve">BIBERONES ……………………………………………….SI NO </w:t>
       </w:r>
     </w:p>
     <w:p>
@@ -3685,29 +3553,7 @@
           <w:sz w:val="16"/>
           <w:szCs w:val="16"/>
         </w:rPr>
-        <w:t>LÁMPARA CALOR …………………………………</w:t>
-      </w:r>
-      <w:proofErr w:type="gramStart"/>
-      <w:r>
-        <w:rPr>
-          <w:rFonts w:ascii="Times New Roman" w:eastAsia="Times New Roman" w:hAnsi="Times New Roman" w:cs="Times New Roman"/>
-          <w:b/>
-          <w:bCs/>
-          <w:sz w:val="16"/>
-          <w:szCs w:val="16"/>
-        </w:rPr>
-        <w:t>…….</w:t>
-      </w:r>
-      <w:proofErr w:type="gramEnd"/>
-      <w:r>
-        <w:rPr>
-          <w:rFonts w:ascii="Times New Roman" w:eastAsia="Times New Roman" w:hAnsi="Times New Roman" w:cs="Times New Roman"/>
-          <w:b/>
-          <w:bCs/>
-          <w:sz w:val="16"/>
-          <w:szCs w:val="16"/>
-        </w:rPr>
-        <w:t xml:space="preserve">SI NO </w:t>
+        <w:t xml:space="preserve">LÁMPARA CALOR ……………………………………….SI NO </w:t>
       </w:r>
     </w:p>
     <w:p>
@@ -3813,25 +3659,18 @@
     <w:p>
       <w:pPr>
         <w:ind w:left="3600" w:firstLine="720"/>
-        <w:rPr>
-          <w:rFonts w:ascii="Times New Roman" w:eastAsia="Times New Roman" w:hAnsi="Times New Roman" w:cs="Times New Roman"/>
-        </w:rPr>
-      </w:pPr>
-      <w:r>
-        <w:rPr>
-          <w:rFonts w:ascii="Times New Roman" w:eastAsia="Times New Roman" w:hAnsi="Times New Roman" w:cs="Times New Roman"/>
-        </w:rPr>
-        <w:t xml:space="preserve">        En Salamanca, a          de                       del 2026            </w:t>
-      </w:r>
-    </w:p>
-    <w:p/>
+      </w:pPr>
+      <w:r>
+        <w:rPr>
+          <w:rFonts w:ascii="Times New Roman" w:eastAsia="Times New Roman" w:hAnsi="Times New Roman" w:cs="Times New Roman"/>
+        </w:rPr>
+        <w:t xml:space="preserve">        En Salamanca, a          de                       del 2026         </w:t>
+      </w:r>
+    </w:p>
     <w:sectPr>
-      <w:headerReference w:type="even" r:id="rId13"/>
-      <w:headerReference w:type="default" r:id="rId14"/>
-      <w:footerReference w:type="even" r:id="rId15"/>
-      <w:footerReference w:type="default" r:id="rId16"/>
-      <w:headerReference w:type="first" r:id="rId17"/>
-      <w:footerReference w:type="first" r:id="rId18"/>
+      <w:headerReference w:type="even" r:id="rId12"/>
+      <w:headerReference w:type="default" r:id="rId13"/>
+      <w:headerReference w:type="first" r:id="rId14"/>
       <w:pgSz w:w="11909" w:h="16834"/>
       <w:pgMar w:top="1440" w:right="1440" w:bottom="1440" w:left="1440" w:header="720" w:footer="425" w:gutter="0"/>
       <w:pgNumType w:start="1"/>
@@ -3866,24 +3705,6 @@
 </w:endnotes>
 </file>
 
-<file path=word/footer1.xml><?xml version="1.0" encoding="utf-8"?>
-<w:ftr xmlns:wpc="http://schemas.microsoft.com/office/word/2010/wordprocessingCanvas" xmlns:cx="http://schemas.microsoft.com/office/drawing/2014/chartex" xmlns:cx1="http://schemas.microsoft.com/office/drawing/2015/9/8/chartex" xmlns:cx2="http://schemas.microsoft.com/office/drawing/2015/10/21/chartex" xmlns:cx3="http://schemas.microsoft.com/office/drawing/2016/5/9/chartex" xmlns:cx4="http://schemas.microsoft.com/office/drawing/2016/5/10/chartex" xmlns:cx5="http://schemas.microsoft.com/office/drawing/2016/5/11/chartex" xmlns:cx6="http://schemas.microsoft.com/office/drawing/2016/5/12/chartex" xmlns:cx7="http://schemas.microsoft.com/office/drawing/2016/5/13/chartex" xmlns:cx8="http://schemas.microsoft.com/office/drawing/2016/5/14/chartex" xmlns:mc="http://schemas.openxmlformats.org/markup-compatibility/2006" xmlns:aink="http://schemas.microsoft.com/office/drawing/2016/ink" xmlns:am3d="http://schemas.microsoft.com/office/drawing/2017/model3d" xmlns:o="urn:schemas-microsoft-com:office:office" xmlns:oel="http://schemas.microsoft.com/office/2019/extlst" xmlns:r="http://schemas.openxmlformats.org/officeDocument/2006/relationships" xmlns:m="http://schemas.openxmlformats.org/officeDocument/2006/math" xmlns:v="urn:schemas-microsoft-com:vml" xmlns:wp14="http://schemas.microsoft.com/office/word/2010/wordprocessingDrawing" xmlns:wp="http://schemas.openxmlformats.org/drawingml/2006/wordprocessingDrawing" xmlns:w10="urn:schemas-microsoft-com:office:word" xmlns:w="http://schemas.openxmlformats.org/wordprocessingml/2006/main" xmlns:w14="http://schemas.microsoft.com/office/word/2010/wordml" xmlns:w15="http://schemas.microsoft.com/office/word/2012/wordml" xmlns:w16cex="http://schemas.microsoft.com/office/word/2018/wordml/cex" xmlns:w16cid="http://schemas.microsoft.com/office/word/2016/wordml/cid" xmlns:w16="http://schemas.microsoft.com/office/word/2018/wordml" xmlns:w16sdtdh="http://schemas.microsoft.com/office/word/2020/wordml/sdtdatahash" xmlns:w16se="http://schemas.microsoft.com/office/word/2015/wordml/symex" xmlns:wpg="http://schemas.microsoft.com/office/word/2010/wordprocessingGroup" xmlns:wpi="http://schemas.microsoft.com/office/word/2010/wordprocessingInk" xmlns:wne="http://schemas.microsoft.com/office/word/2006/wordml" xmlns:wps="http://schemas.microsoft.com/office/word/2010/wordprocessingShape" mc:Ignorable="w14 w15 w16se w16cid w16 w16cex w16sdtdh wp14">
-  <w:p/>
-</w:ftr>
-</file>
-
-<file path=word/footer2.xml><?xml version="1.0" encoding="utf-8"?>
-<w:ftr xmlns:wpc="http://schemas.microsoft.com/office/word/2010/wordprocessingCanvas" xmlns:cx="http://schemas.microsoft.com/office/drawing/2014/chartex" xmlns:cx1="http://schemas.microsoft.com/office/drawing/2015/9/8/chartex" xmlns:cx2="http://schemas.microsoft.com/office/drawing/2015/10/21/chartex" xmlns:cx3="http://schemas.microsoft.com/office/drawing/2016/5/9/chartex" xmlns:cx4="http://schemas.microsoft.com/office/drawing/2016/5/10/chartex" xmlns:cx5="http://schemas.microsoft.com/office/drawing/2016/5/11/chartex" xmlns:cx6="http://schemas.microsoft.com/office/drawing/2016/5/12/chartex" xmlns:cx7="http://schemas.microsoft.com/office/drawing/2016/5/13/chartex" xmlns:cx8="http://schemas.microsoft.com/office/drawing/2016/5/14/chartex" xmlns:mc="http://schemas.openxmlformats.org/markup-compatibility/2006" xmlns:aink="http://schemas.microsoft.com/office/drawing/2016/ink" xmlns:am3d="http://schemas.microsoft.com/office/drawing/2017/model3d" xmlns:o="urn:schemas-microsoft-com:office:office" xmlns:oel="http://schemas.microsoft.com/office/2019/extlst" xmlns:r="http://schemas.openxmlformats.org/officeDocument/2006/relationships" xmlns:m="http://schemas.openxmlformats.org/officeDocument/2006/math" xmlns:v="urn:schemas-microsoft-com:vml" xmlns:wp14="http://schemas.microsoft.com/office/word/2010/wordprocessingDrawing" xmlns:wp="http://schemas.openxmlformats.org/drawingml/2006/wordprocessingDrawing" xmlns:w10="urn:schemas-microsoft-com:office:word" xmlns:w="http://schemas.openxmlformats.org/wordprocessingml/2006/main" xmlns:w14="http://schemas.microsoft.com/office/word/2010/wordml" xmlns:w15="http://schemas.microsoft.com/office/word/2012/wordml" xmlns:w16cex="http://schemas.microsoft.com/office/word/2018/wordml/cex" xmlns:w16cid="http://schemas.microsoft.com/office/word/2016/wordml/cid" xmlns:w16="http://schemas.microsoft.com/office/word/2018/wordml" xmlns:w16sdtdh="http://schemas.microsoft.com/office/word/2020/wordml/sdtdatahash" xmlns:w16se="http://schemas.microsoft.com/office/word/2015/wordml/symex" xmlns:wpg="http://schemas.microsoft.com/office/word/2010/wordprocessingGroup" xmlns:wpi="http://schemas.microsoft.com/office/word/2010/wordprocessingInk" xmlns:wne="http://schemas.microsoft.com/office/word/2006/wordml" xmlns:wps="http://schemas.microsoft.com/office/word/2010/wordprocessingShape" mc:Ignorable="w14 w15 w16se w16cid w16 w16cex w16sdtdh wp14">
-  <w:p/>
-</w:ftr>
-</file>
-
-<file path=word/footer3.xml><?xml version="1.0" encoding="utf-8"?>
-<w:ftr xmlns:wpc="http://schemas.microsoft.com/office/word/2010/wordprocessingCanvas" xmlns:cx="http://schemas.microsoft.com/office/drawing/2014/chartex" xmlns:cx1="http://schemas.microsoft.com/office/drawing/2015/9/8/chartex" xmlns:cx2="http://schemas.microsoft.com/office/drawing/2015/10/21/chartex" xmlns:cx3="http://schemas.microsoft.com/office/drawing/2016/5/9/chartex" xmlns:cx4="http://schemas.microsoft.com/office/drawing/2016/5/10/chartex" xmlns:cx5="http://schemas.microsoft.com/office/drawing/2016/5/11/chartex" xmlns:cx6="http://schemas.microsoft.com/office/drawing/2016/5/12/chartex" xmlns:cx7="http://schemas.microsoft.com/office/drawing/2016/5/13/chartex" xmlns:cx8="http://schemas.microsoft.com/office/drawing/2016/5/14/chartex" xmlns:mc="http://schemas.openxmlformats.org/markup-compatibility/2006" xmlns:aink="http://schemas.microsoft.com/office/drawing/2016/ink" xmlns:am3d="http://schemas.microsoft.com/office/drawing/2017/model3d" xmlns:o="urn:schemas-microsoft-com:office:office" xmlns:oel="http://schemas.microsoft.com/office/2019/extlst" xmlns:r="http://schemas.openxmlformats.org/officeDocument/2006/relationships" xmlns:m="http://schemas.openxmlformats.org/officeDocument/2006/math" xmlns:v="urn:schemas-microsoft-com:vml" xmlns:wp14="http://schemas.microsoft.com/office/word/2010/wordprocessingDrawing" xmlns:wp="http://schemas.openxmlformats.org/drawingml/2006/wordprocessingDrawing" xmlns:w10="urn:schemas-microsoft-com:office:word" xmlns:w="http://schemas.openxmlformats.org/wordprocessingml/2006/main" xmlns:w14="http://schemas.microsoft.com/office/word/2010/wordml" xmlns:w15="http://schemas.microsoft.com/office/word/2012/wordml" xmlns:w16cex="http://schemas.microsoft.com/office/word/2018/wordml/cex" xmlns:w16cid="http://schemas.microsoft.com/office/word/2016/wordml/cid" xmlns:w16="http://schemas.microsoft.com/office/word/2018/wordml" xmlns:w16sdtdh="http://schemas.microsoft.com/office/word/2020/wordml/sdtdatahash" xmlns:w16se="http://schemas.microsoft.com/office/word/2015/wordml/symex" xmlns:wpg="http://schemas.microsoft.com/office/word/2010/wordprocessingGroup" xmlns:wpi="http://schemas.microsoft.com/office/word/2010/wordprocessingInk" xmlns:wne="http://schemas.microsoft.com/office/word/2006/wordml" xmlns:wps="http://schemas.microsoft.com/office/word/2010/wordprocessingShape" mc:Ignorable="w14 w15 w16se w16cid w16 w16cex w16sdtdh wp14">
-  <w:p/>
-</w:ftr>
-</file>
-
 <file path=word/footnotes.xml><?xml version="1.0" encoding="utf-8"?>
 <w:footnotes xmlns:wpc="http://schemas.microsoft.com/office/word/2010/wordprocessingCanvas" xmlns:cx="http://schemas.microsoft.com/office/drawing/2014/chartex" xmlns:cx1="http://schemas.microsoft.com/office/drawing/2015/9/8/chartex" xmlns:cx2="http://schemas.microsoft.com/office/drawing/2015/10/21/chartex" xmlns:cx3="http://schemas.microsoft.com/office/drawing/2016/5/9/chartex" xmlns:cx4="http://schemas.microsoft.com/office/drawing/2016/5/10/chartex" xmlns:cx5="http://schemas.microsoft.com/office/drawing/2016/5/11/chartex" xmlns:cx6="http://schemas.microsoft.com/office/drawing/2016/5/12/chartex" xmlns:cx7="http://schemas.microsoft.com/office/drawing/2016/5/13/chartex" xmlns:cx8="http://schemas.microsoft.com/office/drawing/2016/5/14/chartex" xmlns:mc="http://schemas.openxmlformats.org/markup-compatibility/2006" xmlns:aink="http://schemas.microsoft.com/office/drawing/2016/ink" xmlns:am3d="http://schemas.microsoft.com/office/drawing/2017/model3d" xmlns:o="urn:schemas-microsoft-com:office:office" xmlns:oel="http://schemas.microsoft.com/office/2019/extlst" xmlns:r="http://schemas.openxmlformats.org/officeDocument/2006/relationships" xmlns:m="http://schemas.openxmlformats.org/officeDocument/2006/math" xmlns:v="urn:schemas-microsoft-com:vml" xmlns:wp14="http://schemas.microsoft.com/office/word/2010/wordprocessingDrawing" xmlns:wp="http://schemas.openxmlformats.org/drawingml/2006/wordprocessingDrawing" xmlns:w10="urn:schemas-microsoft-com:office:word" xmlns:w="http://schemas.openxmlformats.org/wordprocessingml/2006/main" xmlns:w14="http://schemas.microsoft.com/office/word/2010/wordml" xmlns:w15="http://schemas.microsoft.com/office/word/2012/wordml" xmlns:w16cex="http://schemas.microsoft.com/office/word/2018/wordml/cex" xmlns:w16cid="http://schemas.microsoft.com/office/word/2016/wordml/cid" xmlns:w16="http://schemas.microsoft.com/office/word/2018/wordml" xmlns:w16sdtdh="http://schemas.microsoft.com/office/word/2020/wordml/sdtdatahash" xmlns:w16se="http://schemas.microsoft.com/office/word/2015/wordml/symex" xmlns:wpg="http://schemas.microsoft.com/office/word/2010/wordprocessingGroup" xmlns:wpi="http://schemas.microsoft.com/office/word/2010/wordprocessingInk" xmlns:wne="http://schemas.microsoft.com/office/word/2006/wordml" xmlns:wps="http://schemas.microsoft.com/office/word/2010/wordprocessingShape" mc:Ignorable="w14 w15 w16se w16cid w16 w16cex w16sdtdh wp14">
   <w:footnote w:type="separator" w:id="-1">
@@ -3913,7 +3734,7 @@
 <w:hdr xmlns:wpc="http://schemas.microsoft.com/office/word/2010/wordprocessingCanvas" xmlns:cx="http://schemas.microsoft.com/office/drawing/2014/chartex" xmlns:cx1="http://schemas.microsoft.com/office/drawing/2015/9/8/chartex" xmlns:cx2="http://schemas.microsoft.com/office/drawing/2015/10/21/chartex" xmlns:cx3="http://schemas.microsoft.com/office/drawing/2016/5/9/chartex" xmlns:cx4="http://schemas.microsoft.com/office/drawing/2016/5/10/chartex" xmlns:cx5="http://schemas.microsoft.com/office/drawing/2016/5/11/chartex" xmlns:cx6="http://schemas.microsoft.com/office/drawing/2016/5/12/chartex" xmlns:cx7="http://schemas.microsoft.com/office/drawing/2016/5/13/chartex" xmlns:cx8="http://schemas.microsoft.com/office/drawing/2016/5/14/chartex" xmlns:mc="http://schemas.openxmlformats.org/markup-compatibility/2006" xmlns:aink="http://schemas.microsoft.com/office/drawing/2016/ink" xmlns:am3d="http://schemas.microsoft.com/office/drawing/2017/model3d" xmlns:o="urn:schemas-microsoft-com:office:office" xmlns:oel="http://schemas.microsoft.com/office/2019/extlst" xmlns:r="http://schemas.openxmlformats.org/officeDocument/2006/relationships" xmlns:m="http://schemas.openxmlformats.org/officeDocument/2006/math" xmlns:v="urn:schemas-microsoft-com:vml" xmlns:wp14="http://schemas.microsoft.com/office/word/2010/wordprocessingDrawing" xmlns:wp="http://schemas.openxmlformats.org/drawingml/2006/wordprocessingDrawing" xmlns:w10="urn:schemas-microsoft-com:office:word" xmlns:w="http://schemas.openxmlformats.org/wordprocessingml/2006/main" xmlns:w14="http://schemas.microsoft.com/office/word/2010/wordml" xmlns:w15="http://schemas.microsoft.com/office/word/2012/wordml" xmlns:w16cex="http://schemas.microsoft.com/office/word/2018/wordml/cex" xmlns:w16cid="http://schemas.microsoft.com/office/word/2016/wordml/cid" xmlns:w16="http://schemas.microsoft.com/office/word/2018/wordml" xmlns:w16sdtdh="http://schemas.microsoft.com/office/word/2020/wordml/sdtdatahash" xmlns:w16se="http://schemas.microsoft.com/office/word/2015/wordml/symex" xmlns:wpg="http://schemas.microsoft.com/office/word/2010/wordprocessingGroup" xmlns:wpi="http://schemas.microsoft.com/office/word/2010/wordprocessingInk" xmlns:wne="http://schemas.microsoft.com/office/word/2006/wordml" xmlns:wps="http://schemas.microsoft.com/office/word/2010/wordprocessingShape" mc:Ignorable="w14 w15 w16se w16cid w16 w16cex w16sdtdh wp14">
   <w:p>
     <w:r>
-      <w:pict w14:anchorId="688EE844">
+      <w:pict w14:anchorId="36EE1959">
         <v:shapetype id="_x0000_t75" coordsize="21600,21600" o:spt="75" o:preferrelative="t" path="m@4@5l@4@11@9@11@9@5xe" filled="f" stroked="f">
           <v:stroke joinstyle="miter"/>
           <v:formulas>
@@ -3956,7 +3777,6 @@
         <w:szCs w:val="16"/>
       </w:rPr>
     </w:pPr>
-    <w:proofErr w:type="spellStart"/>
     <w:r>
       <w:rPr>
         <w:rFonts w:ascii="Times New Roman" w:eastAsia="Times New Roman" w:hAnsi="Times New Roman" w:cs="Times New Roman"/>
@@ -3965,18 +3785,7 @@
         <w:sz w:val="28"/>
         <w:szCs w:val="28"/>
       </w:rPr>
-      <w:t>Asoc</w:t>
-    </w:r>
-    <w:proofErr w:type="spellEnd"/>
-    <w:r>
-      <w:rPr>
-        <w:rFonts w:ascii="Times New Roman" w:eastAsia="Times New Roman" w:hAnsi="Times New Roman" w:cs="Times New Roman"/>
-        <w:b/>
-        <w:bCs/>
-        <w:sz w:val="28"/>
-        <w:szCs w:val="28"/>
-      </w:rPr>
-      <w:t>. Protectora de Animales y Plantas Siempre Fiel</w:t>
+      <w:t>Asoc. Protectora de Animales y Plantas Siempre Fiel</w:t>
     </w:r>
     <w:r>
       <w:rPr>
@@ -3992,7 +3801,7 @@
         <w:noProof/>
       </w:rPr>
       <w:drawing>
-        <wp:anchor distT="0" distB="0" distL="0" distR="0" simplePos="0" relativeHeight="251656704" behindDoc="1" locked="0" layoutInCell="1" hidden="0" allowOverlap="1" wp14:anchorId="4D7163DA" wp14:editId="1210724C">
+        <wp:anchor distT="0" distB="0" distL="0" distR="0" simplePos="0" relativeHeight="251656704" behindDoc="1" locked="0" layoutInCell="1" hidden="0" allowOverlap="1" wp14:anchorId="674F494A" wp14:editId="67BB938B">
           <wp:simplePos x="0" y="0"/>
           <wp:positionH relativeFrom="column">
             <wp:posOffset>5124450</wp:posOffset>
@@ -4201,7 +4010,7 @@
 <w:hdr xmlns:wpc="http://schemas.microsoft.com/office/word/2010/wordprocessingCanvas" xmlns:cx="http://schemas.microsoft.com/office/drawing/2014/chartex" xmlns:cx1="http://schemas.microsoft.com/office/drawing/2015/9/8/chartex" xmlns:cx2="http://schemas.microsoft.com/office/drawing/2015/10/21/chartex" xmlns:cx3="http://schemas.microsoft.com/office/drawing/2016/5/9/chartex" xmlns:cx4="http://schemas.microsoft.com/office/drawing/2016/5/10/chartex" xmlns:cx5="http://schemas.microsoft.com/office/drawing/2016/5/11/chartex" xmlns:cx6="http://schemas.microsoft.com/office/drawing/2016/5/12/chartex" xmlns:cx7="http://schemas.microsoft.com/office/drawing/2016/5/13/chartex" xmlns:cx8="http://schemas.microsoft.com/office/drawing/2016/5/14/chartex" xmlns:mc="http://schemas.openxmlformats.org/markup-compatibility/2006" xmlns:aink="http://schemas.microsoft.com/office/drawing/2016/ink" xmlns:am3d="http://schemas.microsoft.com/office/drawing/2017/model3d" xmlns:o="urn:schemas-microsoft-com:office:office" xmlns:oel="http://schemas.microsoft.com/office/2019/extlst" xmlns:r="http://schemas.openxmlformats.org/officeDocument/2006/relationships" xmlns:m="http://schemas.openxmlformats.org/officeDocument/2006/math" xmlns:v="urn:schemas-microsoft-com:vml" xmlns:wp14="http://schemas.microsoft.com/office/word/2010/wordprocessingDrawing" xmlns:wp="http://schemas.openxmlformats.org/drawingml/2006/wordprocessingDrawing" xmlns:w10="urn:schemas-microsoft-com:office:word" xmlns:w="http://schemas.openxmlformats.org/wordprocessingml/2006/main" xmlns:w14="http://schemas.microsoft.com/office/word/2010/wordml" xmlns:w15="http://schemas.microsoft.com/office/word/2012/wordml" xmlns:w16cex="http://schemas.microsoft.com/office/word/2018/wordml/cex" xmlns:w16cid="http://schemas.microsoft.com/office/word/2016/wordml/cid" xmlns:w16="http://schemas.microsoft.com/office/word/2018/wordml" xmlns:w16sdtdh="http://schemas.microsoft.com/office/word/2020/wordml/sdtdatahash" xmlns:w16se="http://schemas.microsoft.com/office/word/2015/wordml/symex" xmlns:wpg="http://schemas.microsoft.com/office/word/2010/wordprocessingGroup" xmlns:wpi="http://schemas.microsoft.com/office/word/2010/wordprocessingInk" xmlns:wne="http://schemas.microsoft.com/office/word/2006/wordml" xmlns:wps="http://schemas.microsoft.com/office/word/2010/wordprocessingShape" mc:Ignorable="w14 w15 w16se w16cid w16 w16cex w16sdtdh wp14">
   <w:p>
     <w:r>
-      <w:pict w14:anchorId="1BFD87C2">
+      <w:pict w14:anchorId="22181869">
         <v:shapetype id="_x0000_t75" coordsize="21600,21600" o:spt="75" o:preferrelative="t" path="m@4@5l@4@11@9@11@9@5xe" filled="f" stroked="f">
           <v:stroke joinstyle="miter"/>
           <v:formulas>
@@ -4234,9 +4043,9 @@
 <file path=word/numbering.xml><?xml version="1.0" encoding="utf-8"?>
 <w:numbering xmlns:wpc="http://schemas.microsoft.com/office/word/2010/wordprocessingCanvas" xmlns:cx="http://schemas.microsoft.com/office/drawing/2014/chartex" xmlns:cx1="http://schemas.microsoft.com/office/drawing/2015/9/8/chartex" xmlns:cx2="http://schemas.microsoft.com/office/drawing/2015/10/21/chartex" xmlns:cx3="http://schemas.microsoft.com/office/drawing/2016/5/9/chartex" xmlns:cx4="http://schemas.microsoft.com/office/drawing/2016/5/10/chartex" xmlns:cx5="http://schemas.microsoft.com/office/drawing/2016/5/11/chartex" xmlns:cx6="http://schemas.microsoft.com/office/drawing/2016/5/12/chartex" xmlns:cx7="http://schemas.microsoft.com/office/drawing/2016/5/13/chartex" xmlns:cx8="http://schemas.microsoft.com/office/drawing/2016/5/14/chartex" xmlns:mc="http://schemas.openxmlformats.org/markup-compatibility/2006" xmlns:aink="http://schemas.microsoft.com/office/drawing/2016/ink" xmlns:am3d="http://schemas.microsoft.com/office/drawing/2017/model3d" xmlns:o="urn:schemas-microsoft-com:office:office" xmlns:oel="http://schemas.microsoft.com/office/2019/extlst" xmlns:r="http://schemas.openxmlformats.org/officeDocument/2006/relationships" xmlns:m="http://schemas.openxmlformats.org/officeDocument/2006/math" xmlns:v="urn:schemas-microsoft-com:vml" xmlns:wp14="http://schemas.microsoft.com/office/word/2010/wordprocessingDrawing" xmlns:wp="http://schemas.openxmlformats.org/drawingml/2006/wordprocessingDrawing" xmlns:w10="urn:schemas-microsoft-com:office:word" xmlns:w="http://schemas.openxmlformats.org/wordprocessingml/2006/main" xmlns:w14="http://schemas.microsoft.com/office/word/2010/wordml" xmlns:w15="http://schemas.microsoft.com/office/word/2012/wordml" xmlns:w16cex="http://schemas.microsoft.com/office/word/2018/wordml/cex" xmlns:w16cid="http://schemas.microsoft.com/office/word/2016/wordml/cid" xmlns:w16="http://schemas.microsoft.com/office/word/2018/wordml" xmlns:w16sdtdh="http://schemas.microsoft.com/office/word/2020/wordml/sdtdatahash" xmlns:w16se="http://schemas.microsoft.com/office/word/2015/wordml/symex" xmlns:wpg="http://schemas.microsoft.com/office/word/2010/wordprocessingGroup" xmlns:wpi="http://schemas.microsoft.com/office/word/2010/wordprocessingInk" xmlns:wne="http://schemas.microsoft.com/office/word/2006/wordml" xmlns:wps="http://schemas.microsoft.com/office/word/2010/wordprocessingShape" mc:Ignorable="w14 w15 w16se w16cid w16 w16cex w16sdtdh wp14">
   <w:abstractNum w:abstractNumId="0" w15:restartNumberingAfterBreak="0">
-    <w:nsid w:val="109A1D5A"/>
+    <w:nsid w:val="047775AA"/>
     <w:multiLevelType w:val="multilevel"/>
-    <w:tmpl w:val="63A087EA"/>
+    <w:tmpl w:val="7CF40AAA"/>
     <w:lvl w:ilvl="0">
       <w:start w:val="1"/>
       <w:numFmt w:val="bullet"/>
@@ -4347,9 +4156,9 @@
     </w:lvl>
   </w:abstractNum>
   <w:abstractNum w:abstractNumId="1" w15:restartNumberingAfterBreak="0">
-    <w:nsid w:val="764D3EFB"/>
+    <w:nsid w:val="4EFF5BEF"/>
     <w:multiLevelType w:val="multilevel"/>
-    <w:tmpl w:val="AA787258"/>
+    <w:tmpl w:val="335829AA"/>
     <w:lvl w:ilvl="0">
       <w:start w:val="1"/>
       <w:numFmt w:val="bullet"/>
@@ -4462,10 +4271,10 @@
       </w:rPr>
     </w:lvl>
   </w:abstractNum>
-  <w:num w:numId="1" w16cid:durableId="1084258363">
+  <w:num w:numId="1" w16cid:durableId="944657787">
     <w:abstractNumId w:val="0"/>
   </w:num>
-  <w:num w:numId="2" w16cid:durableId="1321613005">
+  <w:num w:numId="2" w16cid:durableId="2140605027">
     <w:abstractNumId w:val="1"/>
   </w:num>
 </w:numbering>
@@ -5509,7 +5318,7 @@
 </file>
 
 <file path=customXml/itemProps1.xml><?xml version="1.0" encoding="utf-8"?>
-<ds:datastoreItem xmlns:ds="http://schemas.openxmlformats.org/officeDocument/2006/customXml" ds:itemID="{37EFB915-CDCE-488F-BCC9-82AB71691BA4}">
+<ds:datastoreItem xmlns:ds="http://schemas.openxmlformats.org/officeDocument/2006/customXml" ds:itemID="{44EBE2B0-03A8-4842-A6FE-69F5042D89A2}">
   <ds:schemaRefs>
     <ds:schemaRef ds:uri="http://schemas.openxmlformats.org/officeDocument/2006/bibliography"/>
   </ds:schemaRefs>
